--- a/Documents/Paper _ HHO _ Gravity _ Roozbahany.docx
+++ b/Documents/Paper _ HHO _ Gravity _ Roozbahany.docx
@@ -1811,10 +1811,8 @@
         <w:ind w:left="0"/>
         <w:rPr>
           <w:b/>
-          <w:bCs/>
-          <w:sz w:val="28"/>
-          <w:szCs w:val="30"/>
-          <w:rtl/>
+          <w:spacing w:val="-1"/>
+          <w:sz w:val="22"/>
         </w:rPr>
       </w:pPr>
       <w:r>
@@ -1833,51 +1831,64 @@
           <w:sz w:val="28"/>
           <w:szCs w:val="30"/>
         </w:rPr>
-        <w:t xml:space="preserve"> …</w:t>
-      </w:r>
-    </w:p>
-    <w:p>
-      <w:pPr>
-        <w:pStyle w:val="a1"/>
-        <w:ind w:left="0"/>
-        <w:rPr>
-          <w:rtl/>
-        </w:rPr>
-      </w:pPr>
-    </w:p>
-    <w:p>
-      <w:pPr>
-        <w:bidi w:val="0"/>
-        <w:spacing w:line="199" w:lineRule="exact"/>
-        <w:jc w:val="center"/>
-        <w:rPr>
-          <w:rFonts w:asciiTheme="majorBidi" w:hAnsiTheme="majorBidi" w:cstheme="majorBidi"/>
-          <w:b/>
-          <w:sz w:val="22"/>
-        </w:rPr>
-      </w:pPr>
-      <w:r>
-        <w:rPr>
-          <w:rFonts w:asciiTheme="majorBidi" w:hAnsiTheme="majorBidi" w:cstheme="majorBidi"/>
+        <w:t xml:space="preserve"> </w:t>
+      </w:r>
+      <w:r>
+        <w:rPr>
           <w:b/>
           <w:bCs/>
           <w:sz w:val="28"/>
-          <w:szCs w:val="28"/>
-        </w:rPr>
-        <w:t>Nonlinear Inversion of Gravity Anomaly Data for Estimating Buried Sphere Parameters Using Harris Hawks Optimization (HHO)</w:t>
-      </w:r>
-    </w:p>
-    <w:p>
-      <w:pPr>
-        <w:bidi w:val="0"/>
-        <w:spacing w:line="199" w:lineRule="exact"/>
-        <w:jc w:val="center"/>
+          <w:szCs w:val="30"/>
+        </w:rPr>
+        <w:t>Data</w:t>
+      </w:r>
+      <w:r>
         <w:rPr>
           <w:b/>
-          <w:spacing w:val="-1"/>
-          <w:sz w:val="22"/>
-        </w:rPr>
-      </w:pPr>
+          <w:bCs/>
+          <w:sz w:val="28"/>
+          <w:szCs w:val="30"/>
+        </w:rPr>
+        <w:t xml:space="preserve"> for </w:t>
+      </w:r>
+      <w:proofErr w:type="spellStart"/>
+      <w:r>
+        <w:rPr>
+          <w:b/>
+          <w:bCs/>
+          <w:sz w:val="28"/>
+          <w:szCs w:val="30"/>
+        </w:rPr>
+        <w:t>Estmating</w:t>
+      </w:r>
+      <w:proofErr w:type="spellEnd"/>
+      <w:r>
+        <w:rPr>
+          <w:b/>
+          <w:bCs/>
+          <w:sz w:val="28"/>
+          <w:szCs w:val="30"/>
+        </w:rPr>
+        <w:t xml:space="preserve"> Buried Sphere </w:t>
+      </w:r>
+      <w:r>
+        <w:rPr>
+          <w:b/>
+          <w:bCs/>
+          <w:sz w:val="28"/>
+          <w:szCs w:val="30"/>
+        </w:rPr>
+        <w:t>Paramete</w:t>
+      </w:r>
+      <w:r>
+        <w:rPr>
+          <w:b/>
+          <w:bCs/>
+          <w:sz w:val="28"/>
+          <w:szCs w:val="30"/>
+        </w:rPr>
+        <w:t>rs Using Harris Hawks Optimization (HHO)</w:t>
+      </w:r>
     </w:p>
     <w:p>
       <w:pPr>
@@ -2305,108 +2316,108 @@
           <w:rtl/>
           <w:lang w:bidi="fa-IR"/>
         </w:rPr>
+        <w:t xml:space="preserve"> چگالی) از روی میدان ناهنجاری، نقشی بنیادین در ژئوفیزیک اکتشافی دارد [1, 2]. مدل «کره مدفون» به دلیل تقارن شعاعی و تطابق ساختاری بالا با توده‌های متمرکز، به عنوان مدل مرجع در ارزیابی روش‌های وارون‌سازی به کار می‌رود [4]. با این وجود، وارون‌سازی داده‌های گرانی‌سنجی به دلیل ادغام فضایی میدان پتانسیل، </w:t>
+      </w:r>
+      <w:proofErr w:type="spellStart"/>
+      <w:r>
+        <w:rPr>
+          <w:rtl/>
+          <w:lang w:bidi="fa-IR"/>
+        </w:rPr>
+        <w:t>مسئله‌ای</w:t>
+      </w:r>
+      <w:proofErr w:type="spellEnd"/>
+      <w:r>
+        <w:rPr>
+          <w:rtl/>
+          <w:lang w:bidi="fa-IR"/>
+        </w:rPr>
         <w:t xml:space="preserve"> </w:t>
       </w:r>
+      <w:proofErr w:type="spellStart"/>
+      <w:r>
+        <w:rPr>
+          <w:rtl/>
+          <w:lang w:bidi="fa-IR"/>
+        </w:rPr>
+        <w:t>غیرخطی</w:t>
+      </w:r>
+      <w:proofErr w:type="spellEnd"/>
+      <w:r>
+        <w:rPr>
+          <w:rtl/>
+          <w:lang w:bidi="fa-IR"/>
+        </w:rPr>
+        <w:t xml:space="preserve"> و ذاتاً </w:t>
+      </w:r>
+      <w:proofErr w:type="spellStart"/>
+      <w:r>
+        <w:rPr>
+          <w:rtl/>
+          <w:lang w:bidi="fa-IR"/>
+        </w:rPr>
+        <w:t>بدنهاد</w:t>
+      </w:r>
+      <w:proofErr w:type="spellEnd"/>
+      <w:r>
+        <w:rPr>
+          <w:rtl/>
+          <w:lang w:bidi="fa-IR"/>
+        </w:rPr>
+        <w:t xml:space="preserve"> (</w:t>
+      </w:r>
+      <w:r>
+        <w:rPr>
+          <w:lang w:bidi="fa-IR"/>
+        </w:rPr>
+        <w:t>Ill-posed</w:t>
+      </w:r>
+      <w:r>
+        <w:rPr>
+          <w:rtl/>
+          <w:lang w:bidi="fa-IR"/>
+        </w:rPr>
+        <w:t xml:space="preserve">) است که با چالش </w:t>
+      </w:r>
+      <w:proofErr w:type="spellStart"/>
+      <w:r>
+        <w:rPr>
+          <w:rtl/>
+          <w:lang w:bidi="fa-IR"/>
+        </w:rPr>
+        <w:t>چندپاسخی</w:t>
+      </w:r>
+      <w:proofErr w:type="spellEnd"/>
+      <w:r>
+        <w:rPr>
+          <w:rtl/>
+          <w:lang w:bidi="fa-IR"/>
+        </w:rPr>
+        <w:t xml:space="preserve"> و عدم </w:t>
+      </w:r>
+      <w:proofErr w:type="spellStart"/>
+      <w:r>
+        <w:rPr>
+          <w:rtl/>
+          <w:lang w:bidi="fa-IR"/>
+        </w:rPr>
+        <w:t>یکتایی</w:t>
+      </w:r>
+      <w:proofErr w:type="spellEnd"/>
+      <w:r>
+        <w:rPr>
+          <w:rtl/>
+          <w:lang w:bidi="fa-IR"/>
+        </w:rPr>
+        <w:t xml:space="preserve"> شدید مواجه می‌باشد </w:t>
+      </w:r>
       <w:r>
         <w:rPr>
           <w:rtl/>
           <w:lang w:bidi="fa-IR"/>
         </w:rPr>
         <w:lastRenderedPageBreak/>
-        <w:t xml:space="preserve">چگالی) از روی میدان ناهنجاری، نقشی بنیادین در ژئوفیزیک اکتشافی دارد [1, 2]. مدل «کره مدفون» به دلیل تقارن شعاعی و تطابق ساختاری بالا با توده‌های متمرکز، به عنوان مدل مرجع در ارزیابی روش‌های وارون‌سازی به کار می‌رود [4]. با این وجود، وارون‌سازی داده‌های گرانی‌سنجی به دلیل ادغام فضایی میدان پتانسیل، </w:t>
-      </w:r>
-      <w:proofErr w:type="spellStart"/>
-      <w:r>
-        <w:rPr>
-          <w:rtl/>
-          <w:lang w:bidi="fa-IR"/>
-        </w:rPr>
-        <w:t>مسئله‌ای</w:t>
-      </w:r>
-      <w:proofErr w:type="spellEnd"/>
-      <w:r>
-        <w:rPr>
-          <w:rtl/>
-          <w:lang w:bidi="fa-IR"/>
-        </w:rPr>
-        <w:t xml:space="preserve"> </w:t>
-      </w:r>
-      <w:proofErr w:type="spellStart"/>
-      <w:r>
-        <w:rPr>
-          <w:rtl/>
-          <w:lang w:bidi="fa-IR"/>
-        </w:rPr>
-        <w:t>غیرخطی</w:t>
-      </w:r>
-      <w:proofErr w:type="spellEnd"/>
-      <w:r>
-        <w:rPr>
-          <w:rtl/>
-          <w:lang w:bidi="fa-IR"/>
-        </w:rPr>
-        <w:t xml:space="preserve"> و ذاتاً </w:t>
-      </w:r>
-      <w:proofErr w:type="spellStart"/>
-      <w:r>
-        <w:rPr>
-          <w:rtl/>
-          <w:lang w:bidi="fa-IR"/>
-        </w:rPr>
-        <w:t>بدنهاد</w:t>
-      </w:r>
-      <w:proofErr w:type="spellEnd"/>
-      <w:r>
-        <w:rPr>
-          <w:rtl/>
-          <w:lang w:bidi="fa-IR"/>
-        </w:rPr>
-        <w:t xml:space="preserve"> (</w:t>
-      </w:r>
-      <w:r>
-        <w:rPr>
-          <w:lang w:bidi="fa-IR"/>
-        </w:rPr>
-        <w:t>Ill-posed</w:t>
-      </w:r>
-      <w:r>
-        <w:rPr>
-          <w:rtl/>
-          <w:lang w:bidi="fa-IR"/>
-        </w:rPr>
-        <w:t xml:space="preserve">) است که با چالش </w:t>
-      </w:r>
-      <w:proofErr w:type="spellStart"/>
-      <w:r>
-        <w:rPr>
-          <w:rtl/>
-          <w:lang w:bidi="fa-IR"/>
-        </w:rPr>
-        <w:t>چندپاسخی</w:t>
-      </w:r>
-      <w:proofErr w:type="spellEnd"/>
-      <w:r>
-        <w:rPr>
-          <w:rtl/>
-          <w:lang w:bidi="fa-IR"/>
-        </w:rPr>
-        <w:t xml:space="preserve"> و عدم </w:t>
-      </w:r>
-      <w:proofErr w:type="spellStart"/>
-      <w:r>
-        <w:rPr>
-          <w:rtl/>
-          <w:lang w:bidi="fa-IR"/>
-        </w:rPr>
-        <w:t>یکتایی</w:t>
-      </w:r>
-      <w:proofErr w:type="spellEnd"/>
-      <w:r>
-        <w:rPr>
-          <w:rtl/>
-          <w:lang w:bidi="fa-IR"/>
-        </w:rPr>
-        <w:t xml:space="preserve"> شدید مواجه می‌باشد [5]. </w:t>
+        <w:t xml:space="preserve">[5]. </w:t>
       </w:r>
       <w:proofErr w:type="spellStart"/>
       <w:r>
@@ -6037,7 +6048,6 @@
           <w:szCs w:val="24"/>
           <w:rtl/>
         </w:rPr>
-        <w:lastRenderedPageBreak/>
         <w:t>۲-۲. فرمول‌بندی تابع هدف وارون‌سازی</w:t>
       </w:r>
     </w:p>
@@ -6063,6 +6073,7 @@
           <w:rtl/>
           <w:lang w:bidi="fa-IR"/>
         </w:rPr>
+        <w:lastRenderedPageBreak/>
         <w:t xml:space="preserve">     </w:t>
       </w:r>
       <w:r>
@@ -6652,15 +6663,7 @@
                                   <w:szCs w:val="22"/>
                                   <w:lang w:bidi="fa-IR"/>
                                 </w:rPr>
-                                <m:t>i</m:t>
-                              </m:r>
-                              <m:r>
-                                <w:rPr>
-                                  <w:rFonts w:ascii="Cambria Math" w:hAnsi="Cambria Math"/>
-                                  <w:szCs w:val="22"/>
-                                  <w:lang w:bidi="fa-IR"/>
-                                </w:rPr>
-                                <m:t>=1</m:t>
+                                <m:t>i=1</m:t>
                               </m:r>
                             </m:sub>
                             <m:sup>
@@ -8113,18 +8116,7 @@
                                         <w:szCs w:val="22"/>
                                         <w:lang w:bidi="fa-IR"/>
                                       </w:rPr>
-                                      <m:t>-</m:t>
-                                    </m:r>
-                                    <m:r>
-                                      <m:rPr>
-                                        <m:sty m:val="p"/>
-                                      </m:rPr>
-                                      <w:rPr>
-                                        <w:rFonts w:ascii="Cambria Math" w:hAnsi="Cambria Math"/>
-                                        <w:szCs w:val="22"/>
-                                        <w:lang w:bidi="fa-IR"/>
-                                      </w:rPr>
-                                      <m:t>2</m:t>
+                                      <m:t>-2</m:t>
                                     </m:r>
                                     <m:sSub>
                                       <m:sSubPr>
@@ -9231,7 +9223,7 @@
             <m:ctrlPr>
               <w:rPr>
                 <w:rFonts w:ascii="Cambria Math" w:hAnsi="Cambria Math"/>
-                <w:bCs w:val="0"/>
+                <w:b/>
                 <w:sz w:val="20"/>
                 <w:szCs w:val="22"/>
                 <w:lang w:bidi="fa-IR"/>
@@ -9240,6 +9232,9 @@
           </m:sSubPr>
           <m:e>
             <m:r>
+              <m:rPr>
+                <m:sty m:val="bi"/>
+              </m:rPr>
               <w:rPr>
                 <w:rFonts w:ascii="Cambria Math" w:hAnsi="Cambria Math"/>
                 <w:sz w:val="20"/>
@@ -9251,6 +9246,9 @@
           </m:e>
           <m:sub>
             <m:r>
+              <m:rPr>
+                <m:sty m:val="bi"/>
+              </m:rPr>
               <w:rPr>
                 <w:rFonts w:ascii="Cambria Math" w:hAnsi="Cambria Math"/>
                 <w:sz w:val="20"/>
@@ -9266,7 +9264,7 @@
             <m:ctrlPr>
               <w:rPr>
                 <w:rFonts w:ascii="Cambria Math" w:hAnsi="Cambria Math"/>
-                <w:bCs w:val="0"/>
+                <w:b/>
                 <w:sz w:val="20"/>
                 <w:szCs w:val="22"/>
                 <w:lang w:bidi="fa-IR"/>
@@ -9275,6 +9273,9 @@
           </m:dPr>
           <m:e>
             <m:r>
+              <m:rPr>
+                <m:sty m:val="bi"/>
+              </m:rPr>
               <w:rPr>
                 <w:rFonts w:ascii="Cambria Math" w:hAnsi="Cambria Math"/>
                 <w:sz w:val="20"/>
@@ -18684,18 +18685,7 @@
                     <w:sz w:val="20"/>
                     <w:lang w:bidi="fa-IR"/>
                   </w:rPr>
-                  <m:t>±</m:t>
-                </m:r>
-                <m:r>
-                  <m:rPr>
-                    <m:sty m:val="bi"/>
-                  </m:rPr>
-                  <w:rPr>
-                    <w:rFonts w:ascii="Cambria Math" w:hAnsi="Cambria Math"/>
-                    <w:sz w:val="20"/>
-                    <w:lang w:bidi="fa-IR"/>
-                  </w:rPr>
-                  <m:t>σ</m:t>
+                  <m:t>±σ</m:t>
                 </m:r>
                 <m:r>
                   <m:rPr>
@@ -19873,7 +19863,7 @@
           <w:rtl/>
           <w:lang w:bidi="fa-IR"/>
         </w:rPr>
-        <w:t xml:space="preserve"> تطابق داده‌های برآوردی با </w:t>
+        <w:t xml:space="preserve"> تطابق </w:t>
       </w:r>
       <w:proofErr w:type="spellStart"/>
       <w:r>
@@ -19889,6 +19879,22 @@
           <w:rtl/>
           <w:lang w:bidi="fa-IR"/>
         </w:rPr>
+        <w:t xml:space="preserve"> برآوردی با </w:t>
+      </w:r>
+      <w:proofErr w:type="spellStart"/>
+      <w:r>
+        <w:rPr>
+          <w:rtl/>
+          <w:lang w:bidi="fa-IR"/>
+        </w:rPr>
+        <w:t>داده‌های</w:t>
+      </w:r>
+      <w:proofErr w:type="spellEnd"/>
+      <w:r>
+        <w:rPr>
+          <w:rtl/>
+          <w:lang w:bidi="fa-IR"/>
+        </w:rPr>
         <w:t xml:space="preserve"> </w:t>
       </w:r>
       <w:proofErr w:type="spellStart"/>
@@ -19969,7 +19975,23 @@
           <w:rtl/>
           <w:lang w:bidi="fa-IR"/>
         </w:rPr>
-        <w:t xml:space="preserve"> می‌شوند، ساختار </w:t>
+        <w:t xml:space="preserve"> </w:t>
+      </w:r>
+      <w:proofErr w:type="spellStart"/>
+      <w:r>
+        <w:rPr>
+          <w:rtl/>
+          <w:lang w:bidi="fa-IR"/>
+        </w:rPr>
+        <w:t>می‌شوند</w:t>
+      </w:r>
+      <w:proofErr w:type="spellEnd"/>
+      <w:r>
+        <w:rPr>
+          <w:rtl/>
+          <w:lang w:bidi="fa-IR"/>
+        </w:rPr>
+        <w:t xml:space="preserve">، ساختار </w:t>
       </w:r>
       <w:proofErr w:type="spellStart"/>
       <w:r>
@@ -20609,7 +20631,23 @@
           <w:rtl/>
           <w:lang w:bidi="fa-IR"/>
         </w:rPr>
-        <w:t xml:space="preserve"> است؛ در داده‌های واقعی، عدم حذف دقیق اثرات </w:t>
+        <w:t xml:space="preserve"> است؛ در </w:t>
+      </w:r>
+      <w:proofErr w:type="spellStart"/>
+      <w:r>
+        <w:rPr>
+          <w:rtl/>
+          <w:lang w:bidi="fa-IR"/>
+        </w:rPr>
+        <w:t>داده‌های</w:t>
+      </w:r>
+      <w:proofErr w:type="spellEnd"/>
+      <w:r>
+        <w:rPr>
+          <w:rtl/>
+          <w:lang w:bidi="fa-IR"/>
+        </w:rPr>
+        <w:t xml:space="preserve"> واقعی، عدم حذف دقیق اثرات </w:t>
       </w:r>
       <w:proofErr w:type="spellStart"/>
       <w:r>

--- a/Documents/Paper _ HHO _ Gravity _ Roozbahany.docx
+++ b/Documents/Paper _ HHO _ Gravity _ Roozbahany.docx
@@ -17324,6 +17324,16 @@
       </w:pPr>
       <w:r>
         <w:rPr>
+          <w:rFonts w:hint="cs"/>
+          <w:bCs w:val="0"/>
+          <w:sz w:val="20"/>
+          <w:szCs w:val="22"/>
+          <w:rtl/>
+        </w:rPr>
+        <w:t xml:space="preserve">     </w:t>
+      </w:r>
+      <w:r>
+        <w:rPr>
           <w:bCs w:val="0"/>
           <w:sz w:val="20"/>
           <w:szCs w:val="22"/>
@@ -17905,6 +17915,16 @@
           <w:lang w:bidi="fa-IR"/>
         </w:rPr>
       </w:pPr>
+      <w:r>
+        <w:rPr>
+          <w:rFonts w:hint="cs"/>
+          <w:bCs w:val="0"/>
+          <w:sz w:val="20"/>
+          <w:szCs w:val="22"/>
+          <w:rtl/>
+        </w:rPr>
+        <w:t xml:space="preserve">     </w:t>
+      </w:r>
       <w:r>
         <w:rPr>
           <w:bCs w:val="0"/>
@@ -19773,6 +19793,14 @@
           <w:lang w:bidi="fa-IR"/>
         </w:rPr>
       </w:pPr>
+      <w:r>
+        <w:rPr>
+          <w:rFonts w:hint="cs"/>
+          <w:rtl/>
+          <w:lang w:bidi="fa-IR"/>
+        </w:rPr>
+        <w:t xml:space="preserve">     </w:t>
+      </w:r>
       <w:proofErr w:type="spellStart"/>
       <w:r>
         <w:rPr>
@@ -19803,7 +19831,23 @@
           <w:rtl/>
           <w:lang w:bidi="fa-IR"/>
         </w:rPr>
-        <w:t xml:space="preserve"> گرانی‌سنجی با الگوریتم شاهین هریس (</w:t>
+        <w:t xml:space="preserve"> </w:t>
+      </w:r>
+      <w:proofErr w:type="spellStart"/>
+      <w:r>
+        <w:rPr>
+          <w:rtl/>
+          <w:lang w:bidi="fa-IR"/>
+        </w:rPr>
+        <w:t>گرانی‌سنجی</w:t>
+      </w:r>
+      <w:proofErr w:type="spellEnd"/>
+      <w:r>
+        <w:rPr>
+          <w:rtl/>
+          <w:lang w:bidi="fa-IR"/>
+        </w:rPr>
+        <w:t xml:space="preserve"> با الگوریتم شاهین هریس (</w:t>
       </w:r>
       <w:r>
         <w:rPr>
@@ -20698,10 +20742,3559 @@
         <w:t xml:space="preserve"> به عنوان منبع خطای سیستماتیک بر برآورد ضریب دامنه اثر بگذارد.</w:t>
       </w:r>
     </w:p>
+    <w:p>
+      <w:pPr>
+        <w:rPr>
+          <w:b/>
+          <w:bCs/>
+          <w:lang w:bidi="fa-IR"/>
+        </w:rPr>
+      </w:pPr>
+      <w:r>
+        <w:rPr>
+          <w:rFonts w:hint="cs"/>
+          <w:b/>
+          <w:bCs/>
+          <w:rtl/>
+          <w:lang w:bidi="fa-IR"/>
+        </w:rPr>
+        <w:t>5.</w:t>
+      </w:r>
+      <w:r>
+        <w:rPr>
+          <w:b/>
+          <w:bCs/>
+          <w:rtl/>
+          <w:lang w:bidi="fa-IR"/>
+        </w:rPr>
+        <w:t xml:space="preserve"> ارزیابی کارایی روش بر روی </w:t>
+      </w:r>
+      <w:proofErr w:type="spellStart"/>
+      <w:r>
+        <w:rPr>
+          <w:b/>
+          <w:bCs/>
+          <w:rtl/>
+          <w:lang w:bidi="fa-IR"/>
+        </w:rPr>
+        <w:t>داده‌های</w:t>
+      </w:r>
+      <w:proofErr w:type="spellEnd"/>
+      <w:r>
+        <w:rPr>
+          <w:b/>
+          <w:bCs/>
+          <w:rtl/>
+          <w:lang w:bidi="fa-IR"/>
+        </w:rPr>
+        <w:t xml:space="preserve"> واقعی میدانی (مطالعه موردی: منطقه </w:t>
+      </w:r>
+      <w:proofErr w:type="spellStart"/>
+      <w:r>
+        <w:rPr>
+          <w:b/>
+          <w:bCs/>
+          <w:rtl/>
+          <w:lang w:bidi="fa-IR"/>
+        </w:rPr>
+        <w:t>دیزج</w:t>
+      </w:r>
+      <w:proofErr w:type="spellEnd"/>
+      <w:r>
+        <w:rPr>
+          <w:b/>
+          <w:bCs/>
+          <w:rtl/>
+          <w:lang w:bidi="fa-IR"/>
+        </w:rPr>
+        <w:t xml:space="preserve"> </w:t>
+      </w:r>
+      <w:proofErr w:type="spellStart"/>
+      <w:r>
+        <w:rPr>
+          <w:b/>
+          <w:bCs/>
+          <w:rtl/>
+          <w:lang w:bidi="fa-IR"/>
+        </w:rPr>
+        <w:t>نقده</w:t>
+      </w:r>
+      <w:proofErr w:type="spellEnd"/>
+      <w:r>
+        <w:rPr>
+          <w:b/>
+          <w:bCs/>
+          <w:rtl/>
+          <w:lang w:bidi="fa-IR"/>
+        </w:rPr>
+        <w:t>)</w:t>
+      </w:r>
+    </w:p>
+    <w:p>
+      <w:pPr>
+        <w:rPr>
+          <w:rtl/>
+          <w:lang w:bidi="fa-IR"/>
+        </w:rPr>
+      </w:pPr>
+      <w:r>
+        <w:rPr>
+          <w:rFonts w:hint="cs"/>
+          <w:rtl/>
+          <w:lang w:bidi="fa-IR"/>
+        </w:rPr>
+        <w:t xml:space="preserve">     </w:t>
+      </w:r>
+      <w:proofErr w:type="spellStart"/>
+      <w:r>
+        <w:rPr>
+          <w:rtl/>
+          <w:lang w:bidi="fa-IR"/>
+        </w:rPr>
+        <w:t>به‌منظور</w:t>
+      </w:r>
+      <w:proofErr w:type="spellEnd"/>
+      <w:r>
+        <w:rPr>
+          <w:rtl/>
+          <w:lang w:bidi="fa-IR"/>
+        </w:rPr>
+        <w:t xml:space="preserve"> سنجش عملکرد </w:t>
+      </w:r>
+      <w:proofErr w:type="spellStart"/>
+      <w:r>
+        <w:rPr>
+          <w:rtl/>
+          <w:lang w:bidi="fa-IR"/>
+        </w:rPr>
+        <w:t>الگوریتم</w:t>
+      </w:r>
+      <w:proofErr w:type="spellEnd"/>
+      <w:r>
+        <w:rPr>
+          <w:rtl/>
+          <w:lang w:bidi="fa-IR"/>
+        </w:rPr>
+        <w:t xml:space="preserve"> شاهین هریس (</w:t>
+      </w:r>
+      <w:r>
+        <w:rPr>
+          <w:lang w:bidi="fa-IR"/>
+        </w:rPr>
+        <w:t>HHO</w:t>
+      </w:r>
+      <w:r>
+        <w:rPr>
+          <w:rtl/>
+          <w:lang w:bidi="fa-IR"/>
+        </w:rPr>
+        <w:t xml:space="preserve">) در شرایط واقعی محیطی و ارزیابی پایداری آن در حضور </w:t>
+      </w:r>
+      <w:proofErr w:type="spellStart"/>
+      <w:r>
+        <w:rPr>
+          <w:rtl/>
+          <w:lang w:bidi="fa-IR"/>
+        </w:rPr>
+        <w:t>نوفه‌های</w:t>
+      </w:r>
+      <w:proofErr w:type="spellEnd"/>
+      <w:r>
+        <w:rPr>
+          <w:rtl/>
+          <w:lang w:bidi="fa-IR"/>
+        </w:rPr>
+        <w:t xml:space="preserve"> با </w:t>
+      </w:r>
+      <w:proofErr w:type="spellStart"/>
+      <w:r>
+        <w:rPr>
+          <w:rtl/>
+          <w:lang w:bidi="fa-IR"/>
+        </w:rPr>
+        <w:t>پاشش</w:t>
+      </w:r>
+      <w:proofErr w:type="spellEnd"/>
+      <w:r>
+        <w:rPr>
+          <w:rtl/>
+          <w:lang w:bidi="fa-IR"/>
+        </w:rPr>
+        <w:t xml:space="preserve"> نامنظم و آثار </w:t>
+      </w:r>
+      <w:proofErr w:type="spellStart"/>
+      <w:r>
+        <w:rPr>
+          <w:rtl/>
+          <w:lang w:bidi="fa-IR"/>
+        </w:rPr>
+        <w:t>پس‌زمینه</w:t>
+      </w:r>
+      <w:proofErr w:type="spellEnd"/>
+      <w:r>
+        <w:rPr>
+          <w:rtl/>
+          <w:lang w:bidi="fa-IR"/>
+        </w:rPr>
+        <w:t xml:space="preserve"> </w:t>
+      </w:r>
+      <w:proofErr w:type="spellStart"/>
+      <w:r>
+        <w:rPr>
+          <w:rtl/>
+          <w:lang w:bidi="fa-IR"/>
+        </w:rPr>
+        <w:t>ناحیه‌ای</w:t>
+      </w:r>
+      <w:proofErr w:type="spellEnd"/>
+      <w:r>
+        <w:rPr>
+          <w:rtl/>
+          <w:lang w:bidi="fa-IR"/>
+        </w:rPr>
+        <w:t xml:space="preserve">، </w:t>
+      </w:r>
+      <w:proofErr w:type="spellStart"/>
+      <w:r>
+        <w:rPr>
+          <w:rtl/>
+          <w:lang w:bidi="fa-IR"/>
+        </w:rPr>
+        <w:t>داده‌های</w:t>
+      </w:r>
+      <w:proofErr w:type="spellEnd"/>
+      <w:r>
+        <w:rPr>
+          <w:rtl/>
+          <w:lang w:bidi="fa-IR"/>
+        </w:rPr>
+        <w:t xml:space="preserve"> </w:t>
+      </w:r>
+      <w:proofErr w:type="spellStart"/>
+      <w:r>
+        <w:rPr>
+          <w:rtl/>
+          <w:lang w:bidi="fa-IR"/>
+        </w:rPr>
+        <w:t>گرانی‌سنجی</w:t>
+      </w:r>
+      <w:proofErr w:type="spellEnd"/>
+      <w:r>
+        <w:rPr>
+          <w:rtl/>
+          <w:lang w:bidi="fa-IR"/>
+        </w:rPr>
+        <w:t xml:space="preserve"> </w:t>
+      </w:r>
+      <w:proofErr w:type="spellStart"/>
+      <w:r>
+        <w:rPr>
+          <w:rtl/>
+          <w:lang w:bidi="fa-IR"/>
+        </w:rPr>
+        <w:t>برداشت‌شده</w:t>
+      </w:r>
+      <w:proofErr w:type="spellEnd"/>
+      <w:r>
+        <w:rPr>
+          <w:rtl/>
+          <w:lang w:bidi="fa-IR"/>
+        </w:rPr>
+        <w:t xml:space="preserve"> از منطقه </w:t>
+      </w:r>
+      <w:proofErr w:type="spellStart"/>
+      <w:r>
+        <w:rPr>
+          <w:rtl/>
+          <w:lang w:bidi="fa-IR"/>
+        </w:rPr>
+        <w:t>دیزج</w:t>
+      </w:r>
+      <w:proofErr w:type="spellEnd"/>
+      <w:r>
+        <w:rPr>
+          <w:rtl/>
+          <w:lang w:bidi="fa-IR"/>
+        </w:rPr>
+        <w:t xml:space="preserve"> (حوالی </w:t>
+      </w:r>
+      <w:proofErr w:type="spellStart"/>
+      <w:r>
+        <w:rPr>
+          <w:rtl/>
+          <w:lang w:bidi="fa-IR"/>
+        </w:rPr>
+        <w:t>نقده</w:t>
+      </w:r>
+      <w:proofErr w:type="spellEnd"/>
+      <w:r>
+        <w:rPr>
+          <w:rtl/>
+          <w:lang w:bidi="fa-IR"/>
+        </w:rPr>
+        <w:t xml:space="preserve">، استان آذربایجان غربی) مورد استفاده قرار گرفت. این برداشت با </w:t>
+      </w:r>
+      <w:proofErr w:type="spellStart"/>
+      <w:r>
+        <w:rPr>
+          <w:rtl/>
+          <w:lang w:bidi="fa-IR"/>
+        </w:rPr>
+        <w:t>گرانی‌سنج</w:t>
+      </w:r>
+      <w:proofErr w:type="spellEnd"/>
+      <w:r>
+        <w:rPr>
+          <w:rtl/>
+          <w:lang w:bidi="fa-IR"/>
+        </w:rPr>
+        <w:t xml:space="preserve"> رقومی </w:t>
+      </w:r>
+      <w:proofErr w:type="spellStart"/>
+      <w:r>
+        <w:rPr>
+          <w:lang w:bidi="fa-IR"/>
+        </w:rPr>
+        <w:t>Scintrex</w:t>
+      </w:r>
+      <w:proofErr w:type="spellEnd"/>
+      <w:r>
+        <w:rPr>
+          <w:lang w:bidi="fa-IR"/>
+        </w:rPr>
+        <w:t xml:space="preserve"> CG-5</w:t>
+      </w:r>
+      <w:r>
+        <w:rPr>
+          <w:rtl/>
+          <w:lang w:bidi="fa-IR"/>
+        </w:rPr>
+        <w:t xml:space="preserve"> در طول یک </w:t>
+      </w:r>
+      <w:proofErr w:type="spellStart"/>
+      <w:r>
+        <w:rPr>
+          <w:rtl/>
+          <w:lang w:bidi="fa-IR"/>
+        </w:rPr>
+        <w:t>پروفیل</w:t>
+      </w:r>
+      <w:proofErr w:type="spellEnd"/>
+      <w:r>
+        <w:rPr>
+          <w:rtl/>
+          <w:lang w:bidi="fa-IR"/>
+        </w:rPr>
+        <w:t xml:space="preserve"> ۲۴ متری مشتمل بر ۲۰۰ ایستگاه (با گام مکانی حدود ۰/۱۲ متر) بر روی یک </w:t>
+      </w:r>
+      <w:proofErr w:type="spellStart"/>
+      <w:r>
+        <w:rPr>
+          <w:rtl/>
+          <w:lang w:bidi="fa-IR"/>
+        </w:rPr>
+        <w:t>زون</w:t>
+      </w:r>
+      <w:proofErr w:type="spellEnd"/>
+      <w:r>
+        <w:rPr>
+          <w:rtl/>
+          <w:lang w:bidi="fa-IR"/>
+        </w:rPr>
+        <w:t xml:space="preserve"> </w:t>
+      </w:r>
+      <w:proofErr w:type="spellStart"/>
+      <w:r>
+        <w:rPr>
+          <w:rtl/>
+          <w:lang w:bidi="fa-IR"/>
+        </w:rPr>
+        <w:t>کارستی</w:t>
+      </w:r>
+      <w:proofErr w:type="spellEnd"/>
+      <w:r>
+        <w:rPr>
+          <w:rtl/>
+          <w:lang w:bidi="fa-IR"/>
+        </w:rPr>
+        <w:t xml:space="preserve"> با شواهد </w:t>
+      </w:r>
+      <w:proofErr w:type="spellStart"/>
+      <w:r>
+        <w:rPr>
+          <w:rtl/>
+          <w:lang w:bidi="fa-IR"/>
+        </w:rPr>
+        <w:t>فرونشست</w:t>
+      </w:r>
+      <w:proofErr w:type="spellEnd"/>
+      <w:r>
+        <w:rPr>
+          <w:rtl/>
+          <w:lang w:bidi="fa-IR"/>
+        </w:rPr>
+        <w:t xml:space="preserve"> سطحی صورت پذیرفته است (شکل ۵-الف).</w:t>
+      </w:r>
+    </w:p>
+    <w:p>
+      <w:pPr>
+        <w:rPr>
+          <w:rtl/>
+          <w:lang w:bidi="fa-IR"/>
+        </w:rPr>
+      </w:pPr>
+      <w:r>
+        <w:rPr>
+          <w:rtl/>
+          <w:lang w:bidi="fa-IR"/>
+        </w:rPr>
+        <w:t xml:space="preserve">در </w:t>
+      </w:r>
+      <w:proofErr w:type="spellStart"/>
+      <w:r>
+        <w:rPr>
+          <w:rtl/>
+          <w:lang w:bidi="fa-IR"/>
+        </w:rPr>
+        <w:t>داده‌های</w:t>
+      </w:r>
+      <w:proofErr w:type="spellEnd"/>
+      <w:r>
+        <w:rPr>
+          <w:rtl/>
+          <w:lang w:bidi="fa-IR"/>
+        </w:rPr>
+        <w:t xml:space="preserve"> میدانی، میدان کل </w:t>
+      </w:r>
+      <w:proofErr w:type="spellStart"/>
+      <w:r>
+        <w:rPr>
+          <w:rtl/>
+          <w:lang w:bidi="fa-IR"/>
+        </w:rPr>
+        <w:t>اندازه‌گیری‌شده</w:t>
+      </w:r>
+      <w:proofErr w:type="spellEnd"/>
+      <w:r>
+        <w:rPr>
+          <w:rtl/>
+          <w:lang w:bidi="fa-IR"/>
+        </w:rPr>
+        <w:t xml:space="preserve"> علاوه بر سیگنال ناشی از ساختار </w:t>
+      </w:r>
+      <w:proofErr w:type="spellStart"/>
+      <w:r>
+        <w:rPr>
+          <w:rtl/>
+          <w:lang w:bidi="fa-IR"/>
+        </w:rPr>
+        <w:t>بی‌هنجار</w:t>
+      </w:r>
+      <w:proofErr w:type="spellEnd"/>
+      <w:r>
+        <w:rPr>
+          <w:rtl/>
+          <w:lang w:bidi="fa-IR"/>
+        </w:rPr>
+        <w:t xml:space="preserve"> (کره مدفون)، متأثر از روندهای </w:t>
+      </w:r>
+      <w:proofErr w:type="spellStart"/>
+      <w:r>
+        <w:rPr>
+          <w:rtl/>
+          <w:lang w:bidi="fa-IR"/>
+        </w:rPr>
+        <w:t>ناحیه‌ای</w:t>
+      </w:r>
+      <w:proofErr w:type="spellEnd"/>
+      <w:r>
+        <w:rPr>
+          <w:rtl/>
+          <w:lang w:bidi="fa-IR"/>
+        </w:rPr>
+        <w:t xml:space="preserve"> ناشی از ساختارهای ژرف و </w:t>
+      </w:r>
+      <w:proofErr w:type="spellStart"/>
+      <w:r>
+        <w:rPr>
+          <w:rtl/>
+          <w:lang w:bidi="fa-IR"/>
+        </w:rPr>
+        <w:t>شیب‌های</w:t>
+      </w:r>
+      <w:proofErr w:type="spellEnd"/>
+      <w:r>
+        <w:rPr>
+          <w:rtl/>
+          <w:lang w:bidi="fa-IR"/>
+        </w:rPr>
+        <w:t xml:space="preserve"> </w:t>
+      </w:r>
+      <w:proofErr w:type="spellStart"/>
+      <w:r>
+        <w:rPr>
+          <w:rtl/>
+          <w:lang w:bidi="fa-IR"/>
+        </w:rPr>
+        <w:t>پس‌زمینه</w:t>
+      </w:r>
+      <w:proofErr w:type="spellEnd"/>
+      <w:r>
+        <w:rPr>
+          <w:rtl/>
+          <w:lang w:bidi="fa-IR"/>
+        </w:rPr>
+        <w:t xml:space="preserve"> </w:t>
+      </w:r>
+      <w:proofErr w:type="spellStart"/>
+      <w:r>
+        <w:rPr>
+          <w:rtl/>
+          <w:lang w:bidi="fa-IR"/>
+        </w:rPr>
+        <w:t>توپوگرافی</w:t>
+      </w:r>
+      <w:proofErr w:type="spellEnd"/>
+      <w:r>
+        <w:rPr>
+          <w:rtl/>
+          <w:lang w:bidi="fa-IR"/>
+        </w:rPr>
+        <w:t xml:space="preserve"> است. در این پژوهش، با </w:t>
+      </w:r>
+      <w:proofErr w:type="spellStart"/>
+      <w:r>
+        <w:rPr>
+          <w:rtl/>
+          <w:lang w:bidi="fa-IR"/>
+        </w:rPr>
+        <w:t>پیاده‌سازی</w:t>
+      </w:r>
+      <w:proofErr w:type="spellEnd"/>
+      <w:r>
+        <w:rPr>
+          <w:rtl/>
+          <w:lang w:bidi="fa-IR"/>
+        </w:rPr>
+        <w:t xml:space="preserve"> رویکرد </w:t>
+      </w:r>
+      <w:r>
+        <w:rPr>
+          <w:b/>
+          <w:bCs/>
+          <w:rtl/>
+          <w:lang w:bidi="fa-IR"/>
+        </w:rPr>
+        <w:t>تصویر متغیر (</w:t>
+      </w:r>
+      <w:r>
+        <w:rPr>
+          <w:b/>
+          <w:bCs/>
+          <w:lang w:bidi="fa-IR"/>
+        </w:rPr>
+        <w:t>Variable Projection</w:t>
+      </w:r>
+      <w:r>
+        <w:rPr>
+          <w:b/>
+          <w:bCs/>
+          <w:rtl/>
+          <w:lang w:bidi="fa-IR"/>
+        </w:rPr>
+        <w:t>)</w:t>
+      </w:r>
+      <w:r>
+        <w:rPr>
+          <w:rtl/>
+          <w:lang w:bidi="fa-IR"/>
+        </w:rPr>
+        <w:t xml:space="preserve">، پارامترهای روند خطی </w:t>
+      </w:r>
+      <w:proofErr w:type="spellStart"/>
+      <w:r>
+        <w:rPr>
+          <w:rtl/>
+          <w:lang w:bidi="fa-IR"/>
+        </w:rPr>
+        <w:t>ناحیه‌ای</w:t>
+      </w:r>
+      <w:proofErr w:type="spellEnd"/>
+      <w:r>
+        <w:rPr>
+          <w:rtl/>
+          <w:lang w:bidi="fa-IR"/>
+        </w:rPr>
+        <w:t xml:space="preserve"> (</w:t>
+      </w:r>
+      <m:oMath>
+        <m:sSub>
+          <m:sSubPr>
+            <m:ctrlPr>
+              <w:rPr>
+                <w:rFonts w:ascii="Cambria Math" w:hAnsi="Cambria Math"/>
+                <w:lang w:bidi="fa-IR"/>
+              </w:rPr>
+            </m:ctrlPr>
+          </m:sSubPr>
+          <m:e>
+            <m:r>
+              <w:rPr>
+                <w:rFonts w:ascii="Cambria Math" w:hAnsi="Cambria Math"/>
+                <w:lang w:bidi="fa-IR"/>
+              </w:rPr>
+              <m:t>c</m:t>
+            </m:r>
+          </m:e>
+          <m:sub>
+            <m:r>
+              <w:rPr>
+                <w:rFonts w:ascii="Cambria Math" w:hAnsi="Cambria Math"/>
+                <w:lang w:bidi="fa-IR"/>
+              </w:rPr>
+              <m:t>0</m:t>
+            </m:r>
+          </m:sub>
+        </m:sSub>
+        <m:r>
+          <w:rPr>
+            <w:rFonts w:ascii="Cambria Math" w:hAnsi="Cambria Math"/>
+            <w:lang w:bidi="fa-IR"/>
+          </w:rPr>
+          <m:t>+</m:t>
+        </m:r>
+        <m:sSub>
+          <m:sSubPr>
+            <m:ctrlPr>
+              <w:rPr>
+                <w:rFonts w:ascii="Cambria Math" w:hAnsi="Cambria Math"/>
+                <w:lang w:bidi="fa-IR"/>
+              </w:rPr>
+            </m:ctrlPr>
+          </m:sSubPr>
+          <m:e>
+            <m:r>
+              <w:rPr>
+                <w:rFonts w:ascii="Cambria Math" w:hAnsi="Cambria Math"/>
+                <w:lang w:bidi="fa-IR"/>
+              </w:rPr>
+              <m:t>c</m:t>
+            </m:r>
+          </m:e>
+          <m:sub>
+            <m:r>
+              <w:rPr>
+                <w:rFonts w:ascii="Cambria Math" w:hAnsi="Cambria Math"/>
+                <w:lang w:bidi="fa-IR"/>
+              </w:rPr>
+              <m:t>1</m:t>
+            </m:r>
+          </m:sub>
+        </m:sSub>
+        <m:r>
+          <w:rPr>
+            <w:rFonts w:ascii="Cambria Math" w:hAnsi="Cambria Math"/>
+            <w:lang w:bidi="fa-IR"/>
+          </w:rPr>
+          <m:t>x</m:t>
+        </m:r>
+      </m:oMath>
+      <w:r>
+        <w:rPr>
+          <w:rtl/>
+          <w:lang w:bidi="fa-IR"/>
+        </w:rPr>
+        <w:t>) به‌طور هم‌زمان و تفکیک‌شده در دل روند بهینه‌سازی غیرخطی حل شدند:</w:t>
+      </w:r>
+    </w:p>
+    <w:p>
+      <w:pPr>
+        <w:rPr>
+          <w:rtl/>
+          <w:lang w:bidi="fa-IR"/>
+        </w:rPr>
+      </w:pPr>
+      <m:oMathPara>
+        <m:oMath>
+          <m:sSub>
+            <m:sSubPr>
+              <m:ctrlPr>
+                <w:rPr>
+                  <w:rFonts w:ascii="Cambria Math" w:hAnsi="Cambria Math"/>
+                  <w:lang w:bidi="fa-IR"/>
+                </w:rPr>
+              </m:ctrlPr>
+            </m:sSubPr>
+            <m:e>
+              <m:r>
+                <w:rPr>
+                  <w:rFonts w:ascii="Cambria Math" w:hAnsi="Cambria Math"/>
+                  <w:lang w:bidi="fa-IR"/>
+                </w:rPr>
+                <m:t>g</m:t>
+              </m:r>
+            </m:e>
+            <m:sub>
+              <m:r>
+                <m:rPr>
+                  <m:nor/>
+                </m:rPr>
+                <w:rPr>
+                  <w:lang w:bidi="fa-IR"/>
+                </w:rPr>
+                <m:t>pred</m:t>
+              </m:r>
+            </m:sub>
+          </m:sSub>
+          <m:d>
+            <m:dPr>
+              <m:ctrlPr>
+                <w:rPr>
+                  <w:rFonts w:ascii="Cambria Math" w:hAnsi="Cambria Math"/>
+                  <w:lang w:bidi="fa-IR"/>
+                </w:rPr>
+              </m:ctrlPr>
+            </m:dPr>
+            <m:e>
+              <m:r>
+                <w:rPr>
+                  <w:rFonts w:ascii="Cambria Math" w:hAnsi="Cambria Math"/>
+                  <w:lang w:bidi="fa-IR"/>
+                </w:rPr>
+                <m:t>x</m:t>
+              </m:r>
+            </m:e>
+          </m:d>
+          <m:r>
+            <w:rPr>
+              <w:rFonts w:ascii="Cambria Math" w:hAnsi="Cambria Math"/>
+              <w:lang w:bidi="fa-IR"/>
+            </w:rPr>
+            <m:t>=</m:t>
+          </m:r>
+          <m:sSub>
+            <m:sSubPr>
+              <m:ctrlPr>
+                <w:rPr>
+                  <w:rFonts w:ascii="Cambria Math" w:hAnsi="Cambria Math"/>
+                  <w:lang w:bidi="fa-IR"/>
+                </w:rPr>
+              </m:ctrlPr>
+            </m:sSubPr>
+            <m:e>
+              <m:r>
+                <w:rPr>
+                  <w:rFonts w:ascii="Cambria Math" w:hAnsi="Cambria Math"/>
+                  <w:lang w:bidi="fa-IR"/>
+                </w:rPr>
+                <m:t>g</m:t>
+              </m:r>
+            </m:e>
+            <m:sub>
+              <m:r>
+                <m:rPr>
+                  <m:nor/>
+                </m:rPr>
+                <w:rPr>
+                  <w:lang w:bidi="fa-IR"/>
+                </w:rPr>
+                <m:t>sphere</m:t>
+              </m:r>
+            </m:sub>
+          </m:sSub>
+          <m:d>
+            <m:dPr>
+              <m:sepChr m:val=";"/>
+              <m:ctrlPr>
+                <w:rPr>
+                  <w:rFonts w:ascii="Cambria Math" w:hAnsi="Cambria Math"/>
+                  <w:lang w:bidi="fa-IR"/>
+                </w:rPr>
+              </m:ctrlPr>
+            </m:dPr>
+            <m:e>
+              <m:r>
+                <w:rPr>
+                  <w:rFonts w:ascii="Cambria Math" w:hAnsi="Cambria Math"/>
+                  <w:lang w:bidi="fa-IR"/>
+                </w:rPr>
+                <m:t>x</m:t>
+              </m:r>
+            </m:e>
+            <m:e>
+              <m:sSub>
+                <m:sSubPr>
+                  <m:ctrlPr>
+                    <w:rPr>
+                      <w:rFonts w:ascii="Cambria Math" w:hAnsi="Cambria Math"/>
+                      <w:lang w:bidi="fa-IR"/>
+                    </w:rPr>
+                  </m:ctrlPr>
+                </m:sSubPr>
+                <m:e>
+                  <m:r>
+                    <w:rPr>
+                      <w:rFonts w:ascii="Cambria Math" w:hAnsi="Cambria Math"/>
+                      <w:lang w:bidi="fa-IR"/>
+                    </w:rPr>
+                    <m:t>x</m:t>
+                  </m:r>
+                </m:e>
+                <m:sub>
+                  <m:r>
+                    <w:rPr>
+                      <w:rFonts w:ascii="Cambria Math" w:hAnsi="Cambria Math"/>
+                      <w:lang w:bidi="fa-IR"/>
+                    </w:rPr>
+                    <m:t>0</m:t>
+                  </m:r>
+                </m:sub>
+              </m:sSub>
+            </m:e>
+            <m:e>
+              <m:sSub>
+                <m:sSubPr>
+                  <m:ctrlPr>
+                    <w:rPr>
+                      <w:rFonts w:ascii="Cambria Math" w:hAnsi="Cambria Math"/>
+                      <w:lang w:bidi="fa-IR"/>
+                    </w:rPr>
+                  </m:ctrlPr>
+                </m:sSubPr>
+                <m:e>
+                  <m:r>
+                    <w:rPr>
+                      <w:rFonts w:ascii="Cambria Math" w:hAnsi="Cambria Math"/>
+                      <w:lang w:bidi="fa-IR"/>
+                    </w:rPr>
+                    <m:t>z</m:t>
+                  </m:r>
+                </m:e>
+                <m:sub>
+                  <m:r>
+                    <w:rPr>
+                      <w:rFonts w:ascii="Cambria Math" w:hAnsi="Cambria Math"/>
+                      <w:lang w:bidi="fa-IR"/>
+                    </w:rPr>
+                    <m:t>0</m:t>
+                  </m:r>
+                </m:sub>
+              </m:sSub>
+            </m:e>
+            <m:e>
+              <m:r>
+                <w:rPr>
+                  <w:rFonts w:ascii="Cambria Math" w:hAnsi="Cambria Math"/>
+                  <w:lang w:bidi="fa-IR"/>
+                </w:rPr>
+                <m:t>R</m:t>
+              </m:r>
+            </m:e>
+            <m:e>
+              <m:r>
+                <m:rPr>
+                  <m:sty m:val="p"/>
+                </m:rPr>
+                <w:rPr>
+                  <w:rFonts w:ascii="Cambria Math" w:hAnsi="Cambria Math"/>
+                  <w:lang w:bidi="fa-IR"/>
+                </w:rPr>
+                <m:t>Δ</m:t>
+              </m:r>
+              <m:r>
+                <w:rPr>
+                  <w:rFonts w:ascii="Cambria Math" w:hAnsi="Cambria Math"/>
+                  <w:lang w:bidi="fa-IR"/>
+                </w:rPr>
+                <m:t>ρ</m:t>
+              </m:r>
+            </m:e>
+          </m:d>
+          <m:r>
+            <w:rPr>
+              <w:rFonts w:ascii="Cambria Math" w:hAnsi="Cambria Math"/>
+              <w:lang w:bidi="fa-IR"/>
+            </w:rPr>
+            <m:t>+</m:t>
+          </m:r>
+          <m:d>
+            <m:dPr>
+              <m:ctrlPr>
+                <w:rPr>
+                  <w:rFonts w:ascii="Cambria Math" w:hAnsi="Cambria Math"/>
+                  <w:lang w:bidi="fa-IR"/>
+                </w:rPr>
+              </m:ctrlPr>
+            </m:dPr>
+            <m:e>
+              <m:sSub>
+                <m:sSubPr>
+                  <m:ctrlPr>
+                    <w:rPr>
+                      <w:rFonts w:ascii="Cambria Math" w:hAnsi="Cambria Math"/>
+                      <w:lang w:bidi="fa-IR"/>
+                    </w:rPr>
+                  </m:ctrlPr>
+                </m:sSubPr>
+                <m:e>
+                  <m:r>
+                    <w:rPr>
+                      <w:rFonts w:ascii="Cambria Math" w:hAnsi="Cambria Math"/>
+                      <w:lang w:bidi="fa-IR"/>
+                    </w:rPr>
+                    <m:t>c</m:t>
+                  </m:r>
+                </m:e>
+                <m:sub>
+                  <m:r>
+                    <w:rPr>
+                      <w:rFonts w:ascii="Cambria Math" w:hAnsi="Cambria Math"/>
+                      <w:lang w:bidi="fa-IR"/>
+                    </w:rPr>
+                    <m:t>0</m:t>
+                  </m:r>
+                </m:sub>
+              </m:sSub>
+              <m:r>
+                <w:rPr>
+                  <w:rFonts w:ascii="Cambria Math" w:hAnsi="Cambria Math"/>
+                  <w:lang w:bidi="fa-IR"/>
+                </w:rPr>
+                <m:t>+</m:t>
+              </m:r>
+              <m:sSub>
+                <m:sSubPr>
+                  <m:ctrlPr>
+                    <w:rPr>
+                      <w:rFonts w:ascii="Cambria Math" w:hAnsi="Cambria Math"/>
+                      <w:lang w:bidi="fa-IR"/>
+                    </w:rPr>
+                  </m:ctrlPr>
+                </m:sSubPr>
+                <m:e>
+                  <m:r>
+                    <w:rPr>
+                      <w:rFonts w:ascii="Cambria Math" w:hAnsi="Cambria Math"/>
+                      <w:lang w:bidi="fa-IR"/>
+                    </w:rPr>
+                    <m:t>c</m:t>
+                  </m:r>
+                </m:e>
+                <m:sub>
+                  <m:r>
+                    <w:rPr>
+                      <w:rFonts w:ascii="Cambria Math" w:hAnsi="Cambria Math"/>
+                      <w:lang w:bidi="fa-IR"/>
+                    </w:rPr>
+                    <m:t>1</m:t>
+                  </m:r>
+                </m:sub>
+              </m:sSub>
+              <m:r>
+                <w:rPr>
+                  <w:rFonts w:ascii="Cambria Math" w:hAnsi="Cambria Math"/>
+                  <w:lang w:bidi="fa-IR"/>
+                </w:rPr>
+                <m:t>x</m:t>
+              </m:r>
+            </m:e>
+          </m:d>
+          <m:r>
+            <w:rPr>
+              <w:lang w:bidi="fa-IR"/>
+            </w:rPr>
+            <w:br/>
+          </m:r>
+        </m:oMath>
+      </m:oMathPara>
+    </w:p>
+    <w:p>
+      <w:pPr>
+        <w:rPr>
+          <w:lang w:bidi="fa-IR"/>
+        </w:rPr>
+      </w:pPr>
+      <w:proofErr w:type="spellStart"/>
+      <w:r>
+        <w:rPr>
+          <w:rtl/>
+          <w:lang w:bidi="fa-IR"/>
+        </w:rPr>
+        <w:t>همان‌طور</w:t>
+      </w:r>
+      <w:proofErr w:type="spellEnd"/>
+      <w:r>
+        <w:rPr>
+          <w:rtl/>
+          <w:lang w:bidi="fa-IR"/>
+        </w:rPr>
+        <w:t xml:space="preserve"> که در شکل ۵-الف مشاهده </w:t>
+      </w:r>
+      <w:proofErr w:type="spellStart"/>
+      <w:r>
+        <w:rPr>
+          <w:rtl/>
+          <w:lang w:bidi="fa-IR"/>
+        </w:rPr>
+        <w:t>می‌شود</w:t>
+      </w:r>
+      <w:proofErr w:type="spellEnd"/>
+      <w:r>
+        <w:rPr>
+          <w:rtl/>
+          <w:lang w:bidi="fa-IR"/>
+        </w:rPr>
+        <w:t xml:space="preserve">، مدل </w:t>
+      </w:r>
+      <w:proofErr w:type="spellStart"/>
+      <w:r>
+        <w:rPr>
+          <w:rtl/>
+          <w:lang w:bidi="fa-IR"/>
+        </w:rPr>
+        <w:t>به‌دست‌آمده</w:t>
+      </w:r>
+      <w:proofErr w:type="spellEnd"/>
+      <w:r>
+        <w:rPr>
+          <w:rtl/>
+          <w:lang w:bidi="fa-IR"/>
+        </w:rPr>
+        <w:t xml:space="preserve"> از </w:t>
+      </w:r>
+      <w:r>
+        <w:rPr>
+          <w:lang w:bidi="fa-IR"/>
+        </w:rPr>
+        <w:t>HHO</w:t>
+      </w:r>
+      <w:r>
+        <w:rPr>
+          <w:rtl/>
+          <w:lang w:bidi="fa-IR"/>
+        </w:rPr>
+        <w:t xml:space="preserve"> (خط ممتد مشکی) انطباق </w:t>
+      </w:r>
+      <w:proofErr w:type="spellStart"/>
+      <w:r>
+        <w:rPr>
+          <w:rtl/>
+          <w:lang w:bidi="fa-IR"/>
+        </w:rPr>
+        <w:t>فوق‌العاده‌ای</w:t>
+      </w:r>
+      <w:proofErr w:type="spellEnd"/>
+      <w:r>
+        <w:rPr>
+          <w:rtl/>
+          <w:lang w:bidi="fa-IR"/>
+        </w:rPr>
+        <w:t xml:space="preserve"> با </w:t>
+      </w:r>
+      <w:proofErr w:type="spellStart"/>
+      <w:r>
+        <w:rPr>
+          <w:rtl/>
+          <w:lang w:bidi="fa-IR"/>
+        </w:rPr>
+        <w:t>داده‌های</w:t>
+      </w:r>
+      <w:proofErr w:type="spellEnd"/>
+      <w:r>
+        <w:rPr>
+          <w:rtl/>
+          <w:lang w:bidi="fa-IR"/>
+        </w:rPr>
+        <w:t xml:space="preserve"> </w:t>
+      </w:r>
+      <w:proofErr w:type="spellStart"/>
+      <w:r>
+        <w:rPr>
+          <w:rtl/>
+          <w:lang w:bidi="fa-IR"/>
+        </w:rPr>
+        <w:t>مشاهداتی</w:t>
+      </w:r>
+      <w:proofErr w:type="spellEnd"/>
+      <w:r>
+        <w:rPr>
+          <w:rtl/>
+          <w:lang w:bidi="fa-IR"/>
+        </w:rPr>
+        <w:t xml:space="preserve"> میدانی (</w:t>
+      </w:r>
+      <w:proofErr w:type="spellStart"/>
+      <w:r>
+        <w:rPr>
+          <w:rtl/>
+          <w:lang w:bidi="fa-IR"/>
+        </w:rPr>
+        <w:t>دایره‌ها</w:t>
+      </w:r>
+      <w:proofErr w:type="spellEnd"/>
+      <w:r>
+        <w:rPr>
+          <w:rtl/>
+          <w:lang w:bidi="fa-IR"/>
+        </w:rPr>
+        <w:t xml:space="preserve">) برقرار کرده است. مقدار ضریب تعیین </w:t>
+      </w:r>
+      <m:oMath>
+        <m:sSup>
+          <m:sSupPr>
+            <m:ctrlPr>
+              <w:rPr>
+                <w:rFonts w:ascii="Cambria Math" w:hAnsi="Cambria Math"/>
+                <w:lang w:bidi="fa-IR"/>
+              </w:rPr>
+            </m:ctrlPr>
+          </m:sSupPr>
+          <m:e>
+            <m:r>
+              <w:rPr>
+                <w:rFonts w:ascii="Cambria Math" w:hAnsi="Cambria Math"/>
+                <w:lang w:bidi="fa-IR"/>
+              </w:rPr>
+              <m:t>R</m:t>
+            </m:r>
+          </m:e>
+          <m:sup>
+            <m:r>
+              <w:rPr>
+                <w:rFonts w:ascii="Cambria Math" w:hAnsi="Cambria Math"/>
+                <w:lang w:bidi="fa-IR"/>
+              </w:rPr>
+              <m:t>2</m:t>
+            </m:r>
+          </m:sup>
+        </m:sSup>
+        <m:r>
+          <w:rPr>
+            <w:rFonts w:ascii="Cambria Math" w:hAnsi="Cambria Math"/>
+            <w:lang w:bidi="fa-IR"/>
+          </w:rPr>
+          <m:t>=0.9886</m:t>
+        </m:r>
+      </m:oMath>
+      <w:r>
+        <w:rPr>
+          <w:rtl/>
+          <w:lang w:bidi="fa-IR"/>
+        </w:rPr>
+        <w:t xml:space="preserve">و جذر میانگین مربعات خطا </w:t>
+      </w:r>
+      <m:oMath>
+        <m:r>
+          <w:rPr>
+            <w:rFonts w:ascii="Cambria Math" w:hAnsi="Cambria Math"/>
+            <w:lang w:bidi="fa-IR"/>
+          </w:rPr>
+          <m:t>RMSE=0.0053</m:t>
+        </m:r>
+        <m:r>
+          <m:rPr>
+            <m:nor/>
+          </m:rPr>
+          <w:rPr>
+            <w:lang w:bidi="fa-IR"/>
+          </w:rPr>
+          <m:t> mGal</m:t>
+        </m:r>
+      </m:oMath>
+      <w:proofErr w:type="spellStart"/>
+      <w:r>
+        <w:rPr>
+          <w:rtl/>
+          <w:lang w:bidi="fa-IR"/>
+        </w:rPr>
+        <w:t>نشان‌دهنده</w:t>
+      </w:r>
+      <w:proofErr w:type="spellEnd"/>
+      <w:r>
+        <w:rPr>
+          <w:rtl/>
+          <w:lang w:bidi="fa-IR"/>
+        </w:rPr>
+        <w:t xml:space="preserve"> دقت بسیار بالای تفکیک و برازش است. نمودار </w:t>
+      </w:r>
+      <w:proofErr w:type="spellStart"/>
+      <w:r>
+        <w:rPr>
+          <w:rtl/>
+          <w:lang w:bidi="fa-IR"/>
+        </w:rPr>
+        <w:t>پسماند</w:t>
+      </w:r>
+      <w:proofErr w:type="spellEnd"/>
+      <w:r>
+        <w:rPr>
+          <w:rtl/>
+          <w:lang w:bidi="fa-IR"/>
+        </w:rPr>
+        <w:t xml:space="preserve"> (شکل ۵-ب) فاقد هرگونه </w:t>
+      </w:r>
+      <w:proofErr w:type="spellStart"/>
+      <w:r>
+        <w:rPr>
+          <w:rtl/>
+          <w:lang w:bidi="fa-IR"/>
+        </w:rPr>
+        <w:t>سوگیری</w:t>
+      </w:r>
+      <w:proofErr w:type="spellEnd"/>
+      <w:r>
+        <w:rPr>
+          <w:rtl/>
+          <w:lang w:bidi="fa-IR"/>
+        </w:rPr>
+        <w:t xml:space="preserve"> ساختاری بوده و دامنه خطای </w:t>
+      </w:r>
+      <w:proofErr w:type="spellStart"/>
+      <w:r>
+        <w:rPr>
+          <w:rtl/>
+          <w:lang w:bidi="fa-IR"/>
+        </w:rPr>
+        <w:t>باقی‌مانده</w:t>
+      </w:r>
+      <w:proofErr w:type="spellEnd"/>
+      <w:r>
+        <w:rPr>
+          <w:rtl/>
+          <w:lang w:bidi="fa-IR"/>
+        </w:rPr>
+        <w:t xml:space="preserve"> در محدوده خطای اسمی و </w:t>
+      </w:r>
+      <w:proofErr w:type="spellStart"/>
+      <w:r>
+        <w:rPr>
+          <w:rtl/>
+          <w:lang w:bidi="fa-IR"/>
+        </w:rPr>
+        <w:t>نوفه</w:t>
+      </w:r>
+      <w:proofErr w:type="spellEnd"/>
+      <w:r>
+        <w:rPr>
+          <w:rtl/>
+          <w:lang w:bidi="fa-IR"/>
+        </w:rPr>
+        <w:t xml:space="preserve"> </w:t>
+      </w:r>
+      <w:proofErr w:type="spellStart"/>
+      <w:r>
+        <w:rPr>
+          <w:rtl/>
+          <w:lang w:bidi="fa-IR"/>
+        </w:rPr>
+        <w:t>میکروگرانی‌سنجی</w:t>
+      </w:r>
+      <w:proofErr w:type="spellEnd"/>
+      <w:r>
+        <w:rPr>
+          <w:rtl/>
+          <w:lang w:bidi="fa-IR"/>
+        </w:rPr>
+        <w:t xml:space="preserve"> قرار دارد.</w:t>
+      </w:r>
+    </w:p>
+    <w:p>
+      <w:pPr>
+        <w:rPr>
+          <w:rtl/>
+          <w:lang w:bidi="fa-IR"/>
+        </w:rPr>
+      </w:pPr>
+      <w:r>
+        <w:rPr>
+          <w:rtl/>
+          <w:lang w:bidi="fa-IR"/>
+        </w:rPr>
+        <w:t xml:space="preserve">از دیدگاه </w:t>
+      </w:r>
+      <w:proofErr w:type="spellStart"/>
+      <w:r>
+        <w:rPr>
+          <w:rtl/>
+          <w:lang w:bidi="fa-IR"/>
+        </w:rPr>
+        <w:t>ژئوتکنیکی</w:t>
+      </w:r>
+      <w:proofErr w:type="spellEnd"/>
+      <w:r>
+        <w:rPr>
+          <w:rtl/>
+          <w:lang w:bidi="fa-IR"/>
+        </w:rPr>
+        <w:t xml:space="preserve"> و مخاطرات </w:t>
+      </w:r>
+      <w:proofErr w:type="spellStart"/>
+      <w:r>
+        <w:rPr>
+          <w:rtl/>
+          <w:lang w:bidi="fa-IR"/>
+        </w:rPr>
+        <w:t>زمین‌شناسی</w:t>
+      </w:r>
+      <w:proofErr w:type="spellEnd"/>
+      <w:r>
+        <w:rPr>
+          <w:rtl/>
+          <w:lang w:bidi="fa-IR"/>
+        </w:rPr>
+        <w:t xml:space="preserve">، پارامترهای </w:t>
+      </w:r>
+      <w:proofErr w:type="spellStart"/>
+      <w:r>
+        <w:rPr>
+          <w:rtl/>
+          <w:lang w:bidi="fa-IR"/>
+        </w:rPr>
+        <w:t>تخمین‌زده‌شده</w:t>
+      </w:r>
+      <w:proofErr w:type="spellEnd"/>
+      <w:r>
+        <w:rPr>
+          <w:rtl/>
+          <w:lang w:bidi="fa-IR"/>
+        </w:rPr>
+        <w:t xml:space="preserve"> توسط </w:t>
+      </w:r>
+      <w:proofErr w:type="spellStart"/>
+      <w:r>
+        <w:rPr>
+          <w:rtl/>
+          <w:lang w:bidi="fa-IR"/>
+        </w:rPr>
+        <w:t>الگوریتم</w:t>
+      </w:r>
+      <w:proofErr w:type="spellEnd"/>
+      <w:r>
+        <w:rPr>
+          <w:rtl/>
+          <w:lang w:bidi="fa-IR"/>
+        </w:rPr>
+        <w:t xml:space="preserve"> (جدول ۳ و شکل ۵-ج) یک حفره/</w:t>
+      </w:r>
+      <w:proofErr w:type="spellStart"/>
+      <w:r>
+        <w:rPr>
+          <w:rtl/>
+          <w:lang w:bidi="fa-IR"/>
+        </w:rPr>
+        <w:t>کاوتی</w:t>
+      </w:r>
+      <w:proofErr w:type="spellEnd"/>
+      <w:r>
+        <w:rPr>
+          <w:rtl/>
+          <w:lang w:bidi="fa-IR"/>
+        </w:rPr>
+        <w:t xml:space="preserve"> </w:t>
+      </w:r>
+      <w:proofErr w:type="spellStart"/>
+      <w:r>
+        <w:rPr>
+          <w:rtl/>
+          <w:lang w:bidi="fa-IR"/>
+        </w:rPr>
+        <w:t>کارستی</w:t>
+      </w:r>
+      <w:proofErr w:type="spellEnd"/>
+      <w:r>
+        <w:rPr>
+          <w:rtl/>
+          <w:lang w:bidi="fa-IR"/>
+        </w:rPr>
+        <w:t xml:space="preserve"> با مرکز در موقعیت افقی </w:t>
+      </w:r>
+      <m:oMath>
+        <m:sSub>
+          <m:sSubPr>
+            <m:ctrlPr>
+              <w:rPr>
+                <w:rFonts w:ascii="Cambria Math" w:hAnsi="Cambria Math"/>
+                <w:lang w:bidi="fa-IR"/>
+              </w:rPr>
+            </m:ctrlPr>
+          </m:sSubPr>
+          <m:e>
+            <m:r>
+              <w:rPr>
+                <w:rFonts w:ascii="Cambria Math" w:hAnsi="Cambria Math"/>
+                <w:lang w:bidi="fa-IR"/>
+              </w:rPr>
+              <m:t>x</m:t>
+            </m:r>
+          </m:e>
+          <m:sub>
+            <m:r>
+              <w:rPr>
+                <w:rFonts w:ascii="Cambria Math" w:hAnsi="Cambria Math"/>
+                <w:lang w:bidi="fa-IR"/>
+              </w:rPr>
+              <m:t>0</m:t>
+            </m:r>
+          </m:sub>
+        </m:sSub>
+        <m:r>
+          <w:rPr>
+            <w:rFonts w:ascii="Cambria Math" w:hAnsi="Cambria Math"/>
+            <w:lang w:bidi="fa-IR"/>
+          </w:rPr>
+          <m:t>=13.23</m:t>
+        </m:r>
+        <m:r>
+          <m:rPr>
+            <m:nor/>
+          </m:rPr>
+          <w:rPr>
+            <w:lang w:bidi="fa-IR"/>
+          </w:rPr>
+          <m:t> m</m:t>
+        </m:r>
+      </m:oMath>
+      <w:r>
+        <w:rPr>
+          <w:rtl/>
+          <w:lang w:bidi="fa-IR"/>
+        </w:rPr>
+        <w:t xml:space="preserve">، عمق مرکز جرم </w:t>
+      </w:r>
+      <m:oMath>
+        <m:sSub>
+          <m:sSubPr>
+            <m:ctrlPr>
+              <w:rPr>
+                <w:rFonts w:ascii="Cambria Math" w:hAnsi="Cambria Math"/>
+                <w:lang w:bidi="fa-IR"/>
+              </w:rPr>
+            </m:ctrlPr>
+          </m:sSubPr>
+          <m:e>
+            <m:r>
+              <w:rPr>
+                <w:rFonts w:ascii="Cambria Math" w:hAnsi="Cambria Math"/>
+                <w:lang w:bidi="fa-IR"/>
+              </w:rPr>
+              <m:t>z</m:t>
+            </m:r>
+          </m:e>
+          <m:sub>
+            <m:r>
+              <w:rPr>
+                <w:rFonts w:ascii="Cambria Math" w:hAnsi="Cambria Math"/>
+                <w:lang w:bidi="fa-IR"/>
+              </w:rPr>
+              <m:t>0</m:t>
+            </m:r>
+          </m:sub>
+        </m:sSub>
+        <m:r>
+          <w:rPr>
+            <w:rFonts w:ascii="Cambria Math" w:hAnsi="Cambria Math"/>
+            <w:lang w:bidi="fa-IR"/>
+          </w:rPr>
+          <m:t>=4.67</m:t>
+        </m:r>
+        <m:r>
+          <m:rPr>
+            <m:nor/>
+          </m:rPr>
+          <w:rPr>
+            <w:lang w:bidi="fa-IR"/>
+          </w:rPr>
+          <m:t> m</m:t>
+        </m:r>
+      </m:oMath>
+      <w:r>
+        <w:rPr>
+          <w:rtl/>
+          <w:lang w:bidi="fa-IR"/>
+        </w:rPr>
+        <w:t xml:space="preserve">، شعاع </w:t>
+      </w:r>
+      <m:oMath>
+        <m:r>
+          <w:rPr>
+            <w:rFonts w:ascii="Cambria Math" w:hAnsi="Cambria Math"/>
+            <w:lang w:bidi="fa-IR"/>
+          </w:rPr>
+          <m:t>R=3.74</m:t>
+        </m:r>
+        <m:r>
+          <m:rPr>
+            <m:nor/>
+          </m:rPr>
+          <w:rPr>
+            <w:lang w:bidi="fa-IR"/>
+          </w:rPr>
+          <m:t> m</m:t>
+        </m:r>
+      </m:oMath>
+      <w:r>
+        <w:rPr>
+          <w:rtl/>
+          <w:lang w:bidi="fa-IR"/>
+        </w:rPr>
+        <w:t xml:space="preserve">و </w:t>
+      </w:r>
+      <w:proofErr w:type="spellStart"/>
+      <w:r>
+        <w:rPr>
+          <w:rtl/>
+          <w:lang w:bidi="fa-IR"/>
+        </w:rPr>
+        <w:t>کنتراست</w:t>
+      </w:r>
+      <w:proofErr w:type="spellEnd"/>
+      <w:r>
+        <w:rPr>
+          <w:rtl/>
+          <w:lang w:bidi="fa-IR"/>
+        </w:rPr>
+        <w:t xml:space="preserve"> چگالی منفی </w:t>
+      </w:r>
+      <m:oMath>
+        <m:r>
+          <m:rPr>
+            <m:sty m:val="p"/>
+          </m:rPr>
+          <w:rPr>
+            <w:rFonts w:ascii="Cambria Math" w:hAnsi="Cambria Math"/>
+            <w:lang w:bidi="fa-IR"/>
+          </w:rPr>
+          <m:t>Δ</m:t>
+        </m:r>
+        <m:r>
+          <w:rPr>
+            <w:rFonts w:ascii="Cambria Math" w:hAnsi="Cambria Math"/>
+            <w:lang w:bidi="fa-IR"/>
+          </w:rPr>
+          <m:t>ρ=-2400</m:t>
+        </m:r>
+        <m:sSup>
+          <m:sSupPr>
+            <m:ctrlPr>
+              <w:rPr>
+                <w:rFonts w:ascii="Cambria Math" w:hAnsi="Cambria Math"/>
+                <w:lang w:bidi="fa-IR"/>
+              </w:rPr>
+            </m:ctrlPr>
+          </m:sSupPr>
+          <m:e>
+            <m:r>
+              <m:rPr>
+                <m:nor/>
+              </m:rPr>
+              <w:rPr>
+                <w:lang w:bidi="fa-IR"/>
+              </w:rPr>
+              <m:t> kg/m</m:t>
+            </m:r>
+          </m:e>
+          <m:sup>
+            <m:r>
+              <w:rPr>
+                <w:rFonts w:ascii="Cambria Math" w:hAnsi="Cambria Math"/>
+                <w:lang w:bidi="fa-IR"/>
+              </w:rPr>
+              <m:t>3</m:t>
+            </m:r>
+          </m:sup>
+        </m:sSup>
+      </m:oMath>
+      <w:r>
+        <w:rPr>
+          <w:rtl/>
+          <w:lang w:bidi="fa-IR"/>
+        </w:rPr>
+        <w:t>را مشخص می‌سازد. نکته حائز اهمیت مهندسی، عمق سقف این ساختار انحلالی (</w:t>
+      </w:r>
+      <m:oMath>
+        <m:sSub>
+          <m:sSubPr>
+            <m:ctrlPr>
+              <w:rPr>
+                <w:rFonts w:ascii="Cambria Math" w:hAnsi="Cambria Math"/>
+                <w:lang w:bidi="fa-IR"/>
+              </w:rPr>
+            </m:ctrlPr>
+          </m:sSubPr>
+          <m:e>
+            <m:r>
+              <w:rPr>
+                <w:rFonts w:ascii="Cambria Math" w:hAnsi="Cambria Math"/>
+                <w:lang w:bidi="fa-IR"/>
+              </w:rPr>
+              <m:t>z</m:t>
+            </m:r>
+          </m:e>
+          <m:sub>
+            <m:r>
+              <m:rPr>
+                <m:nor/>
+              </m:rPr>
+              <w:rPr>
+                <w:lang w:bidi="fa-IR"/>
+              </w:rPr>
+              <m:t>top</m:t>
+            </m:r>
+          </m:sub>
+        </m:sSub>
+        <m:r>
+          <w:rPr>
+            <w:rFonts w:ascii="Cambria Math" w:hAnsi="Cambria Math"/>
+            <w:lang w:bidi="fa-IR"/>
+          </w:rPr>
+          <m:t>=</m:t>
+        </m:r>
+        <m:sSub>
+          <m:sSubPr>
+            <m:ctrlPr>
+              <w:rPr>
+                <w:rFonts w:ascii="Cambria Math" w:hAnsi="Cambria Math"/>
+                <w:lang w:bidi="fa-IR"/>
+              </w:rPr>
+            </m:ctrlPr>
+          </m:sSubPr>
+          <m:e>
+            <m:r>
+              <w:rPr>
+                <w:rFonts w:ascii="Cambria Math" w:hAnsi="Cambria Math"/>
+                <w:lang w:bidi="fa-IR"/>
+              </w:rPr>
+              <m:t>z</m:t>
+            </m:r>
+          </m:e>
+          <m:sub>
+            <m:r>
+              <w:rPr>
+                <w:rFonts w:ascii="Cambria Math" w:hAnsi="Cambria Math"/>
+                <w:lang w:bidi="fa-IR"/>
+              </w:rPr>
+              <m:t>0</m:t>
+            </m:r>
+          </m:sub>
+        </m:sSub>
+        <m:r>
+          <w:rPr>
+            <w:rFonts w:ascii="Cambria Math" w:hAnsi="Cambria Math"/>
+            <w:lang w:bidi="fa-IR"/>
+          </w:rPr>
+          <m:t>-R≈0.93</m:t>
+        </m:r>
+        <m:r>
+          <m:rPr>
+            <m:nor/>
+          </m:rPr>
+          <w:rPr>
+            <w:lang w:bidi="fa-IR"/>
+          </w:rPr>
+          <m:t> m</m:t>
+        </m:r>
+      </m:oMath>
+      <w:r>
+        <w:rPr>
+          <w:rtl/>
+          <w:lang w:bidi="fa-IR"/>
+        </w:rPr>
+        <w:t xml:space="preserve">) است؛ قرارگیری سقف حفرات </w:t>
+      </w:r>
+      <w:proofErr w:type="spellStart"/>
+      <w:r>
+        <w:rPr>
+          <w:rtl/>
+          <w:lang w:bidi="fa-IR"/>
+        </w:rPr>
+        <w:t>کارستی</w:t>
+      </w:r>
+      <w:proofErr w:type="spellEnd"/>
+      <w:r>
+        <w:rPr>
+          <w:rtl/>
+          <w:lang w:bidi="fa-IR"/>
+        </w:rPr>
+        <w:t xml:space="preserve"> در عمقی کمتر از یک متر از سطح زمین بیانگر ریسک </w:t>
+      </w:r>
+      <w:proofErr w:type="spellStart"/>
+      <w:r>
+        <w:rPr>
+          <w:rtl/>
+          <w:lang w:bidi="fa-IR"/>
+        </w:rPr>
+        <w:t>فروریزش</w:t>
+      </w:r>
+      <w:proofErr w:type="spellEnd"/>
+      <w:r>
+        <w:rPr>
+          <w:rtl/>
+          <w:lang w:bidi="fa-IR"/>
+        </w:rPr>
+        <w:t xml:space="preserve"> آنی (</w:t>
+      </w:r>
+      <w:r>
+        <w:rPr>
+          <w:lang w:bidi="fa-IR"/>
+        </w:rPr>
+        <w:t>Sinkhole collapse</w:t>
+      </w:r>
+      <w:r>
+        <w:rPr>
+          <w:rtl/>
+          <w:lang w:bidi="fa-IR"/>
+        </w:rPr>
+        <w:t xml:space="preserve">) و </w:t>
+      </w:r>
+      <w:proofErr w:type="spellStart"/>
+      <w:r>
+        <w:rPr>
+          <w:rtl/>
+          <w:lang w:bidi="fa-IR"/>
+        </w:rPr>
+        <w:t>ناپایداری</w:t>
+      </w:r>
+      <w:proofErr w:type="spellEnd"/>
+      <w:r>
+        <w:rPr>
+          <w:rtl/>
+          <w:lang w:bidi="fa-IR"/>
+        </w:rPr>
+        <w:t xml:space="preserve"> بحرانی در </w:t>
+      </w:r>
+      <w:proofErr w:type="spellStart"/>
+      <w:r>
+        <w:rPr>
+          <w:rtl/>
+          <w:lang w:bidi="fa-IR"/>
+        </w:rPr>
+        <w:t>زون</w:t>
+      </w:r>
+      <w:proofErr w:type="spellEnd"/>
+      <w:r>
+        <w:rPr>
+          <w:rtl/>
+          <w:lang w:bidi="fa-IR"/>
+        </w:rPr>
+        <w:t xml:space="preserve"> مورد مطالعه </w:t>
+      </w:r>
+      <w:proofErr w:type="spellStart"/>
+      <w:r>
+        <w:rPr>
+          <w:rtl/>
+          <w:lang w:bidi="fa-IR"/>
+        </w:rPr>
+        <w:t>می‌باشد</w:t>
+      </w:r>
+      <w:proofErr w:type="spellEnd"/>
+      <w:r>
+        <w:rPr>
+          <w:rtl/>
+          <w:lang w:bidi="fa-IR"/>
+        </w:rPr>
+        <w:t>.</w:t>
+      </w:r>
+    </w:p>
+    <w:p>
+      <w:pPr>
+        <w:rPr>
+          <w:rFonts w:hint="cs"/>
+          <w:rtl/>
+          <w:lang w:bidi="fa-IR"/>
+        </w:rPr>
+      </w:pPr>
+    </w:p>
+    <w:p>
+      <w:pPr>
+        <w:jc w:val="center"/>
+        <w:rPr>
+          <w:b/>
+          <w:bCs/>
+          <w:szCs w:val="20"/>
+          <w:rtl/>
+        </w:rPr>
+      </w:pPr>
+      <w:r>
+        <w:rPr>
+          <w:b/>
+          <w:bCs/>
+          <w:szCs w:val="20"/>
+          <w:rtl/>
+        </w:rPr>
+        <w:t xml:space="preserve">جدول </w:t>
+      </w:r>
+      <w:r>
+        <w:rPr>
+          <w:b/>
+          <w:bCs/>
+          <w:szCs w:val="20"/>
+          <w:rtl/>
+          <w:lang w:bidi="fa-IR"/>
+        </w:rPr>
+        <w:t xml:space="preserve">۳- </w:t>
+      </w:r>
+      <w:r>
+        <w:rPr>
+          <w:b/>
+          <w:bCs/>
+          <w:szCs w:val="20"/>
+          <w:rtl/>
+        </w:rPr>
+        <w:t>پارامترهای مدل کره مدفون و متغیرهای روند ناحیه‌ای تخمین‌زده‌شده توسط</w:t>
+      </w:r>
+      <w:r>
+        <w:rPr>
+          <w:b/>
+          <w:bCs/>
+          <w:szCs w:val="20"/>
+          <w:lang w:bidi="fa-IR"/>
+        </w:rPr>
+        <w:t xml:space="preserve"> HHO </w:t>
+      </w:r>
+      <w:r>
+        <w:rPr>
+          <w:b/>
+          <w:bCs/>
+          <w:szCs w:val="20"/>
+          <w:rtl/>
+        </w:rPr>
+        <w:t>برای داده‌های دیزج نقده</w:t>
+      </w:r>
+    </w:p>
+    <w:tbl>
+      <w:tblPr>
+        <w:tblStyle w:val="PlainTable2"/>
+        <w:bidiVisual/>
+        <w:tblW w:w="0" w:type="auto"/>
+        <w:jc w:val="center"/>
+        <w:tblLook w:val="04A0" w:firstRow="1" w:lastRow="0" w:firstColumn="1" w:lastColumn="0" w:noHBand="0" w:noVBand="1"/>
+      </w:tblPr>
+      <w:tblGrid>
+        <w:gridCol w:w="2409"/>
+        <w:gridCol w:w="2409"/>
+        <w:gridCol w:w="2409"/>
+        <w:gridCol w:w="2409"/>
+      </w:tblGrid>
+      <w:tr>
+        <w:trPr>
+          <w:cnfStyle w:val="100000000000" w:firstRow="1" w:lastRow="0" w:firstColumn="0" w:lastColumn="0" w:oddVBand="0" w:evenVBand="0" w:oddHBand="0" w:evenHBand="0" w:firstRowFirstColumn="0" w:firstRowLastColumn="0" w:lastRowFirstColumn="0" w:lastRowLastColumn="0"/>
+          <w:jc w:val="center"/>
+        </w:trPr>
+        <w:tc>
+          <w:tcPr>
+            <w:cnfStyle w:val="001000000000" w:firstRow="0" w:lastRow="0" w:firstColumn="1" w:lastColumn="0" w:oddVBand="0" w:evenVBand="0" w:oddHBand="0" w:evenHBand="0" w:firstRowFirstColumn="0" w:firstRowLastColumn="0" w:lastRowFirstColumn="0" w:lastRowLastColumn="0"/>
+            <w:tcW w:w="2409" w:type="dxa"/>
+            <w:tcBorders>
+              <w:top w:val="single" w:sz="12" w:space="0" w:color="auto"/>
+              <w:bottom w:val="single" w:sz="12" w:space="0" w:color="auto"/>
+            </w:tcBorders>
+          </w:tcPr>
+          <w:p>
+            <w:pPr>
+              <w:jc w:val="center"/>
+              <w:rPr>
+                <w:b w:val="0"/>
+                <w:bCs w:val="0"/>
+                <w:lang w:bidi="fa-IR"/>
+              </w:rPr>
+            </w:pPr>
+            <w:proofErr w:type="spellStart"/>
+            <w:r>
+              <w:rPr>
+                <w:b w:val="0"/>
+                <w:bCs w:val="0"/>
+                <w:lang w:bidi="fa-IR"/>
+              </w:rPr>
+              <w:t>پارامتر</w:t>
+            </w:r>
+            <w:proofErr w:type="spellEnd"/>
+            <w:r>
+              <w:rPr>
+                <w:b w:val="0"/>
+                <w:bCs w:val="0"/>
+                <w:lang w:bidi="fa-IR"/>
+              </w:rPr>
+              <w:t xml:space="preserve"> </w:t>
+            </w:r>
+            <w:proofErr w:type="spellStart"/>
+            <w:r>
+              <w:rPr>
+                <w:b w:val="0"/>
+                <w:bCs w:val="0"/>
+                <w:lang w:bidi="fa-IR"/>
+              </w:rPr>
+              <w:t>فیزیکی</w:t>
+            </w:r>
+            <w:proofErr w:type="spellEnd"/>
+            <w:r>
+              <w:rPr>
+                <w:b w:val="0"/>
+                <w:bCs w:val="0"/>
+                <w:lang w:bidi="fa-IR"/>
+              </w:rPr>
+              <w:t xml:space="preserve"> / </w:t>
+            </w:r>
+            <w:proofErr w:type="spellStart"/>
+            <w:r>
+              <w:rPr>
+                <w:b w:val="0"/>
+                <w:bCs w:val="0"/>
+                <w:lang w:bidi="fa-IR"/>
+              </w:rPr>
+              <w:t>هندسی</w:t>
+            </w:r>
+            <w:proofErr w:type="spellEnd"/>
+          </w:p>
+        </w:tc>
+        <w:tc>
+          <w:tcPr>
+            <w:tcW w:w="2409" w:type="dxa"/>
+            <w:tcBorders>
+              <w:top w:val="single" w:sz="12" w:space="0" w:color="auto"/>
+              <w:bottom w:val="single" w:sz="12" w:space="0" w:color="auto"/>
+            </w:tcBorders>
+          </w:tcPr>
+          <w:p>
+            <w:pPr>
+              <w:jc w:val="center"/>
+              <w:cnfStyle w:val="100000000000" w:firstRow="1" w:lastRow="0" w:firstColumn="0" w:lastColumn="0" w:oddVBand="0" w:evenVBand="0" w:oddHBand="0" w:evenHBand="0" w:firstRowFirstColumn="0" w:firstRowLastColumn="0" w:lastRowFirstColumn="0" w:lastRowLastColumn="0"/>
+              <w:rPr>
+                <w:rFonts w:hint="cs"/>
+                <w:b w:val="0"/>
+                <w:bCs w:val="0"/>
+                <w:rtl/>
+                <w:lang w:bidi="fa-IR"/>
+              </w:rPr>
+            </w:pPr>
+            <w:proofErr w:type="spellStart"/>
+            <w:r>
+              <w:rPr>
+                <w:b w:val="0"/>
+                <w:bCs w:val="0"/>
+                <w:lang w:bidi="fa-IR"/>
+              </w:rPr>
+              <w:t>نماد</w:t>
+            </w:r>
+            <w:proofErr w:type="spellEnd"/>
+          </w:p>
+        </w:tc>
+        <w:tc>
+          <w:tcPr>
+            <w:tcW w:w="2409" w:type="dxa"/>
+            <w:tcBorders>
+              <w:top w:val="single" w:sz="12" w:space="0" w:color="auto"/>
+              <w:bottom w:val="single" w:sz="12" w:space="0" w:color="auto"/>
+            </w:tcBorders>
+          </w:tcPr>
+          <w:p>
+            <w:pPr>
+              <w:jc w:val="center"/>
+              <w:cnfStyle w:val="100000000000" w:firstRow="1" w:lastRow="0" w:firstColumn="0" w:lastColumn="0" w:oddVBand="0" w:evenVBand="0" w:oddHBand="0" w:evenHBand="0" w:firstRowFirstColumn="0" w:firstRowLastColumn="0" w:lastRowFirstColumn="0" w:lastRowLastColumn="0"/>
+              <w:rPr>
+                <w:b w:val="0"/>
+                <w:bCs w:val="0"/>
+                <w:lang w:bidi="fa-IR"/>
+              </w:rPr>
+            </w:pPr>
+            <w:proofErr w:type="spellStart"/>
+            <w:r>
+              <w:rPr>
+                <w:b w:val="0"/>
+                <w:bCs w:val="0"/>
+                <w:lang w:bidi="fa-IR"/>
+              </w:rPr>
+              <w:t>مقدار</w:t>
+            </w:r>
+            <w:proofErr w:type="spellEnd"/>
+            <w:r>
+              <w:rPr>
+                <w:b w:val="0"/>
+                <w:bCs w:val="0"/>
+                <w:lang w:bidi="fa-IR"/>
+              </w:rPr>
+              <w:t xml:space="preserve"> </w:t>
+            </w:r>
+            <w:proofErr w:type="spellStart"/>
+            <w:r>
+              <w:rPr>
+                <w:b w:val="0"/>
+                <w:bCs w:val="0"/>
+                <w:lang w:bidi="fa-IR"/>
+              </w:rPr>
+              <w:t>برآورد</w:t>
+            </w:r>
+            <w:proofErr w:type="spellEnd"/>
+            <w:r>
+              <w:rPr>
+                <w:b w:val="0"/>
+                <w:bCs w:val="0"/>
+                <w:lang w:bidi="fa-IR"/>
+              </w:rPr>
+              <w:t xml:space="preserve"> </w:t>
+            </w:r>
+            <w:proofErr w:type="spellStart"/>
+            <w:r>
+              <w:rPr>
+                <w:b w:val="0"/>
+                <w:bCs w:val="0"/>
+                <w:lang w:bidi="fa-IR"/>
+              </w:rPr>
+              <w:t>شده</w:t>
+            </w:r>
+            <w:proofErr w:type="spellEnd"/>
+          </w:p>
+        </w:tc>
+        <w:tc>
+          <w:tcPr>
+            <w:tcW w:w="2409" w:type="dxa"/>
+            <w:tcBorders>
+              <w:top w:val="single" w:sz="12" w:space="0" w:color="auto"/>
+              <w:bottom w:val="single" w:sz="12" w:space="0" w:color="auto"/>
+            </w:tcBorders>
+          </w:tcPr>
+          <w:p>
+            <w:pPr>
+              <w:jc w:val="center"/>
+              <w:cnfStyle w:val="100000000000" w:firstRow="1" w:lastRow="0" w:firstColumn="0" w:lastColumn="0" w:oddVBand="0" w:evenVBand="0" w:oddHBand="0" w:evenHBand="0" w:firstRowFirstColumn="0" w:firstRowLastColumn="0" w:lastRowFirstColumn="0" w:lastRowLastColumn="0"/>
+              <w:rPr>
+                <w:b w:val="0"/>
+                <w:bCs w:val="0"/>
+                <w:lang w:bidi="fa-IR"/>
+              </w:rPr>
+            </w:pPr>
+            <w:proofErr w:type="spellStart"/>
+            <w:r>
+              <w:rPr>
+                <w:b w:val="0"/>
+                <w:bCs w:val="0"/>
+                <w:lang w:bidi="fa-IR"/>
+              </w:rPr>
+              <w:t>واحد</w:t>
+            </w:r>
+            <w:proofErr w:type="spellEnd"/>
+          </w:p>
+        </w:tc>
+      </w:tr>
+      <w:tr>
+        <w:trPr>
+          <w:cnfStyle w:val="000000100000" w:firstRow="0" w:lastRow="0" w:firstColumn="0" w:lastColumn="0" w:oddVBand="0" w:evenVBand="0" w:oddHBand="1" w:evenHBand="0" w:firstRowFirstColumn="0" w:firstRowLastColumn="0" w:lastRowFirstColumn="0" w:lastRowLastColumn="0"/>
+          <w:jc w:val="center"/>
+        </w:trPr>
+        <w:tc>
+          <w:tcPr>
+            <w:cnfStyle w:val="001000000000" w:firstRow="0" w:lastRow="0" w:firstColumn="1" w:lastColumn="0" w:oddVBand="0" w:evenVBand="0" w:oddHBand="0" w:evenHBand="0" w:firstRowFirstColumn="0" w:firstRowLastColumn="0" w:lastRowFirstColumn="0" w:lastRowLastColumn="0"/>
+            <w:tcW w:w="2409" w:type="dxa"/>
+            <w:tcBorders>
+              <w:top w:val="single" w:sz="12" w:space="0" w:color="auto"/>
+            </w:tcBorders>
+          </w:tcPr>
+          <w:p>
+            <w:pPr>
+              <w:jc w:val="center"/>
+              <w:rPr>
+                <w:b w:val="0"/>
+                <w:bCs w:val="0"/>
+                <w:lang w:bidi="fa-IR"/>
+              </w:rPr>
+            </w:pPr>
+            <w:proofErr w:type="spellStart"/>
+            <w:r>
+              <w:rPr>
+                <w:b w:val="0"/>
+                <w:bCs w:val="0"/>
+                <w:lang w:bidi="fa-IR"/>
+              </w:rPr>
+              <w:t>موقعیت</w:t>
+            </w:r>
+            <w:proofErr w:type="spellEnd"/>
+            <w:r>
+              <w:rPr>
+                <w:b w:val="0"/>
+                <w:bCs w:val="0"/>
+                <w:lang w:bidi="fa-IR"/>
+              </w:rPr>
+              <w:t xml:space="preserve"> </w:t>
+            </w:r>
+            <w:proofErr w:type="spellStart"/>
+            <w:r>
+              <w:rPr>
+                <w:b w:val="0"/>
+                <w:bCs w:val="0"/>
+                <w:lang w:bidi="fa-IR"/>
+              </w:rPr>
+              <w:t>افقی</w:t>
+            </w:r>
+            <w:proofErr w:type="spellEnd"/>
+            <w:r>
+              <w:rPr>
+                <w:b w:val="0"/>
+                <w:bCs w:val="0"/>
+                <w:lang w:bidi="fa-IR"/>
+              </w:rPr>
+              <w:t xml:space="preserve"> </w:t>
+            </w:r>
+            <w:proofErr w:type="spellStart"/>
+            <w:r>
+              <w:rPr>
+                <w:b w:val="0"/>
+                <w:bCs w:val="0"/>
+                <w:lang w:bidi="fa-IR"/>
+              </w:rPr>
+              <w:t>مرکز</w:t>
+            </w:r>
+            <w:proofErr w:type="spellEnd"/>
+            <w:r>
+              <w:rPr>
+                <w:b w:val="0"/>
+                <w:bCs w:val="0"/>
+                <w:lang w:bidi="fa-IR"/>
+              </w:rPr>
+              <w:t xml:space="preserve"> </w:t>
+            </w:r>
+            <w:proofErr w:type="spellStart"/>
+            <w:r>
+              <w:rPr>
+                <w:b w:val="0"/>
+                <w:bCs w:val="0"/>
+                <w:lang w:bidi="fa-IR"/>
+              </w:rPr>
+              <w:t>کره</w:t>
+            </w:r>
+            <w:proofErr w:type="spellEnd"/>
+          </w:p>
+        </w:tc>
+        <w:tc>
+          <w:tcPr>
+            <w:tcW w:w="2409" w:type="dxa"/>
+            <w:tcBorders>
+              <w:top w:val="single" w:sz="12" w:space="0" w:color="auto"/>
+            </w:tcBorders>
+          </w:tcPr>
+          <w:p>
+            <w:pPr>
+              <w:jc w:val="center"/>
+              <w:cnfStyle w:val="000000100000" w:firstRow="0" w:lastRow="0" w:firstColumn="0" w:lastColumn="0" w:oddVBand="0" w:evenVBand="0" w:oddHBand="1" w:evenHBand="0" w:firstRowFirstColumn="0" w:firstRowLastColumn="0" w:lastRowFirstColumn="0" w:lastRowLastColumn="0"/>
+              <w:rPr>
+                <w:lang w:bidi="fa-IR"/>
+              </w:rPr>
+            </w:pPr>
+            <w:r>
+              <w:rPr>
+                <w:lang w:bidi="fa-IR"/>
+              </w:rPr>
+              <w:t>x0</w:t>
+            </w:r>
+          </w:p>
+        </w:tc>
+        <w:tc>
+          <w:tcPr>
+            <w:tcW w:w="2409" w:type="dxa"/>
+            <w:tcBorders>
+              <w:top w:val="single" w:sz="12" w:space="0" w:color="auto"/>
+            </w:tcBorders>
+          </w:tcPr>
+          <w:p>
+            <w:pPr>
+              <w:jc w:val="center"/>
+              <w:cnfStyle w:val="000000100000" w:firstRow="0" w:lastRow="0" w:firstColumn="0" w:lastColumn="0" w:oddVBand="0" w:evenVBand="0" w:oddHBand="1" w:evenHBand="0" w:firstRowFirstColumn="0" w:firstRowLastColumn="0" w:lastRowFirstColumn="0" w:lastRowLastColumn="0"/>
+              <w:rPr>
+                <w:lang w:bidi="fa-IR"/>
+              </w:rPr>
+            </w:pPr>
+            <w:r>
+              <w:rPr>
+                <w:lang w:bidi="fa-IR"/>
+              </w:rPr>
+              <w:t>13.23</w:t>
+            </w:r>
+          </w:p>
+        </w:tc>
+        <w:tc>
+          <w:tcPr>
+            <w:tcW w:w="2409" w:type="dxa"/>
+            <w:tcBorders>
+              <w:top w:val="single" w:sz="12" w:space="0" w:color="auto"/>
+            </w:tcBorders>
+          </w:tcPr>
+          <w:p>
+            <w:pPr>
+              <w:jc w:val="center"/>
+              <w:cnfStyle w:val="000000100000" w:firstRow="0" w:lastRow="0" w:firstColumn="0" w:lastColumn="0" w:oddVBand="0" w:evenVBand="0" w:oddHBand="1" w:evenHBand="0" w:firstRowFirstColumn="0" w:firstRowLastColumn="0" w:lastRowFirstColumn="0" w:lastRowLastColumn="0"/>
+              <w:rPr>
+                <w:lang w:bidi="fa-IR"/>
+              </w:rPr>
+            </w:pPr>
+            <w:proofErr w:type="spellStart"/>
+            <w:r>
+              <w:rPr>
+                <w:lang w:bidi="fa-IR"/>
+              </w:rPr>
+              <w:t>متر</w:t>
+            </w:r>
+            <w:proofErr w:type="spellEnd"/>
+          </w:p>
+        </w:tc>
+      </w:tr>
+      <w:tr>
+        <w:trPr>
+          <w:jc w:val="center"/>
+        </w:trPr>
+        <w:tc>
+          <w:tcPr>
+            <w:cnfStyle w:val="001000000000" w:firstRow="0" w:lastRow="0" w:firstColumn="1" w:lastColumn="0" w:oddVBand="0" w:evenVBand="0" w:oddHBand="0" w:evenHBand="0" w:firstRowFirstColumn="0" w:firstRowLastColumn="0" w:lastRowFirstColumn="0" w:lastRowLastColumn="0"/>
+            <w:tcW w:w="2409" w:type="dxa"/>
+          </w:tcPr>
+          <w:p>
+            <w:pPr>
+              <w:jc w:val="center"/>
+              <w:rPr>
+                <w:b w:val="0"/>
+                <w:bCs w:val="0"/>
+                <w:lang w:bidi="fa-IR"/>
+              </w:rPr>
+            </w:pPr>
+            <w:proofErr w:type="spellStart"/>
+            <w:r>
+              <w:rPr>
+                <w:b w:val="0"/>
+                <w:bCs w:val="0"/>
+                <w:lang w:bidi="fa-IR"/>
+              </w:rPr>
+              <w:t>عمق</w:t>
+            </w:r>
+            <w:proofErr w:type="spellEnd"/>
+            <w:r>
+              <w:rPr>
+                <w:b w:val="0"/>
+                <w:bCs w:val="0"/>
+                <w:lang w:bidi="fa-IR"/>
+              </w:rPr>
+              <w:t xml:space="preserve"> </w:t>
+            </w:r>
+            <w:proofErr w:type="spellStart"/>
+            <w:r>
+              <w:rPr>
+                <w:b w:val="0"/>
+                <w:bCs w:val="0"/>
+                <w:lang w:bidi="fa-IR"/>
+              </w:rPr>
+              <w:t>مرکز</w:t>
+            </w:r>
+            <w:proofErr w:type="spellEnd"/>
+            <w:r>
+              <w:rPr>
+                <w:b w:val="0"/>
+                <w:bCs w:val="0"/>
+                <w:lang w:bidi="fa-IR"/>
+              </w:rPr>
+              <w:t xml:space="preserve"> </w:t>
+            </w:r>
+            <w:proofErr w:type="spellStart"/>
+            <w:r>
+              <w:rPr>
+                <w:b w:val="0"/>
+                <w:bCs w:val="0"/>
+                <w:lang w:bidi="fa-IR"/>
+              </w:rPr>
+              <w:t>جرم</w:t>
+            </w:r>
+            <w:proofErr w:type="spellEnd"/>
+          </w:p>
+        </w:tc>
+        <w:tc>
+          <w:tcPr>
+            <w:tcW w:w="2409" w:type="dxa"/>
+          </w:tcPr>
+          <w:p>
+            <w:pPr>
+              <w:jc w:val="center"/>
+              <w:cnfStyle w:val="000000000000" w:firstRow="0" w:lastRow="0" w:firstColumn="0" w:lastColumn="0" w:oddVBand="0" w:evenVBand="0" w:oddHBand="0" w:evenHBand="0" w:firstRowFirstColumn="0" w:firstRowLastColumn="0" w:lastRowFirstColumn="0" w:lastRowLastColumn="0"/>
+              <w:rPr>
+                <w:lang w:bidi="fa-IR"/>
+              </w:rPr>
+            </w:pPr>
+            <w:r>
+              <w:rPr>
+                <w:lang w:bidi="fa-IR"/>
+              </w:rPr>
+              <w:t>z0</w:t>
+            </w:r>
+          </w:p>
+        </w:tc>
+        <w:tc>
+          <w:tcPr>
+            <w:tcW w:w="2409" w:type="dxa"/>
+          </w:tcPr>
+          <w:p>
+            <w:pPr>
+              <w:jc w:val="center"/>
+              <w:cnfStyle w:val="000000000000" w:firstRow="0" w:lastRow="0" w:firstColumn="0" w:lastColumn="0" w:oddVBand="0" w:evenVBand="0" w:oddHBand="0" w:evenHBand="0" w:firstRowFirstColumn="0" w:firstRowLastColumn="0" w:lastRowFirstColumn="0" w:lastRowLastColumn="0"/>
+              <w:rPr>
+                <w:lang w:bidi="fa-IR"/>
+              </w:rPr>
+            </w:pPr>
+            <w:r>
+              <w:rPr>
+                <w:lang w:bidi="fa-IR"/>
+              </w:rPr>
+              <w:t>4.67</w:t>
+            </w:r>
+          </w:p>
+        </w:tc>
+        <w:tc>
+          <w:tcPr>
+            <w:tcW w:w="2409" w:type="dxa"/>
+          </w:tcPr>
+          <w:p>
+            <w:pPr>
+              <w:jc w:val="center"/>
+              <w:cnfStyle w:val="000000000000" w:firstRow="0" w:lastRow="0" w:firstColumn="0" w:lastColumn="0" w:oddVBand="0" w:evenVBand="0" w:oddHBand="0" w:evenHBand="0" w:firstRowFirstColumn="0" w:firstRowLastColumn="0" w:lastRowFirstColumn="0" w:lastRowLastColumn="0"/>
+              <w:rPr>
+                <w:rFonts w:hint="cs"/>
+                <w:rtl/>
+                <w:lang w:bidi="fa-IR"/>
+              </w:rPr>
+            </w:pPr>
+            <w:proofErr w:type="spellStart"/>
+            <w:r>
+              <w:rPr>
+                <w:lang w:bidi="fa-IR"/>
+              </w:rPr>
+              <w:t>متر</w:t>
+            </w:r>
+            <w:proofErr w:type="spellEnd"/>
+          </w:p>
+        </w:tc>
+      </w:tr>
+      <w:tr>
+        <w:trPr>
+          <w:cnfStyle w:val="000000100000" w:firstRow="0" w:lastRow="0" w:firstColumn="0" w:lastColumn="0" w:oddVBand="0" w:evenVBand="0" w:oddHBand="1" w:evenHBand="0" w:firstRowFirstColumn="0" w:firstRowLastColumn="0" w:lastRowFirstColumn="0" w:lastRowLastColumn="0"/>
+          <w:jc w:val="center"/>
+        </w:trPr>
+        <w:tc>
+          <w:tcPr>
+            <w:cnfStyle w:val="001000000000" w:firstRow="0" w:lastRow="0" w:firstColumn="1" w:lastColumn="0" w:oddVBand="0" w:evenVBand="0" w:oddHBand="0" w:evenHBand="0" w:firstRowFirstColumn="0" w:firstRowLastColumn="0" w:lastRowFirstColumn="0" w:lastRowLastColumn="0"/>
+            <w:tcW w:w="2409" w:type="dxa"/>
+          </w:tcPr>
+          <w:p>
+            <w:pPr>
+              <w:jc w:val="center"/>
+              <w:rPr>
+                <w:b w:val="0"/>
+                <w:bCs w:val="0"/>
+                <w:lang w:bidi="fa-IR"/>
+              </w:rPr>
+            </w:pPr>
+            <w:proofErr w:type="spellStart"/>
+            <w:r>
+              <w:rPr>
+                <w:b w:val="0"/>
+                <w:bCs w:val="0"/>
+                <w:lang w:bidi="fa-IR"/>
+              </w:rPr>
+              <w:t>شعاع</w:t>
+            </w:r>
+            <w:proofErr w:type="spellEnd"/>
+            <w:r>
+              <w:rPr>
+                <w:b w:val="0"/>
+                <w:bCs w:val="0"/>
+                <w:lang w:bidi="fa-IR"/>
+              </w:rPr>
+              <w:t xml:space="preserve"> </w:t>
+            </w:r>
+            <w:proofErr w:type="spellStart"/>
+            <w:r>
+              <w:rPr>
+                <w:b w:val="0"/>
+                <w:bCs w:val="0"/>
+                <w:lang w:bidi="fa-IR"/>
+              </w:rPr>
+              <w:t>ساختار</w:t>
+            </w:r>
+            <w:proofErr w:type="spellEnd"/>
+            <w:r>
+              <w:rPr>
+                <w:b w:val="0"/>
+                <w:bCs w:val="0"/>
+                <w:lang w:bidi="fa-IR"/>
+              </w:rPr>
+              <w:t xml:space="preserve"> </w:t>
+            </w:r>
+            <w:proofErr w:type="spellStart"/>
+            <w:r>
+              <w:rPr>
+                <w:b w:val="0"/>
+                <w:bCs w:val="0"/>
+                <w:lang w:bidi="fa-IR"/>
+              </w:rPr>
+              <w:t>مدفون</w:t>
+            </w:r>
+            <w:proofErr w:type="spellEnd"/>
+          </w:p>
+        </w:tc>
+        <w:tc>
+          <w:tcPr>
+            <w:tcW w:w="2409" w:type="dxa"/>
+          </w:tcPr>
+          <w:p>
+            <w:pPr>
+              <w:jc w:val="center"/>
+              <w:cnfStyle w:val="000000100000" w:firstRow="0" w:lastRow="0" w:firstColumn="0" w:lastColumn="0" w:oddVBand="0" w:evenVBand="0" w:oddHBand="1" w:evenHBand="0" w:firstRowFirstColumn="0" w:firstRowLastColumn="0" w:lastRowFirstColumn="0" w:lastRowLastColumn="0"/>
+              <w:rPr>
+                <w:lang w:bidi="fa-IR"/>
+              </w:rPr>
+            </w:pPr>
+            <w:r>
+              <w:rPr>
+                <w:lang w:bidi="fa-IR"/>
+              </w:rPr>
+              <w:t>R</w:t>
+            </w:r>
+          </w:p>
+        </w:tc>
+        <w:tc>
+          <w:tcPr>
+            <w:tcW w:w="2409" w:type="dxa"/>
+          </w:tcPr>
+          <w:p>
+            <w:pPr>
+              <w:jc w:val="center"/>
+              <w:cnfStyle w:val="000000100000" w:firstRow="0" w:lastRow="0" w:firstColumn="0" w:lastColumn="0" w:oddVBand="0" w:evenVBand="0" w:oddHBand="1" w:evenHBand="0" w:firstRowFirstColumn="0" w:firstRowLastColumn="0" w:lastRowFirstColumn="0" w:lastRowLastColumn="0"/>
+              <w:rPr>
+                <w:lang w:bidi="fa-IR"/>
+              </w:rPr>
+            </w:pPr>
+            <w:r>
+              <w:rPr>
+                <w:lang w:bidi="fa-IR"/>
+              </w:rPr>
+              <w:t>3.74</w:t>
+            </w:r>
+          </w:p>
+        </w:tc>
+        <w:tc>
+          <w:tcPr>
+            <w:tcW w:w="2409" w:type="dxa"/>
+          </w:tcPr>
+          <w:p>
+            <w:pPr>
+              <w:jc w:val="center"/>
+              <w:cnfStyle w:val="000000100000" w:firstRow="0" w:lastRow="0" w:firstColumn="0" w:lastColumn="0" w:oddVBand="0" w:evenVBand="0" w:oddHBand="1" w:evenHBand="0" w:firstRowFirstColumn="0" w:firstRowLastColumn="0" w:lastRowFirstColumn="0" w:lastRowLastColumn="0"/>
+              <w:rPr>
+                <w:lang w:bidi="fa-IR"/>
+              </w:rPr>
+            </w:pPr>
+            <w:proofErr w:type="spellStart"/>
+            <w:r>
+              <w:rPr>
+                <w:lang w:bidi="fa-IR"/>
+              </w:rPr>
+              <w:t>متر</w:t>
+            </w:r>
+            <w:proofErr w:type="spellEnd"/>
+          </w:p>
+        </w:tc>
+      </w:tr>
+      <w:tr>
+        <w:trPr>
+          <w:jc w:val="center"/>
+        </w:trPr>
+        <w:tc>
+          <w:tcPr>
+            <w:cnfStyle w:val="001000000000" w:firstRow="0" w:lastRow="0" w:firstColumn="1" w:lastColumn="0" w:oddVBand="0" w:evenVBand="0" w:oddHBand="0" w:evenHBand="0" w:firstRowFirstColumn="0" w:firstRowLastColumn="0" w:lastRowFirstColumn="0" w:lastRowLastColumn="0"/>
+            <w:tcW w:w="2409" w:type="dxa"/>
+          </w:tcPr>
+          <w:p>
+            <w:pPr>
+              <w:jc w:val="center"/>
+              <w:rPr>
+                <w:b w:val="0"/>
+                <w:bCs w:val="0"/>
+                <w:lang w:bidi="fa-IR"/>
+              </w:rPr>
+            </w:pPr>
+            <w:proofErr w:type="spellStart"/>
+            <w:r>
+              <w:rPr>
+                <w:b w:val="0"/>
+                <w:bCs w:val="0"/>
+                <w:lang w:bidi="fa-IR"/>
+              </w:rPr>
+              <w:t>کنتراست</w:t>
+            </w:r>
+            <w:proofErr w:type="spellEnd"/>
+            <w:r>
+              <w:rPr>
+                <w:b w:val="0"/>
+                <w:bCs w:val="0"/>
+                <w:lang w:bidi="fa-IR"/>
+              </w:rPr>
+              <w:t xml:space="preserve"> </w:t>
+            </w:r>
+            <w:proofErr w:type="spellStart"/>
+            <w:r>
+              <w:rPr>
+                <w:b w:val="0"/>
+                <w:bCs w:val="0"/>
+                <w:lang w:bidi="fa-IR"/>
+              </w:rPr>
+              <w:t>چگالی</w:t>
+            </w:r>
+            <w:proofErr w:type="spellEnd"/>
+          </w:p>
+        </w:tc>
+        <w:tc>
+          <w:tcPr>
+            <w:tcW w:w="2409" w:type="dxa"/>
+          </w:tcPr>
+          <w:p>
+            <w:pPr>
+              <w:jc w:val="center"/>
+              <w:cnfStyle w:val="000000000000" w:firstRow="0" w:lastRow="0" w:firstColumn="0" w:lastColumn="0" w:oddVBand="0" w:evenVBand="0" w:oddHBand="0" w:evenHBand="0" w:firstRowFirstColumn="0" w:firstRowLastColumn="0" w:lastRowFirstColumn="0" w:lastRowLastColumn="0"/>
+              <w:rPr>
+                <w:lang w:bidi="fa-IR"/>
+              </w:rPr>
+            </w:pPr>
+            <w:proofErr w:type="spellStart"/>
+            <w:r>
+              <w:rPr>
+                <w:lang w:bidi="fa-IR"/>
+              </w:rPr>
+              <w:t>Δρ</w:t>
+            </w:r>
+            <w:proofErr w:type="spellEnd"/>
+          </w:p>
+        </w:tc>
+        <w:tc>
+          <w:tcPr>
+            <w:tcW w:w="2409" w:type="dxa"/>
+          </w:tcPr>
+          <w:p>
+            <w:pPr>
+              <w:jc w:val="center"/>
+              <w:cnfStyle w:val="000000000000" w:firstRow="0" w:lastRow="0" w:firstColumn="0" w:lastColumn="0" w:oddVBand="0" w:evenVBand="0" w:oddHBand="0" w:evenHBand="0" w:firstRowFirstColumn="0" w:firstRowLastColumn="0" w:lastRowFirstColumn="0" w:lastRowLastColumn="0"/>
+              <w:rPr>
+                <w:lang w:bidi="fa-IR"/>
+              </w:rPr>
+            </w:pPr>
+            <w:r>
+              <w:rPr>
+                <w:lang w:bidi="fa-IR"/>
+              </w:rPr>
+              <w:t>-2400</w:t>
+            </w:r>
+          </w:p>
+        </w:tc>
+        <w:tc>
+          <w:tcPr>
+            <w:tcW w:w="2409" w:type="dxa"/>
+          </w:tcPr>
+          <w:p>
+            <w:pPr>
+              <w:jc w:val="center"/>
+              <w:cnfStyle w:val="000000000000" w:firstRow="0" w:lastRow="0" w:firstColumn="0" w:lastColumn="0" w:oddVBand="0" w:evenVBand="0" w:oddHBand="0" w:evenHBand="0" w:firstRowFirstColumn="0" w:firstRowLastColumn="0" w:lastRowFirstColumn="0" w:lastRowLastColumn="0"/>
+              <w:rPr>
+                <w:lang w:bidi="fa-IR"/>
+              </w:rPr>
+            </w:pPr>
+            <w:r>
+              <w:rPr>
+                <w:lang w:bidi="fa-IR"/>
+              </w:rPr>
+              <w:t>kg/m3</w:t>
+            </w:r>
+          </w:p>
+        </w:tc>
+      </w:tr>
+      <w:tr>
+        <w:trPr>
+          <w:cnfStyle w:val="000000100000" w:firstRow="0" w:lastRow="0" w:firstColumn="0" w:lastColumn="0" w:oddVBand="0" w:evenVBand="0" w:oddHBand="1" w:evenHBand="0" w:firstRowFirstColumn="0" w:firstRowLastColumn="0" w:lastRowFirstColumn="0" w:lastRowLastColumn="0"/>
+          <w:jc w:val="center"/>
+        </w:trPr>
+        <w:tc>
+          <w:tcPr>
+            <w:cnfStyle w:val="001000000000" w:firstRow="0" w:lastRow="0" w:firstColumn="1" w:lastColumn="0" w:oddVBand="0" w:evenVBand="0" w:oddHBand="0" w:evenHBand="0" w:firstRowFirstColumn="0" w:firstRowLastColumn="0" w:lastRowFirstColumn="0" w:lastRowLastColumn="0"/>
+            <w:tcW w:w="2409" w:type="dxa"/>
+          </w:tcPr>
+          <w:p>
+            <w:pPr>
+              <w:jc w:val="center"/>
+              <w:rPr>
+                <w:b w:val="0"/>
+                <w:bCs w:val="0"/>
+                <w:lang w:bidi="fa-IR"/>
+              </w:rPr>
+            </w:pPr>
+            <w:proofErr w:type="spellStart"/>
+            <w:r>
+              <w:rPr>
+                <w:b w:val="0"/>
+                <w:bCs w:val="0"/>
+                <w:lang w:bidi="fa-IR"/>
+              </w:rPr>
+              <w:t>عمق</w:t>
+            </w:r>
+            <w:proofErr w:type="spellEnd"/>
+            <w:r>
+              <w:rPr>
+                <w:b w:val="0"/>
+                <w:bCs w:val="0"/>
+                <w:lang w:bidi="fa-IR"/>
+              </w:rPr>
+              <w:t xml:space="preserve"> </w:t>
+            </w:r>
+            <w:proofErr w:type="spellStart"/>
+            <w:r>
+              <w:rPr>
+                <w:b w:val="0"/>
+                <w:bCs w:val="0"/>
+                <w:lang w:bidi="fa-IR"/>
+              </w:rPr>
+              <w:t>سقف</w:t>
+            </w:r>
+            <w:proofErr w:type="spellEnd"/>
+            <w:r>
+              <w:rPr>
+                <w:b w:val="0"/>
+                <w:bCs w:val="0"/>
+                <w:lang w:bidi="fa-IR"/>
+              </w:rPr>
+              <w:t xml:space="preserve"> </w:t>
+            </w:r>
+            <w:proofErr w:type="spellStart"/>
+            <w:r>
+              <w:rPr>
+                <w:b w:val="0"/>
+                <w:bCs w:val="0"/>
+                <w:lang w:bidi="fa-IR"/>
+              </w:rPr>
+              <w:t>حفره</w:t>
+            </w:r>
+            <w:proofErr w:type="spellEnd"/>
+            <w:r>
+              <w:rPr>
+                <w:b w:val="0"/>
+                <w:bCs w:val="0"/>
+                <w:lang w:bidi="fa-IR"/>
+              </w:rPr>
+              <w:t xml:space="preserve"> (Roof Depth)</w:t>
+            </w:r>
+          </w:p>
+        </w:tc>
+        <w:tc>
+          <w:tcPr>
+            <w:tcW w:w="2409" w:type="dxa"/>
+          </w:tcPr>
+          <w:p>
+            <w:pPr>
+              <w:jc w:val="center"/>
+              <w:cnfStyle w:val="000000100000" w:firstRow="0" w:lastRow="0" w:firstColumn="0" w:lastColumn="0" w:oddVBand="0" w:evenVBand="0" w:oddHBand="1" w:evenHBand="0" w:firstRowFirstColumn="0" w:firstRowLastColumn="0" w:lastRowFirstColumn="0" w:lastRowLastColumn="0"/>
+              <w:rPr>
+                <w:lang w:bidi="fa-IR"/>
+              </w:rPr>
+            </w:pPr>
+            <w:proofErr w:type="spellStart"/>
+            <w:r>
+              <w:rPr>
+                <w:lang w:bidi="fa-IR"/>
+              </w:rPr>
+              <w:t>z_top</w:t>
+            </w:r>
+            <w:proofErr w:type="spellEnd"/>
+          </w:p>
+        </w:tc>
+        <w:tc>
+          <w:tcPr>
+            <w:tcW w:w="2409" w:type="dxa"/>
+          </w:tcPr>
+          <w:p>
+            <w:pPr>
+              <w:jc w:val="center"/>
+              <w:cnfStyle w:val="000000100000" w:firstRow="0" w:lastRow="0" w:firstColumn="0" w:lastColumn="0" w:oddVBand="0" w:evenVBand="0" w:oddHBand="1" w:evenHBand="0" w:firstRowFirstColumn="0" w:firstRowLastColumn="0" w:lastRowFirstColumn="0" w:lastRowLastColumn="0"/>
+              <w:rPr>
+                <w:lang w:bidi="fa-IR"/>
+              </w:rPr>
+            </w:pPr>
+            <w:r>
+              <w:rPr>
+                <w:lang w:bidi="fa-IR"/>
+              </w:rPr>
+              <w:t>0.93</w:t>
+            </w:r>
+          </w:p>
+        </w:tc>
+        <w:tc>
+          <w:tcPr>
+            <w:tcW w:w="2409" w:type="dxa"/>
+          </w:tcPr>
+          <w:p>
+            <w:pPr>
+              <w:jc w:val="center"/>
+              <w:cnfStyle w:val="000000100000" w:firstRow="0" w:lastRow="0" w:firstColumn="0" w:lastColumn="0" w:oddVBand="0" w:evenVBand="0" w:oddHBand="1" w:evenHBand="0" w:firstRowFirstColumn="0" w:firstRowLastColumn="0" w:lastRowFirstColumn="0" w:lastRowLastColumn="0"/>
+              <w:rPr>
+                <w:lang w:bidi="fa-IR"/>
+              </w:rPr>
+            </w:pPr>
+            <w:proofErr w:type="spellStart"/>
+            <w:r>
+              <w:rPr>
+                <w:lang w:bidi="fa-IR"/>
+              </w:rPr>
+              <w:t>متر</w:t>
+            </w:r>
+            <w:proofErr w:type="spellEnd"/>
+          </w:p>
+        </w:tc>
+      </w:tr>
+      <w:tr>
+        <w:trPr>
+          <w:jc w:val="center"/>
+        </w:trPr>
+        <w:tc>
+          <w:tcPr>
+            <w:cnfStyle w:val="001000000000" w:firstRow="0" w:lastRow="0" w:firstColumn="1" w:lastColumn="0" w:oddVBand="0" w:evenVBand="0" w:oddHBand="0" w:evenHBand="0" w:firstRowFirstColumn="0" w:firstRowLastColumn="0" w:lastRowFirstColumn="0" w:lastRowLastColumn="0"/>
+            <w:tcW w:w="2409" w:type="dxa"/>
+          </w:tcPr>
+          <w:p>
+            <w:pPr>
+              <w:jc w:val="center"/>
+              <w:rPr>
+                <w:b w:val="0"/>
+                <w:bCs w:val="0"/>
+                <w:lang w:bidi="fa-IR"/>
+              </w:rPr>
+            </w:pPr>
+            <w:proofErr w:type="spellStart"/>
+            <w:r>
+              <w:rPr>
+                <w:b w:val="0"/>
+                <w:bCs w:val="0"/>
+                <w:lang w:bidi="fa-IR"/>
+              </w:rPr>
+              <w:t>ضریب</w:t>
+            </w:r>
+            <w:proofErr w:type="spellEnd"/>
+            <w:r>
+              <w:rPr>
+                <w:b w:val="0"/>
+                <w:bCs w:val="0"/>
+                <w:lang w:bidi="fa-IR"/>
+              </w:rPr>
+              <w:t xml:space="preserve"> </w:t>
+            </w:r>
+            <w:proofErr w:type="spellStart"/>
+            <w:r>
+              <w:rPr>
+                <w:b w:val="0"/>
+                <w:bCs w:val="0"/>
+                <w:lang w:bidi="fa-IR"/>
+              </w:rPr>
+              <w:t>ثابت</w:t>
+            </w:r>
+            <w:proofErr w:type="spellEnd"/>
+            <w:r>
+              <w:rPr>
+                <w:b w:val="0"/>
+                <w:bCs w:val="0"/>
+                <w:lang w:bidi="fa-IR"/>
+              </w:rPr>
+              <w:t xml:space="preserve"> </w:t>
+            </w:r>
+            <w:proofErr w:type="spellStart"/>
+            <w:r>
+              <w:rPr>
+                <w:b w:val="0"/>
+                <w:bCs w:val="0"/>
+                <w:lang w:bidi="fa-IR"/>
+              </w:rPr>
+              <w:t>روند</w:t>
+            </w:r>
+            <w:proofErr w:type="spellEnd"/>
+            <w:r>
+              <w:rPr>
+                <w:b w:val="0"/>
+                <w:bCs w:val="0"/>
+                <w:lang w:bidi="fa-IR"/>
+              </w:rPr>
+              <w:t xml:space="preserve"> </w:t>
+            </w:r>
+            <w:proofErr w:type="spellStart"/>
+            <w:r>
+              <w:rPr>
+                <w:b w:val="0"/>
+                <w:bCs w:val="0"/>
+                <w:lang w:bidi="fa-IR"/>
+              </w:rPr>
+              <w:t>ناحیه‌ای</w:t>
+            </w:r>
+            <w:proofErr w:type="spellEnd"/>
+          </w:p>
+        </w:tc>
+        <w:tc>
+          <w:tcPr>
+            <w:tcW w:w="2409" w:type="dxa"/>
+          </w:tcPr>
+          <w:p>
+            <w:pPr>
+              <w:jc w:val="center"/>
+              <w:cnfStyle w:val="000000000000" w:firstRow="0" w:lastRow="0" w:firstColumn="0" w:lastColumn="0" w:oddVBand="0" w:evenVBand="0" w:oddHBand="0" w:evenHBand="0" w:firstRowFirstColumn="0" w:firstRowLastColumn="0" w:lastRowFirstColumn="0" w:lastRowLastColumn="0"/>
+              <w:rPr>
+                <w:lang w:bidi="fa-IR"/>
+              </w:rPr>
+            </w:pPr>
+            <w:r>
+              <w:rPr>
+                <w:lang w:bidi="fa-IR"/>
+              </w:rPr>
+              <w:t>c0</w:t>
+            </w:r>
+          </w:p>
+        </w:tc>
+        <w:tc>
+          <w:tcPr>
+            <w:tcW w:w="2409" w:type="dxa"/>
+          </w:tcPr>
+          <w:p>
+            <w:pPr>
+              <w:jc w:val="center"/>
+              <w:cnfStyle w:val="000000000000" w:firstRow="0" w:lastRow="0" w:firstColumn="0" w:lastColumn="0" w:oddVBand="0" w:evenVBand="0" w:oddHBand="0" w:evenHBand="0" w:firstRowFirstColumn="0" w:firstRowLastColumn="0" w:lastRowFirstColumn="0" w:lastRowLastColumn="0"/>
+              <w:rPr>
+                <w:lang w:bidi="fa-IR"/>
+              </w:rPr>
+            </w:pPr>
+            <w:r>
+              <w:rPr>
+                <w:lang w:bidi="fa-IR"/>
+              </w:rPr>
+              <w:t>0.0526</w:t>
+            </w:r>
+          </w:p>
+        </w:tc>
+        <w:tc>
+          <w:tcPr>
+            <w:tcW w:w="2409" w:type="dxa"/>
+          </w:tcPr>
+          <w:p>
+            <w:pPr>
+              <w:jc w:val="center"/>
+              <w:cnfStyle w:val="000000000000" w:firstRow="0" w:lastRow="0" w:firstColumn="0" w:lastColumn="0" w:oddVBand="0" w:evenVBand="0" w:oddHBand="0" w:evenHBand="0" w:firstRowFirstColumn="0" w:firstRowLastColumn="0" w:lastRowFirstColumn="0" w:lastRowLastColumn="0"/>
+              <w:rPr>
+                <w:lang w:bidi="fa-IR"/>
+              </w:rPr>
+            </w:pPr>
+            <w:proofErr w:type="spellStart"/>
+            <w:r>
+              <w:rPr>
+                <w:lang w:bidi="fa-IR"/>
+              </w:rPr>
+              <w:t>mGal</w:t>
+            </w:r>
+            <w:proofErr w:type="spellEnd"/>
+          </w:p>
+        </w:tc>
+      </w:tr>
+      <w:tr>
+        <w:trPr>
+          <w:cnfStyle w:val="000000100000" w:firstRow="0" w:lastRow="0" w:firstColumn="0" w:lastColumn="0" w:oddVBand="0" w:evenVBand="0" w:oddHBand="1" w:evenHBand="0" w:firstRowFirstColumn="0" w:firstRowLastColumn="0" w:lastRowFirstColumn="0" w:lastRowLastColumn="0"/>
+          <w:jc w:val="center"/>
+        </w:trPr>
+        <w:tc>
+          <w:tcPr>
+            <w:cnfStyle w:val="001000000000" w:firstRow="0" w:lastRow="0" w:firstColumn="1" w:lastColumn="0" w:oddVBand="0" w:evenVBand="0" w:oddHBand="0" w:evenHBand="0" w:firstRowFirstColumn="0" w:firstRowLastColumn="0" w:lastRowFirstColumn="0" w:lastRowLastColumn="0"/>
+            <w:tcW w:w="2409" w:type="dxa"/>
+          </w:tcPr>
+          <w:p>
+            <w:pPr>
+              <w:jc w:val="center"/>
+              <w:rPr>
+                <w:b w:val="0"/>
+                <w:bCs w:val="0"/>
+                <w:lang w:bidi="fa-IR"/>
+              </w:rPr>
+            </w:pPr>
+            <w:proofErr w:type="spellStart"/>
+            <w:r>
+              <w:rPr>
+                <w:b w:val="0"/>
+                <w:bCs w:val="0"/>
+                <w:lang w:bidi="fa-IR"/>
+              </w:rPr>
+              <w:t>شیب</w:t>
+            </w:r>
+            <w:proofErr w:type="spellEnd"/>
+            <w:r>
+              <w:rPr>
+                <w:b w:val="0"/>
+                <w:bCs w:val="0"/>
+                <w:lang w:bidi="fa-IR"/>
+              </w:rPr>
+              <w:t xml:space="preserve"> </w:t>
+            </w:r>
+            <w:proofErr w:type="spellStart"/>
+            <w:r>
+              <w:rPr>
+                <w:b w:val="0"/>
+                <w:bCs w:val="0"/>
+                <w:lang w:bidi="fa-IR"/>
+              </w:rPr>
+              <w:t>خطی</w:t>
+            </w:r>
+            <w:proofErr w:type="spellEnd"/>
+            <w:r>
+              <w:rPr>
+                <w:b w:val="0"/>
+                <w:bCs w:val="0"/>
+                <w:lang w:bidi="fa-IR"/>
+              </w:rPr>
+              <w:t xml:space="preserve"> </w:t>
+            </w:r>
+            <w:proofErr w:type="spellStart"/>
+            <w:r>
+              <w:rPr>
+                <w:b w:val="0"/>
+                <w:bCs w:val="0"/>
+                <w:lang w:bidi="fa-IR"/>
+              </w:rPr>
+              <w:t>روند</w:t>
+            </w:r>
+            <w:proofErr w:type="spellEnd"/>
+            <w:r>
+              <w:rPr>
+                <w:b w:val="0"/>
+                <w:bCs w:val="0"/>
+                <w:lang w:bidi="fa-IR"/>
+              </w:rPr>
+              <w:t xml:space="preserve"> </w:t>
+            </w:r>
+            <w:proofErr w:type="spellStart"/>
+            <w:r>
+              <w:rPr>
+                <w:b w:val="0"/>
+                <w:bCs w:val="0"/>
+                <w:lang w:bidi="fa-IR"/>
+              </w:rPr>
+              <w:t>ناحیه‌ای</w:t>
+            </w:r>
+            <w:proofErr w:type="spellEnd"/>
+          </w:p>
+        </w:tc>
+        <w:tc>
+          <w:tcPr>
+            <w:tcW w:w="2409" w:type="dxa"/>
+          </w:tcPr>
+          <w:p>
+            <w:pPr>
+              <w:jc w:val="center"/>
+              <w:cnfStyle w:val="000000100000" w:firstRow="0" w:lastRow="0" w:firstColumn="0" w:lastColumn="0" w:oddVBand="0" w:evenVBand="0" w:oddHBand="1" w:evenHBand="0" w:firstRowFirstColumn="0" w:firstRowLastColumn="0" w:lastRowFirstColumn="0" w:lastRowLastColumn="0"/>
+              <w:rPr>
+                <w:lang w:bidi="fa-IR"/>
+              </w:rPr>
+            </w:pPr>
+            <w:r>
+              <w:rPr>
+                <w:lang w:bidi="fa-IR"/>
+              </w:rPr>
+              <w:t>c1</w:t>
+            </w:r>
+          </w:p>
+        </w:tc>
+        <w:tc>
+          <w:tcPr>
+            <w:tcW w:w="2409" w:type="dxa"/>
+          </w:tcPr>
+          <w:p>
+            <w:pPr>
+              <w:jc w:val="center"/>
+              <w:cnfStyle w:val="000000100000" w:firstRow="0" w:lastRow="0" w:firstColumn="0" w:lastColumn="0" w:oddVBand="0" w:evenVBand="0" w:oddHBand="1" w:evenHBand="0" w:firstRowFirstColumn="0" w:firstRowLastColumn="0" w:lastRowFirstColumn="0" w:lastRowLastColumn="0"/>
+              <w:rPr>
+                <w:lang w:bidi="fa-IR"/>
+              </w:rPr>
+            </w:pPr>
+            <w:r>
+              <w:rPr>
+                <w:lang w:bidi="fa-IR"/>
+              </w:rPr>
+              <w:t>3.51e-4</w:t>
+            </w:r>
+          </w:p>
+        </w:tc>
+        <w:tc>
+          <w:tcPr>
+            <w:tcW w:w="2409" w:type="dxa"/>
+          </w:tcPr>
+          <w:p>
+            <w:pPr>
+              <w:jc w:val="center"/>
+              <w:cnfStyle w:val="000000100000" w:firstRow="0" w:lastRow="0" w:firstColumn="0" w:lastColumn="0" w:oddVBand="0" w:evenVBand="0" w:oddHBand="1" w:evenHBand="0" w:firstRowFirstColumn="0" w:firstRowLastColumn="0" w:lastRowFirstColumn="0" w:lastRowLastColumn="0"/>
+              <w:rPr>
+                <w:lang w:bidi="fa-IR"/>
+              </w:rPr>
+            </w:pPr>
+            <w:proofErr w:type="spellStart"/>
+            <w:r>
+              <w:rPr>
+                <w:lang w:bidi="fa-IR"/>
+              </w:rPr>
+              <w:t>mGal</w:t>
+            </w:r>
+            <w:proofErr w:type="spellEnd"/>
+            <w:r>
+              <w:rPr>
+                <w:lang w:bidi="fa-IR"/>
+              </w:rPr>
+              <w:t>/m</w:t>
+            </w:r>
+          </w:p>
+        </w:tc>
+      </w:tr>
+      <w:tr>
+        <w:trPr>
+          <w:jc w:val="center"/>
+        </w:trPr>
+        <w:tc>
+          <w:tcPr>
+            <w:cnfStyle w:val="001000000000" w:firstRow="0" w:lastRow="0" w:firstColumn="1" w:lastColumn="0" w:oddVBand="0" w:evenVBand="0" w:oddHBand="0" w:evenHBand="0" w:firstRowFirstColumn="0" w:firstRowLastColumn="0" w:lastRowFirstColumn="0" w:lastRowLastColumn="0"/>
+            <w:tcW w:w="2409" w:type="dxa"/>
+          </w:tcPr>
+          <w:p>
+            <w:pPr>
+              <w:jc w:val="center"/>
+              <w:rPr>
+                <w:b w:val="0"/>
+                <w:bCs w:val="0"/>
+                <w:lang w:bidi="fa-IR"/>
+              </w:rPr>
+            </w:pPr>
+            <w:proofErr w:type="spellStart"/>
+            <w:r>
+              <w:rPr>
+                <w:b w:val="0"/>
+                <w:bCs w:val="0"/>
+                <w:lang w:bidi="fa-IR"/>
+              </w:rPr>
+              <w:t>ریشه</w:t>
+            </w:r>
+            <w:proofErr w:type="spellEnd"/>
+            <w:r>
+              <w:rPr>
+                <w:b w:val="0"/>
+                <w:bCs w:val="0"/>
+                <w:lang w:bidi="fa-IR"/>
+              </w:rPr>
+              <w:t xml:space="preserve"> </w:t>
+            </w:r>
+            <w:proofErr w:type="spellStart"/>
+            <w:r>
+              <w:rPr>
+                <w:b w:val="0"/>
+                <w:bCs w:val="0"/>
+                <w:lang w:bidi="fa-IR"/>
+              </w:rPr>
+              <w:t>میانگین</w:t>
+            </w:r>
+            <w:proofErr w:type="spellEnd"/>
+            <w:r>
+              <w:rPr>
+                <w:b w:val="0"/>
+                <w:bCs w:val="0"/>
+                <w:lang w:bidi="fa-IR"/>
+              </w:rPr>
+              <w:t xml:space="preserve"> </w:t>
+            </w:r>
+            <w:proofErr w:type="spellStart"/>
+            <w:r>
+              <w:rPr>
+                <w:b w:val="0"/>
+                <w:bCs w:val="0"/>
+                <w:lang w:bidi="fa-IR"/>
+              </w:rPr>
+              <w:t>مربعات</w:t>
+            </w:r>
+            <w:proofErr w:type="spellEnd"/>
+            <w:r>
+              <w:rPr>
+                <w:b w:val="0"/>
+                <w:bCs w:val="0"/>
+                <w:lang w:bidi="fa-IR"/>
+              </w:rPr>
+              <w:t xml:space="preserve"> </w:t>
+            </w:r>
+            <w:proofErr w:type="spellStart"/>
+            <w:r>
+              <w:rPr>
+                <w:b w:val="0"/>
+                <w:bCs w:val="0"/>
+                <w:lang w:bidi="fa-IR"/>
+              </w:rPr>
+              <w:t>خطا</w:t>
+            </w:r>
+            <w:proofErr w:type="spellEnd"/>
+          </w:p>
+        </w:tc>
+        <w:tc>
+          <w:tcPr>
+            <w:tcW w:w="2409" w:type="dxa"/>
+          </w:tcPr>
+          <w:p>
+            <w:pPr>
+              <w:jc w:val="center"/>
+              <w:cnfStyle w:val="000000000000" w:firstRow="0" w:lastRow="0" w:firstColumn="0" w:lastColumn="0" w:oddVBand="0" w:evenVBand="0" w:oddHBand="0" w:evenHBand="0" w:firstRowFirstColumn="0" w:firstRowLastColumn="0" w:lastRowFirstColumn="0" w:lastRowLastColumn="0"/>
+              <w:rPr>
+                <w:lang w:bidi="fa-IR"/>
+              </w:rPr>
+            </w:pPr>
+            <w:r>
+              <w:rPr>
+                <w:lang w:bidi="fa-IR"/>
+              </w:rPr>
+              <w:t>RMSE</w:t>
+            </w:r>
+          </w:p>
+        </w:tc>
+        <w:tc>
+          <w:tcPr>
+            <w:tcW w:w="2409" w:type="dxa"/>
+          </w:tcPr>
+          <w:p>
+            <w:pPr>
+              <w:jc w:val="center"/>
+              <w:cnfStyle w:val="000000000000" w:firstRow="0" w:lastRow="0" w:firstColumn="0" w:lastColumn="0" w:oddVBand="0" w:evenVBand="0" w:oddHBand="0" w:evenHBand="0" w:firstRowFirstColumn="0" w:firstRowLastColumn="0" w:lastRowFirstColumn="0" w:lastRowLastColumn="0"/>
+              <w:rPr>
+                <w:lang w:bidi="fa-IR"/>
+              </w:rPr>
+            </w:pPr>
+            <w:r>
+              <w:rPr>
+                <w:lang w:bidi="fa-IR"/>
+              </w:rPr>
+              <w:t>0.0053</w:t>
+            </w:r>
+          </w:p>
+        </w:tc>
+        <w:tc>
+          <w:tcPr>
+            <w:tcW w:w="2409" w:type="dxa"/>
+          </w:tcPr>
+          <w:p>
+            <w:pPr>
+              <w:jc w:val="center"/>
+              <w:cnfStyle w:val="000000000000" w:firstRow="0" w:lastRow="0" w:firstColumn="0" w:lastColumn="0" w:oddVBand="0" w:evenVBand="0" w:oddHBand="0" w:evenHBand="0" w:firstRowFirstColumn="0" w:firstRowLastColumn="0" w:lastRowFirstColumn="0" w:lastRowLastColumn="0"/>
+              <w:rPr>
+                <w:lang w:bidi="fa-IR"/>
+              </w:rPr>
+            </w:pPr>
+            <w:proofErr w:type="spellStart"/>
+            <w:r>
+              <w:rPr>
+                <w:lang w:bidi="fa-IR"/>
+              </w:rPr>
+              <w:t>mGal</w:t>
+            </w:r>
+            <w:proofErr w:type="spellEnd"/>
+          </w:p>
+        </w:tc>
+      </w:tr>
+      <w:tr>
+        <w:trPr>
+          <w:cnfStyle w:val="000000100000" w:firstRow="0" w:lastRow="0" w:firstColumn="0" w:lastColumn="0" w:oddVBand="0" w:evenVBand="0" w:oddHBand="1" w:evenHBand="0" w:firstRowFirstColumn="0" w:firstRowLastColumn="0" w:lastRowFirstColumn="0" w:lastRowLastColumn="0"/>
+          <w:jc w:val="center"/>
+        </w:trPr>
+        <w:tc>
+          <w:tcPr>
+            <w:cnfStyle w:val="001000000000" w:firstRow="0" w:lastRow="0" w:firstColumn="1" w:lastColumn="0" w:oddVBand="0" w:evenVBand="0" w:oddHBand="0" w:evenHBand="0" w:firstRowFirstColumn="0" w:firstRowLastColumn="0" w:lastRowFirstColumn="0" w:lastRowLastColumn="0"/>
+            <w:tcW w:w="2409" w:type="dxa"/>
+          </w:tcPr>
+          <w:p>
+            <w:pPr>
+              <w:jc w:val="center"/>
+              <w:rPr>
+                <w:b w:val="0"/>
+                <w:bCs w:val="0"/>
+                <w:lang w:bidi="fa-IR"/>
+              </w:rPr>
+            </w:pPr>
+            <w:proofErr w:type="spellStart"/>
+            <w:r>
+              <w:rPr>
+                <w:b w:val="0"/>
+                <w:bCs w:val="0"/>
+                <w:lang w:bidi="fa-IR"/>
+              </w:rPr>
+              <w:t>ضریب</w:t>
+            </w:r>
+            <w:proofErr w:type="spellEnd"/>
+            <w:r>
+              <w:rPr>
+                <w:b w:val="0"/>
+                <w:bCs w:val="0"/>
+                <w:lang w:bidi="fa-IR"/>
+              </w:rPr>
+              <w:t xml:space="preserve"> </w:t>
+            </w:r>
+            <w:proofErr w:type="spellStart"/>
+            <w:r>
+              <w:rPr>
+                <w:b w:val="0"/>
+                <w:bCs w:val="0"/>
+                <w:lang w:bidi="fa-IR"/>
+              </w:rPr>
+              <w:t>ارزیابی</w:t>
+            </w:r>
+            <w:proofErr w:type="spellEnd"/>
+            <w:r>
+              <w:rPr>
+                <w:b w:val="0"/>
+                <w:bCs w:val="0"/>
+                <w:lang w:bidi="fa-IR"/>
+              </w:rPr>
+              <w:t xml:space="preserve"> </w:t>
+            </w:r>
+            <w:proofErr w:type="spellStart"/>
+            <w:r>
+              <w:rPr>
+                <w:b w:val="0"/>
+                <w:bCs w:val="0"/>
+                <w:lang w:bidi="fa-IR"/>
+              </w:rPr>
+              <w:t>برازش</w:t>
+            </w:r>
+            <w:proofErr w:type="spellEnd"/>
+          </w:p>
+        </w:tc>
+        <w:tc>
+          <w:tcPr>
+            <w:tcW w:w="2409" w:type="dxa"/>
+          </w:tcPr>
+          <w:p>
+            <w:pPr>
+              <w:jc w:val="center"/>
+              <w:cnfStyle w:val="000000100000" w:firstRow="0" w:lastRow="0" w:firstColumn="0" w:lastColumn="0" w:oddVBand="0" w:evenVBand="0" w:oddHBand="1" w:evenHBand="0" w:firstRowFirstColumn="0" w:firstRowLastColumn="0" w:lastRowFirstColumn="0" w:lastRowLastColumn="0"/>
+              <w:rPr>
+                <w:lang w:bidi="fa-IR"/>
+              </w:rPr>
+            </w:pPr>
+            <w:r>
+              <w:rPr>
+                <w:lang w:bidi="fa-IR"/>
+              </w:rPr>
+              <w:t>R2</w:t>
+            </w:r>
+          </w:p>
+        </w:tc>
+        <w:tc>
+          <w:tcPr>
+            <w:tcW w:w="2409" w:type="dxa"/>
+          </w:tcPr>
+          <w:p>
+            <w:pPr>
+              <w:jc w:val="center"/>
+              <w:cnfStyle w:val="000000100000" w:firstRow="0" w:lastRow="0" w:firstColumn="0" w:lastColumn="0" w:oddVBand="0" w:evenVBand="0" w:oddHBand="1" w:evenHBand="0" w:firstRowFirstColumn="0" w:firstRowLastColumn="0" w:lastRowFirstColumn="0" w:lastRowLastColumn="0"/>
+              <w:rPr>
+                <w:lang w:bidi="fa-IR"/>
+              </w:rPr>
+            </w:pPr>
+            <w:r>
+              <w:rPr>
+                <w:lang w:bidi="fa-IR"/>
+              </w:rPr>
+              <w:t>0.9886</w:t>
+            </w:r>
+          </w:p>
+        </w:tc>
+        <w:tc>
+          <w:tcPr>
+            <w:tcW w:w="2409" w:type="dxa"/>
+          </w:tcPr>
+          <w:p>
+            <w:pPr>
+              <w:jc w:val="center"/>
+              <w:cnfStyle w:val="000000100000" w:firstRow="0" w:lastRow="0" w:firstColumn="0" w:lastColumn="0" w:oddVBand="0" w:evenVBand="0" w:oddHBand="1" w:evenHBand="0" w:firstRowFirstColumn="0" w:firstRowLastColumn="0" w:lastRowFirstColumn="0" w:lastRowLastColumn="0"/>
+              <w:rPr>
+                <w:lang w:bidi="fa-IR"/>
+              </w:rPr>
+            </w:pPr>
+            <w:r>
+              <w:rPr>
+                <w:lang w:bidi="fa-IR"/>
+              </w:rPr>
+              <w:t>-</w:t>
+            </w:r>
+          </w:p>
+        </w:tc>
+      </w:tr>
+      <w:tr>
+        <w:trPr>
+          <w:jc w:val="center"/>
+        </w:trPr>
+        <w:tc>
+          <w:tcPr>
+            <w:cnfStyle w:val="001000000000" w:firstRow="0" w:lastRow="0" w:firstColumn="1" w:lastColumn="0" w:oddVBand="0" w:evenVBand="0" w:oddHBand="0" w:evenHBand="0" w:firstRowFirstColumn="0" w:firstRowLastColumn="0" w:lastRowFirstColumn="0" w:lastRowLastColumn="0"/>
+            <w:tcW w:w="2409" w:type="dxa"/>
+            <w:tcBorders>
+              <w:bottom w:val="single" w:sz="12" w:space="0" w:color="auto"/>
+            </w:tcBorders>
+          </w:tcPr>
+          <w:p>
+            <w:pPr>
+              <w:jc w:val="center"/>
+              <w:rPr>
+                <w:b w:val="0"/>
+                <w:bCs w:val="0"/>
+                <w:lang w:bidi="fa-IR"/>
+              </w:rPr>
+            </w:pPr>
+            <w:proofErr w:type="spellStart"/>
+            <w:r>
+              <w:rPr>
+                <w:b w:val="0"/>
+                <w:bCs w:val="0"/>
+                <w:lang w:bidi="fa-IR"/>
+              </w:rPr>
+              <w:t>زمان</w:t>
+            </w:r>
+            <w:proofErr w:type="spellEnd"/>
+            <w:r>
+              <w:rPr>
+                <w:b w:val="0"/>
+                <w:bCs w:val="0"/>
+                <w:lang w:bidi="fa-IR"/>
+              </w:rPr>
+              <w:t xml:space="preserve"> </w:t>
+            </w:r>
+            <w:proofErr w:type="spellStart"/>
+            <w:r>
+              <w:rPr>
+                <w:b w:val="0"/>
+                <w:bCs w:val="0"/>
+                <w:lang w:bidi="fa-IR"/>
+              </w:rPr>
+              <w:t>کل</w:t>
+            </w:r>
+            <w:proofErr w:type="spellEnd"/>
+            <w:r>
+              <w:rPr>
+                <w:b w:val="0"/>
+                <w:bCs w:val="0"/>
+                <w:lang w:bidi="fa-IR"/>
+              </w:rPr>
+              <w:t xml:space="preserve"> </w:t>
+            </w:r>
+            <w:proofErr w:type="spellStart"/>
+            <w:r>
+              <w:rPr>
+                <w:b w:val="0"/>
+                <w:bCs w:val="0"/>
+                <w:lang w:bidi="fa-IR"/>
+              </w:rPr>
+              <w:t>محاسبات</w:t>
+            </w:r>
+            <w:proofErr w:type="spellEnd"/>
+          </w:p>
+        </w:tc>
+        <w:tc>
+          <w:tcPr>
+            <w:tcW w:w="2409" w:type="dxa"/>
+            <w:tcBorders>
+              <w:bottom w:val="single" w:sz="12" w:space="0" w:color="auto"/>
+            </w:tcBorders>
+          </w:tcPr>
+          <w:p>
+            <w:pPr>
+              <w:jc w:val="center"/>
+              <w:cnfStyle w:val="000000000000" w:firstRow="0" w:lastRow="0" w:firstColumn="0" w:lastColumn="0" w:oddVBand="0" w:evenVBand="0" w:oddHBand="0" w:evenHBand="0" w:firstRowFirstColumn="0" w:firstRowLastColumn="0" w:lastRowFirstColumn="0" w:lastRowLastColumn="0"/>
+              <w:rPr>
+                <w:lang w:bidi="fa-IR"/>
+              </w:rPr>
+            </w:pPr>
+            <w:r>
+              <w:rPr>
+                <w:lang w:bidi="fa-IR"/>
+              </w:rPr>
+              <w:t>t</w:t>
+            </w:r>
+          </w:p>
+        </w:tc>
+        <w:tc>
+          <w:tcPr>
+            <w:tcW w:w="2409" w:type="dxa"/>
+            <w:tcBorders>
+              <w:bottom w:val="single" w:sz="12" w:space="0" w:color="auto"/>
+            </w:tcBorders>
+          </w:tcPr>
+          <w:p>
+            <w:pPr>
+              <w:jc w:val="center"/>
+              <w:cnfStyle w:val="000000000000" w:firstRow="0" w:lastRow="0" w:firstColumn="0" w:lastColumn="0" w:oddVBand="0" w:evenVBand="0" w:oddHBand="0" w:evenHBand="0" w:firstRowFirstColumn="0" w:firstRowLastColumn="0" w:lastRowFirstColumn="0" w:lastRowLastColumn="0"/>
+              <w:rPr>
+                <w:lang w:bidi="fa-IR"/>
+              </w:rPr>
+            </w:pPr>
+            <w:r>
+              <w:rPr>
+                <w:lang w:bidi="fa-IR"/>
+              </w:rPr>
+              <w:t>2.65</w:t>
+            </w:r>
+          </w:p>
+        </w:tc>
+        <w:tc>
+          <w:tcPr>
+            <w:tcW w:w="2409" w:type="dxa"/>
+            <w:tcBorders>
+              <w:bottom w:val="single" w:sz="12" w:space="0" w:color="auto"/>
+            </w:tcBorders>
+          </w:tcPr>
+          <w:p>
+            <w:pPr>
+              <w:jc w:val="center"/>
+              <w:cnfStyle w:val="000000000000" w:firstRow="0" w:lastRow="0" w:firstColumn="0" w:lastColumn="0" w:oddVBand="0" w:evenVBand="0" w:oddHBand="0" w:evenHBand="0" w:firstRowFirstColumn="0" w:firstRowLastColumn="0" w:lastRowFirstColumn="0" w:lastRowLastColumn="0"/>
+              <w:rPr>
+                <w:lang w:bidi="fa-IR"/>
+              </w:rPr>
+            </w:pPr>
+            <w:proofErr w:type="spellStart"/>
+            <w:r>
+              <w:rPr>
+                <w:lang w:bidi="fa-IR"/>
+              </w:rPr>
+              <w:t>ثانیه</w:t>
+            </w:r>
+            <w:proofErr w:type="spellEnd"/>
+          </w:p>
+        </w:tc>
+      </w:tr>
+    </w:tbl>
+    <w:p>
+      <w:pPr>
+        <w:rPr>
+          <w:rFonts w:hint="cs"/>
+          <w:rtl/>
+          <w:lang w:bidi="fa-IR"/>
+        </w:rPr>
+      </w:pPr>
+    </w:p>
+    <w:p>
+      <w:pPr>
+        <w:jc w:val="center"/>
+        <w:rPr>
+          <w:rtl/>
+          <w:lang w:bidi="fa-IR"/>
+        </w:rPr>
+      </w:pPr>
+      <w:r>
+        <w:rPr>
+          <w:noProof/>
+        </w:rPr>
+        <w:lastRenderedPageBreak/>
+        <w:drawing>
+          <wp:inline distT="0" distB="0" distL="0" distR="0" wp14:anchorId="322C3CD6" wp14:editId="3A7330B6">
+            <wp:extent cx="4301660" cy="5451894"/>
+            <wp:effectExtent l="0" t="0" r="3810" b="0"/>
+            <wp:docPr id="2012587254" name="Picture 2012587254"/>
+            <wp:cNvGraphicFramePr>
+              <a:graphicFrameLocks xmlns:a="http://schemas.openxmlformats.org/drawingml/2006/main" noChangeAspect="1"/>
+            </wp:cNvGraphicFramePr>
+            <a:graphic xmlns:a="http://schemas.openxmlformats.org/drawingml/2006/main">
+              <a:graphicData uri="http://schemas.openxmlformats.org/drawingml/2006/picture">
+                <pic:pic xmlns:pic="http://schemas.openxmlformats.org/drawingml/2006/picture">
+                  <pic:nvPicPr>
+                    <pic:cNvPr id="0" name="fig7_real_data_hho_bw.png"/>
+                    <pic:cNvPicPr/>
+                  </pic:nvPicPr>
+                  <pic:blipFill>
+                    <a:blip r:embed="rId15"/>
+                    <a:stretch>
+                      <a:fillRect/>
+                    </a:stretch>
+                  </pic:blipFill>
+                  <pic:spPr>
+                    <a:xfrm>
+                      <a:off x="0" y="0"/>
+                      <a:ext cx="4317580" cy="5472071"/>
+                    </a:xfrm>
+                    <a:prstGeom prst="rect">
+                      <a:avLst/>
+                    </a:prstGeom>
+                  </pic:spPr>
+                </pic:pic>
+              </a:graphicData>
+            </a:graphic>
+          </wp:inline>
+        </w:drawing>
+      </w:r>
+    </w:p>
+    <w:p>
+      <w:pPr>
+        <w:rPr>
+          <w:b/>
+          <w:bCs/>
+          <w:szCs w:val="20"/>
+          <w:rtl/>
+          <w:lang w:bidi="fa-IR"/>
+        </w:rPr>
+      </w:pPr>
+      <w:r>
+        <w:rPr>
+          <w:b/>
+          <w:bCs/>
+          <w:szCs w:val="20"/>
+          <w:rtl/>
+        </w:rPr>
+        <w:t xml:space="preserve">شکل </w:t>
+      </w:r>
+      <w:r>
+        <w:rPr>
+          <w:b/>
+          <w:bCs/>
+          <w:szCs w:val="20"/>
+          <w:rtl/>
+          <w:lang w:bidi="fa-IR"/>
+        </w:rPr>
+        <w:t xml:space="preserve">۵- </w:t>
+      </w:r>
+      <w:r>
+        <w:rPr>
+          <w:b/>
+          <w:bCs/>
+          <w:szCs w:val="20"/>
+          <w:rtl/>
+        </w:rPr>
+        <w:t>نتایج وارون‌سازی داده‌های واقعی گرانی‌سنجی پروفیل دیزج نقده با استفاده از الگوریتم</w:t>
+      </w:r>
+      <w:r>
+        <w:rPr>
+          <w:b/>
+          <w:bCs/>
+          <w:szCs w:val="20"/>
+          <w:lang w:bidi="fa-IR"/>
+        </w:rPr>
+        <w:t xml:space="preserve"> HHO: </w:t>
+      </w:r>
+      <w:r>
+        <w:rPr>
+          <w:b/>
+          <w:bCs/>
+          <w:szCs w:val="20"/>
+          <w:rtl/>
+        </w:rPr>
+        <w:t>(الف) انطباق آنومالی اندازه‌گیری‌شده میدانی با پاسخ ترکیبی مدل و خط روند ناحیه‌ای؛ (ب) توزیع پسماندهای وارون‌سازی با حدود تلورانس خطا؛ (ج) مدل هندسی مقطع زیرسطحی ساختار تخمین‌زده‌شده و موقعیت بحرانی سقف حفره کارستی</w:t>
+      </w:r>
+      <w:r>
+        <w:rPr>
+          <w:b/>
+          <w:bCs/>
+          <w:szCs w:val="20"/>
+          <w:lang w:bidi="fa-IR"/>
+        </w:rPr>
+        <w:t>.</w:t>
+      </w:r>
+    </w:p>
     <w:bookmarkEnd w:id="0"/>
     <w:p>
       <w:pPr>
         <w:pStyle w:val="Heading1"/>
+        <w:spacing w:after="0"/>
         <w:ind w:left="0" w:firstLine="0"/>
         <w:rPr>
           <w:b w:val="0"/>
@@ -20747,250 +24340,927 @@
       <w:proofErr w:type="spellEnd"/>
     </w:p>
     <w:p>
-      <w:pPr>
-        <w:rPr>
-          <w:b/>
-          <w:bCs/>
-          <w:rtl/>
-          <w:lang w:bidi="fa-IR"/>
-        </w:rPr>
-      </w:pPr>
-      <w:r>
-        <w:rPr>
-          <w:rtl/>
-        </w:rPr>
-        <w:t>در این پژوهش، کارایی الگوریتم بهینه‌سازی فراابتکاری شاهین هریس</w:t>
-      </w:r>
-      <w:r>
-        <w:rPr>
-          <w:lang w:bidi="fa-IR"/>
-        </w:rPr>
-        <w:t xml:space="preserve"> (HHO) </w:t>
-      </w:r>
-      <w:r>
-        <w:rPr>
-          <w:rtl/>
-        </w:rPr>
-        <w:t xml:space="preserve">در حل مسئله وارون‌سازی غیرخطی داده‌های گرانی‌سنجی برای تخمین پارامترهای هندسی چشمه کروی مدفون با موفقیت مورد ارزیابی قرار گرفت. یافته‌های حاصل از آزمون‌های عددی نشان داد که این الگوریتم به دلیل بهره‌گیری توأمان از سازوکار کاوش سراسری و پروازهای لِوی، بدون وابستگی به حدس اولیه و بدون توقف در کمینه‌های محلی، با سرعت همگرایی چشمگیر (کمتر از </w:t>
-      </w:r>
-      <w:r>
-        <w:rPr>
-          <w:rtl/>
-          <w:lang w:bidi="fa-IR"/>
-        </w:rPr>
-        <w:t>۳۰</w:t>
-      </w:r>
-      <w:r>
-        <w:rPr>
-          <w:rtl/>
-        </w:rPr>
-        <w:t xml:space="preserve"> تکرار) به کمینه سراسری دست می‌یابد. نتایج تحلیل پایداری مونت‌کارلو با </w:t>
-      </w:r>
-      <w:r>
-        <w:rPr>
-          <w:rtl/>
-          <w:lang w:bidi="fa-IR"/>
-        </w:rPr>
-        <w:t>۳۰</w:t>
-      </w:r>
-      <w:r>
-        <w:rPr>
-          <w:rtl/>
-        </w:rPr>
-        <w:t xml:space="preserve"> اجرای مستقل اثبات کرد که حتی در حضور نوفه شدید </w:t>
-      </w:r>
-      <w:r>
-        <w:rPr>
-          <w:rtl/>
-          <w:lang w:bidi="fa-IR"/>
-        </w:rPr>
-        <w:t>۱۰</w:t>
-      </w:r>
-      <w:r>
-        <w:rPr>
-          <w:rFonts w:ascii="Arial" w:hAnsi="Arial" w:cs="Arial" w:hint="cs"/>
-          <w:rtl/>
-        </w:rPr>
-        <w:t>٪</w:t>
-      </w:r>
-      <w:r>
-        <w:rPr>
-          <w:rtl/>
+      <w:r>
+        <w:rPr>
+          <w:rFonts w:hint="cs"/>
+          <w:rtl/>
+        </w:rPr>
+        <w:t xml:space="preserve">     </w:t>
+      </w:r>
+      <w:r>
+        <w:rPr>
+          <w:rtl/>
+          <w:lang w:bidi="fa-IR"/>
+        </w:rPr>
+        <w:t xml:space="preserve">در این پژوهش، کارایی </w:t>
+      </w:r>
+      <w:proofErr w:type="spellStart"/>
+      <w:r>
+        <w:rPr>
+          <w:rtl/>
+          <w:lang w:bidi="fa-IR"/>
+        </w:rPr>
+        <w:t>الگوریتم</w:t>
+      </w:r>
+      <w:proofErr w:type="spellEnd"/>
+      <w:r>
+        <w:rPr>
+          <w:rtl/>
+          <w:lang w:bidi="fa-IR"/>
         </w:rPr>
         <w:t xml:space="preserve"> </w:t>
       </w:r>
-      <w:r>
-        <w:rPr>
-          <w:rFonts w:hint="cs"/>
-          <w:rtl/>
-        </w:rPr>
-        <w:t>گوسی،</w:t>
-      </w:r>
-      <w:r>
-        <w:rPr>
-          <w:rtl/>
+      <w:proofErr w:type="spellStart"/>
+      <w:r>
+        <w:rPr>
+          <w:rtl/>
+          <w:lang w:bidi="fa-IR"/>
+        </w:rPr>
+        <w:t>بهینه‌سازی</w:t>
+      </w:r>
+      <w:proofErr w:type="spellEnd"/>
+      <w:r>
+        <w:rPr>
+          <w:rtl/>
+          <w:lang w:bidi="fa-IR"/>
         </w:rPr>
         <w:t xml:space="preserve"> </w:t>
       </w:r>
-      <w:r>
-        <w:rPr>
-          <w:rFonts w:hint="cs"/>
-          <w:rtl/>
-        </w:rPr>
-        <w:t>خطای</w:t>
-      </w:r>
-      <w:r>
-        <w:rPr>
-          <w:rtl/>
+      <w:proofErr w:type="spellStart"/>
+      <w:r>
+        <w:rPr>
+          <w:rtl/>
+          <w:lang w:bidi="fa-IR"/>
+        </w:rPr>
+        <w:t>فراابتکاری</w:t>
+      </w:r>
+      <w:proofErr w:type="spellEnd"/>
+      <w:r>
+        <w:rPr>
+          <w:rtl/>
+          <w:lang w:bidi="fa-IR"/>
+        </w:rPr>
+        <w:t xml:space="preserve"> شاهین هریس (</w:t>
+      </w:r>
+      <w:r>
+        <w:t>HHO</w:t>
+      </w:r>
+      <w:r>
+        <w:rPr>
+          <w:rtl/>
+          <w:lang w:bidi="fa-IR"/>
+        </w:rPr>
+        <w:t>) در تلفیق با رویکرد تصویر متغیر (</w:t>
+      </w:r>
+      <w:r>
+        <w:t>Variable Projection</w:t>
+      </w:r>
+      <w:r>
+        <w:rPr>
+          <w:rtl/>
+          <w:lang w:bidi="fa-IR"/>
+        </w:rPr>
+        <w:t xml:space="preserve">) جهت </w:t>
+      </w:r>
+      <w:proofErr w:type="spellStart"/>
+      <w:r>
+        <w:rPr>
+          <w:rtl/>
+          <w:lang w:bidi="fa-IR"/>
+        </w:rPr>
+        <w:t>وارون‌سازی</w:t>
+      </w:r>
+      <w:proofErr w:type="spellEnd"/>
+      <w:r>
+        <w:rPr>
+          <w:rtl/>
+          <w:lang w:bidi="fa-IR"/>
+        </w:rPr>
+        <w:t xml:space="preserve"> خودکار </w:t>
+      </w:r>
+      <w:proofErr w:type="spellStart"/>
+      <w:r>
+        <w:rPr>
+          <w:rtl/>
+          <w:lang w:bidi="fa-IR"/>
+        </w:rPr>
+        <w:t>داده‌های</w:t>
+      </w:r>
+      <w:proofErr w:type="spellEnd"/>
+      <w:r>
+        <w:rPr>
+          <w:rtl/>
+          <w:lang w:bidi="fa-IR"/>
         </w:rPr>
         <w:t xml:space="preserve"> </w:t>
       </w:r>
-      <w:r>
-        <w:rPr>
-          <w:rFonts w:hint="cs"/>
-          <w:rtl/>
-        </w:rPr>
-        <w:t>تخمین</w:t>
-      </w:r>
-      <w:r>
-        <w:rPr>
-          <w:rtl/>
-        </w:rPr>
-        <w:t xml:space="preserve"> </w:t>
-      </w:r>
-      <w:r>
-        <w:rPr>
-          <w:rFonts w:hint="cs"/>
-          <w:rtl/>
-        </w:rPr>
-        <w:t>عمق</w:t>
-      </w:r>
-      <w:r>
-        <w:rPr>
-          <w:rtl/>
-        </w:rPr>
-        <w:t xml:space="preserve"> </w:t>
-      </w:r>
-      <w:r>
-        <w:rPr>
-          <w:rFonts w:hint="cs"/>
-          <w:rtl/>
-        </w:rPr>
-        <w:t>و</w:t>
-      </w:r>
-      <w:r>
-        <w:rPr>
-          <w:rtl/>
-        </w:rPr>
-        <w:t xml:space="preserve"> </w:t>
-      </w:r>
-      <w:r>
-        <w:rPr>
-          <w:rFonts w:hint="cs"/>
-          <w:rtl/>
-        </w:rPr>
-        <w:t>موقعیت</w:t>
-      </w:r>
-      <w:r>
-        <w:rPr>
-          <w:rtl/>
-        </w:rPr>
-        <w:t xml:space="preserve"> </w:t>
-      </w:r>
-      <w:r>
-        <w:rPr>
-          <w:rFonts w:hint="cs"/>
-          <w:rtl/>
-        </w:rPr>
-        <w:t>افقی</w:t>
-      </w:r>
-      <w:r>
-        <w:rPr>
-          <w:rtl/>
-        </w:rPr>
-        <w:t xml:space="preserve"> </w:t>
-      </w:r>
-      <w:r>
-        <w:rPr>
-          <w:rFonts w:hint="cs"/>
-          <w:rtl/>
-        </w:rPr>
-        <w:t>ساختار</w:t>
-      </w:r>
-      <w:r>
-        <w:rPr>
-          <w:rtl/>
-        </w:rPr>
-        <w:t xml:space="preserve"> </w:t>
-      </w:r>
-      <w:r>
-        <w:rPr>
-          <w:rFonts w:hint="cs"/>
-          <w:rtl/>
-        </w:rPr>
-        <w:t>کمتر</w:t>
-      </w:r>
-      <w:r>
-        <w:rPr>
-          <w:rtl/>
-        </w:rPr>
-        <w:t xml:space="preserve"> </w:t>
-      </w:r>
-      <w:r>
-        <w:rPr>
-          <w:rFonts w:hint="cs"/>
-          <w:rtl/>
-        </w:rPr>
-        <w:t>از</w:t>
-      </w:r>
-      <w:r>
-        <w:rPr>
-          <w:rtl/>
-        </w:rPr>
-        <w:t xml:space="preserve"> </w:t>
-      </w:r>
-      <w:r>
-        <w:rPr>
-          <w:rtl/>
-          <w:lang w:bidi="fa-IR"/>
-        </w:rPr>
-        <w:t>۱/۵</w:t>
-      </w:r>
-      <w:r>
-        <w:rPr>
-          <w:rtl/>
-        </w:rPr>
-        <w:t xml:space="preserve"> درصد و انحراف معیار آن بسیار ناچیز است. در مجموع، دقت محاسباتی بسیار بالا، سرعت پردازش مناسب و استواری استثنایی در برابر نوفه‌های نوفه‌بار محیطی، الگوریتم</w:t>
-      </w:r>
-      <w:r>
-        <w:rPr>
-          <w:lang w:bidi="fa-IR"/>
-        </w:rPr>
-        <w:t xml:space="preserve"> HHO </w:t>
-      </w:r>
-      <w:r>
-        <w:rPr>
-          <w:rtl/>
-        </w:rPr>
-        <w:t>را به ابزاری قدرتمند، کارآمد و قابل اتکا برای تفسیر کمّی بی‌هنجاری‌های میدان پتانسیل در اکتشافات ژئوفیزیکی تبدیل می‌نماید</w:t>
-      </w:r>
-      <w:r>
-        <w:rPr>
-          <w:lang w:bidi="fa-IR"/>
-        </w:rPr>
-        <w:t>.</w:t>
+      <w:proofErr w:type="spellStart"/>
+      <w:r>
+        <w:rPr>
+          <w:rtl/>
+          <w:lang w:bidi="fa-IR"/>
+        </w:rPr>
+        <w:t>گرانی‌سنجی</w:t>
+      </w:r>
+      <w:proofErr w:type="spellEnd"/>
+      <w:r>
+        <w:rPr>
+          <w:rtl/>
+          <w:lang w:bidi="fa-IR"/>
+        </w:rPr>
+        <w:t xml:space="preserve"> ناشی از ساختارهای کروی مدفون و تفکیک روند </w:t>
+      </w:r>
+      <w:proofErr w:type="spellStart"/>
+      <w:r>
+        <w:rPr>
+          <w:rtl/>
+          <w:lang w:bidi="fa-IR"/>
+        </w:rPr>
+        <w:t>ناحیه‌ای</w:t>
+      </w:r>
+      <w:proofErr w:type="spellEnd"/>
+      <w:r>
+        <w:rPr>
+          <w:rtl/>
+          <w:lang w:bidi="fa-IR"/>
+        </w:rPr>
+        <w:t xml:space="preserve"> مورد ارزیابی قرار گرفت. عملکرد این رویکرد به دلیل </w:t>
+      </w:r>
+      <w:proofErr w:type="spellStart"/>
+      <w:r>
+        <w:rPr>
+          <w:rtl/>
+          <w:lang w:bidi="fa-IR"/>
+        </w:rPr>
+        <w:t>بهره‌گیری</w:t>
+      </w:r>
+      <w:proofErr w:type="spellEnd"/>
+      <w:r>
+        <w:rPr>
+          <w:rtl/>
+          <w:lang w:bidi="fa-IR"/>
+        </w:rPr>
+        <w:t xml:space="preserve"> از پروازهای </w:t>
+      </w:r>
+      <w:proofErr w:type="spellStart"/>
+      <w:r>
+        <w:rPr>
+          <w:rtl/>
+          <w:lang w:bidi="fa-IR"/>
+        </w:rPr>
+        <w:t>لِوی</w:t>
+      </w:r>
+      <w:proofErr w:type="spellEnd"/>
+      <w:r>
+        <w:rPr>
+          <w:rtl/>
+          <w:lang w:bidi="fa-IR"/>
+        </w:rPr>
+        <w:t xml:space="preserve"> و گذار پیوسته میان </w:t>
+      </w:r>
+      <w:proofErr w:type="spellStart"/>
+      <w:r>
+        <w:rPr>
+          <w:rtl/>
+          <w:lang w:bidi="fa-IR"/>
+        </w:rPr>
+        <w:t>فازهای</w:t>
+      </w:r>
+      <w:proofErr w:type="spellEnd"/>
+      <w:r>
+        <w:rPr>
+          <w:rtl/>
+          <w:lang w:bidi="fa-IR"/>
+        </w:rPr>
+        <w:t xml:space="preserve"> اکتشاف و استخراج، وابستگی به مدل اولیه را مرتفع ساخته و بر خلاف </w:t>
+      </w:r>
+      <w:proofErr w:type="spellStart"/>
+      <w:r>
+        <w:rPr>
+          <w:rtl/>
+          <w:lang w:bidi="fa-IR"/>
+        </w:rPr>
+        <w:t>روش‌های</w:t>
+      </w:r>
+      <w:proofErr w:type="spellEnd"/>
+      <w:r>
+        <w:rPr>
+          <w:rtl/>
+          <w:lang w:bidi="fa-IR"/>
+        </w:rPr>
+        <w:t xml:space="preserve"> محلی پایه </w:t>
+      </w:r>
+      <w:proofErr w:type="spellStart"/>
+      <w:r>
+        <w:rPr>
+          <w:rtl/>
+          <w:lang w:bidi="fa-IR"/>
+        </w:rPr>
+        <w:t>گرادیانی</w:t>
+      </w:r>
+      <w:proofErr w:type="spellEnd"/>
+      <w:r>
+        <w:rPr>
+          <w:rtl/>
+          <w:lang w:bidi="fa-IR"/>
+        </w:rPr>
+        <w:t xml:space="preserve">، پایداری مطلوبی در برابر </w:t>
+      </w:r>
+      <w:proofErr w:type="spellStart"/>
+      <w:r>
+        <w:rPr>
+          <w:rtl/>
+          <w:lang w:bidi="fa-IR"/>
+        </w:rPr>
+        <w:t>فروافتادن</w:t>
+      </w:r>
+      <w:proofErr w:type="spellEnd"/>
+      <w:r>
+        <w:rPr>
+          <w:rtl/>
+          <w:lang w:bidi="fa-IR"/>
+        </w:rPr>
+        <w:t xml:space="preserve"> در </w:t>
+      </w:r>
+      <w:proofErr w:type="spellStart"/>
+      <w:r>
+        <w:rPr>
+          <w:rtl/>
+          <w:lang w:bidi="fa-IR"/>
+        </w:rPr>
+        <w:t>کمینه‌های</w:t>
+      </w:r>
+      <w:proofErr w:type="spellEnd"/>
+      <w:r>
+        <w:rPr>
+          <w:rtl/>
+          <w:lang w:bidi="fa-IR"/>
+        </w:rPr>
+        <w:t xml:space="preserve"> موضعی از خود نشان داد.</w:t>
       </w:r>
     </w:p>
     <w:p>
       <w:pPr>
         <w:rPr>
+          <w:rtl/>
+          <w:lang w:bidi="fa-IR"/>
+        </w:rPr>
+      </w:pPr>
+      <w:r>
+        <w:rPr>
+          <w:rtl/>
+          <w:lang w:bidi="fa-IR"/>
+        </w:rPr>
+        <w:t xml:space="preserve">نتایج حاصل از تحلیل آماری </w:t>
+      </w:r>
+      <w:proofErr w:type="spellStart"/>
+      <w:r>
+        <w:rPr>
+          <w:rtl/>
+          <w:lang w:bidi="fa-IR"/>
+        </w:rPr>
+        <w:t>مونت‌کارلو</w:t>
+      </w:r>
+      <w:proofErr w:type="spellEnd"/>
+      <w:r>
+        <w:rPr>
+          <w:rtl/>
+          <w:lang w:bidi="fa-IR"/>
+        </w:rPr>
+        <w:t xml:space="preserve"> بر روی </w:t>
+      </w:r>
+      <w:proofErr w:type="spellStart"/>
+      <w:r>
+        <w:rPr>
+          <w:rtl/>
+          <w:lang w:bidi="fa-IR"/>
+        </w:rPr>
+        <w:t>داده‌های</w:t>
+      </w:r>
+      <w:proofErr w:type="spellEnd"/>
+      <w:r>
+        <w:rPr>
+          <w:rtl/>
+          <w:lang w:bidi="fa-IR"/>
+        </w:rPr>
+        <w:t xml:space="preserve"> مصنوعی مؤید آن است که حتی در حضور </w:t>
+      </w:r>
+      <w:proofErr w:type="spellStart"/>
+      <w:r>
+        <w:rPr>
+          <w:rtl/>
+          <w:lang w:bidi="fa-IR"/>
+        </w:rPr>
+        <w:t>نوفه</w:t>
+      </w:r>
+      <w:proofErr w:type="spellEnd"/>
+      <w:r>
+        <w:rPr>
+          <w:rtl/>
+          <w:lang w:bidi="fa-IR"/>
+        </w:rPr>
+        <w:t xml:space="preserve"> </w:t>
+      </w:r>
+      <w:proofErr w:type="spellStart"/>
+      <w:r>
+        <w:rPr>
+          <w:rtl/>
+          <w:lang w:bidi="fa-IR"/>
+        </w:rPr>
+        <w:t>گاوسی</w:t>
+      </w:r>
+      <w:proofErr w:type="spellEnd"/>
+      <w:r>
+        <w:rPr>
+          <w:rtl/>
+          <w:lang w:bidi="fa-IR"/>
+        </w:rPr>
+        <w:t xml:space="preserve"> تصادفی تا ۱۰ درصد، میانگین خطای نسبی برآورد عمق و موقعیت افقی توده در محدوده کمتر از ۱/۵ درصد باقی </w:t>
+      </w:r>
+      <w:proofErr w:type="spellStart"/>
+      <w:r>
+        <w:rPr>
+          <w:rtl/>
+          <w:lang w:bidi="fa-IR"/>
+        </w:rPr>
+        <w:t>می‌ماند</w:t>
+      </w:r>
+      <w:proofErr w:type="spellEnd"/>
+      <w:r>
+        <w:rPr>
+          <w:rtl/>
+          <w:lang w:bidi="fa-IR"/>
+        </w:rPr>
+        <w:t xml:space="preserve">. همچنین نرخ </w:t>
+      </w:r>
+      <w:proofErr w:type="spellStart"/>
+      <w:r>
+        <w:rPr>
+          <w:rtl/>
+          <w:lang w:bidi="fa-IR"/>
+        </w:rPr>
+        <w:t>همگرایی</w:t>
+      </w:r>
+      <w:proofErr w:type="spellEnd"/>
+      <w:r>
+        <w:rPr>
+          <w:rtl/>
+          <w:lang w:bidi="fa-IR"/>
+        </w:rPr>
+        <w:t xml:space="preserve"> روش در </w:t>
+      </w:r>
+      <w:proofErr w:type="spellStart"/>
+      <w:r>
+        <w:rPr>
+          <w:rtl/>
+          <w:lang w:bidi="fa-IR"/>
+        </w:rPr>
+        <w:t>تکرارهای</w:t>
+      </w:r>
+      <w:proofErr w:type="spellEnd"/>
+      <w:r>
+        <w:rPr>
+          <w:rtl/>
+          <w:lang w:bidi="fa-IR"/>
+        </w:rPr>
+        <w:t xml:space="preserve"> اولیه بالا بوده و میانگین زمان محاسبات در سطح کمتر از دو ثانیه ثبت گردید. </w:t>
+      </w:r>
+      <w:proofErr w:type="spellStart"/>
+      <w:r>
+        <w:rPr>
+          <w:rtl/>
+          <w:lang w:bidi="fa-IR"/>
+        </w:rPr>
+        <w:t>هم‌زمان</w:t>
+      </w:r>
+      <w:proofErr w:type="spellEnd"/>
+      <w:r>
+        <w:rPr>
+          <w:rtl/>
+          <w:lang w:bidi="fa-IR"/>
+        </w:rPr>
+        <w:t xml:space="preserve">، </w:t>
+      </w:r>
+      <w:proofErr w:type="spellStart"/>
+      <w:r>
+        <w:rPr>
+          <w:rtl/>
+          <w:lang w:bidi="fa-IR"/>
+        </w:rPr>
+        <w:t>به‌کارگیری</w:t>
+      </w:r>
+      <w:proofErr w:type="spellEnd"/>
+      <w:r>
+        <w:rPr>
+          <w:rtl/>
+          <w:lang w:bidi="fa-IR"/>
+        </w:rPr>
+        <w:t xml:space="preserve"> روش تصویر متغیر امکان تفکیک موفق پارامترهای هندسی </w:t>
+      </w:r>
+      <w:proofErr w:type="spellStart"/>
+      <w:r>
+        <w:rPr>
+          <w:rtl/>
+          <w:lang w:bidi="fa-IR"/>
+        </w:rPr>
+        <w:t>غیرخطی</w:t>
+      </w:r>
+      <w:proofErr w:type="spellEnd"/>
+      <w:r>
+        <w:rPr>
+          <w:rtl/>
+          <w:lang w:bidi="fa-IR"/>
+        </w:rPr>
+        <w:t xml:space="preserve"> از </w:t>
+      </w:r>
+      <w:proofErr w:type="spellStart"/>
+      <w:r>
+        <w:rPr>
+          <w:rtl/>
+          <w:lang w:bidi="fa-IR"/>
+        </w:rPr>
+        <w:t>مؤلفه‌های</w:t>
+      </w:r>
+      <w:proofErr w:type="spellEnd"/>
+      <w:r>
+        <w:rPr>
+          <w:rtl/>
+          <w:lang w:bidi="fa-IR"/>
+        </w:rPr>
+        <w:t xml:space="preserve"> خطی روند </w:t>
+      </w:r>
+      <w:proofErr w:type="spellStart"/>
+      <w:r>
+        <w:rPr>
+          <w:rtl/>
+          <w:lang w:bidi="fa-IR"/>
+        </w:rPr>
+        <w:t>ناحیه‌ای</w:t>
+      </w:r>
+      <w:proofErr w:type="spellEnd"/>
+      <w:r>
+        <w:rPr>
+          <w:rtl/>
+          <w:lang w:bidi="fa-IR"/>
+        </w:rPr>
+        <w:t xml:space="preserve"> را بدون افزایش ابعاد فضای جستجوی تصادفی فراهم آورد.</w:t>
+      </w:r>
+    </w:p>
+    <w:p>
+      <w:pPr>
+        <w:rPr>
+          <w:rtl/>
+          <w:lang w:bidi="fa-IR"/>
+        </w:rPr>
+      </w:pPr>
+      <w:proofErr w:type="spellStart"/>
+      <w:r>
+        <w:rPr>
+          <w:rtl/>
+          <w:lang w:bidi="fa-IR"/>
+        </w:rPr>
+        <w:t>پیاده‌سازی</w:t>
+      </w:r>
+      <w:proofErr w:type="spellEnd"/>
+      <w:r>
+        <w:rPr>
+          <w:rtl/>
+          <w:lang w:bidi="fa-IR"/>
+        </w:rPr>
+        <w:t xml:space="preserve"> این چارچوب </w:t>
+      </w:r>
+      <w:proofErr w:type="spellStart"/>
+      <w:r>
+        <w:rPr>
+          <w:rtl/>
+          <w:lang w:bidi="fa-IR"/>
+        </w:rPr>
+        <w:t>الگوریتمی</w:t>
+      </w:r>
+      <w:proofErr w:type="spellEnd"/>
+      <w:r>
+        <w:rPr>
+          <w:rtl/>
+          <w:lang w:bidi="fa-IR"/>
+        </w:rPr>
+        <w:t xml:space="preserve"> بر روی </w:t>
+      </w:r>
+      <w:proofErr w:type="spellStart"/>
+      <w:r>
+        <w:rPr>
+          <w:rtl/>
+          <w:lang w:bidi="fa-IR"/>
+        </w:rPr>
+        <w:t>داده‌های</w:t>
+      </w:r>
+      <w:proofErr w:type="spellEnd"/>
+      <w:r>
+        <w:rPr>
+          <w:rtl/>
+          <w:lang w:bidi="fa-IR"/>
+        </w:rPr>
+        <w:t xml:space="preserve"> </w:t>
+      </w:r>
+      <w:proofErr w:type="spellStart"/>
+      <w:r>
+        <w:rPr>
+          <w:rtl/>
+          <w:lang w:bidi="fa-IR"/>
+        </w:rPr>
+        <w:t>میکروگرانی‌سنجی</w:t>
+      </w:r>
+      <w:proofErr w:type="spellEnd"/>
+      <w:r>
+        <w:rPr>
+          <w:rtl/>
+          <w:lang w:bidi="fa-IR"/>
+        </w:rPr>
+        <w:t xml:space="preserve"> میدانی منطقه </w:t>
+      </w:r>
+      <w:proofErr w:type="spellStart"/>
+      <w:r>
+        <w:rPr>
+          <w:rtl/>
+          <w:lang w:bidi="fa-IR"/>
+        </w:rPr>
+        <w:t>دیزج</w:t>
+      </w:r>
+      <w:proofErr w:type="spellEnd"/>
+      <w:r>
+        <w:rPr>
+          <w:rtl/>
+          <w:lang w:bidi="fa-IR"/>
+        </w:rPr>
+        <w:t xml:space="preserve"> </w:t>
+      </w:r>
+      <w:proofErr w:type="spellStart"/>
+      <w:r>
+        <w:rPr>
+          <w:rtl/>
+          <w:lang w:bidi="fa-IR"/>
+        </w:rPr>
+        <w:t>نقده</w:t>
+      </w:r>
+      <w:proofErr w:type="spellEnd"/>
+      <w:r>
+        <w:rPr>
+          <w:rtl/>
+          <w:lang w:bidi="fa-IR"/>
+        </w:rPr>
+        <w:t xml:space="preserve"> (مشتمل بر ۲۰۰ ایستگاه) انطباق مطلوبی را با مشاهدات نشان داد؛ </w:t>
+      </w:r>
+      <w:proofErr w:type="spellStart"/>
+      <w:r>
+        <w:rPr>
+          <w:rtl/>
+          <w:lang w:bidi="fa-IR"/>
+        </w:rPr>
+        <w:t>به‌طوری‌که</w:t>
+      </w:r>
+      <w:proofErr w:type="spellEnd"/>
+      <w:r>
+        <w:rPr>
+          <w:rtl/>
+          <w:lang w:bidi="fa-IR"/>
+        </w:rPr>
+        <w:t xml:space="preserve"> </w:t>
+      </w:r>
+      <w:proofErr w:type="spellStart"/>
+      <w:r>
+        <w:rPr>
+          <w:rtl/>
+          <w:lang w:bidi="fa-IR"/>
+        </w:rPr>
+        <w:t>ضرایب</w:t>
+      </w:r>
+      <w:proofErr w:type="spellEnd"/>
+      <w:r>
+        <w:rPr>
+          <w:rtl/>
+          <w:lang w:bidi="fa-IR"/>
+        </w:rPr>
+        <w:t xml:space="preserve"> آماری حاصل (</w:t>
+      </w:r>
+      <m:oMath>
+        <m:sSup>
+          <m:sSupPr>
+            <m:ctrlPr>
+              <w:rPr>
+                <w:rFonts w:ascii="Cambria Math" w:hAnsi="Cambria Math"/>
+              </w:rPr>
+            </m:ctrlPr>
+          </m:sSupPr>
+          <m:e>
+            <m:r>
+              <w:rPr>
+                <w:rFonts w:ascii="Cambria Math" w:hAnsi="Cambria Math"/>
+              </w:rPr>
+              <m:t>R</m:t>
+            </m:r>
+          </m:e>
+          <m:sup>
+            <m:r>
+              <w:rPr>
+                <w:rFonts w:ascii="Cambria Math" w:hAnsi="Cambria Math"/>
+              </w:rPr>
+              <m:t>2</m:t>
+            </m:r>
+          </m:sup>
+        </m:sSup>
+        <m:r>
+          <w:rPr>
+            <w:rFonts w:ascii="Cambria Math" w:hAnsi="Cambria Math"/>
+          </w:rPr>
+          <m:t>=0.9886</m:t>
+        </m:r>
+      </m:oMath>
+      <w:r>
+        <w:rPr>
+          <w:rtl/>
+          <w:lang w:bidi="fa-IR"/>
+        </w:rPr>
+        <w:t xml:space="preserve"> و </w:t>
+      </w:r>
+      <m:oMath>
+        <m:r>
+          <w:rPr>
+            <w:rFonts w:ascii="Cambria Math" w:hAnsi="Cambria Math"/>
+          </w:rPr>
+          <m:t>RMSE=0.0053</m:t>
+        </m:r>
+        <m:r>
+          <m:rPr>
+            <m:nor/>
+          </m:rPr>
+          <m:t> mGal</m:t>
+        </m:r>
+      </m:oMath>
+      <w:r>
+        <w:rPr>
+          <w:rtl/>
+          <w:lang w:bidi="fa-IR"/>
+        </w:rPr>
+        <w:t xml:space="preserve">) در زمان </w:t>
+      </w:r>
+      <w:proofErr w:type="spellStart"/>
+      <w:r>
+        <w:rPr>
+          <w:rtl/>
+          <w:lang w:bidi="fa-IR"/>
+        </w:rPr>
+        <w:t>محاسباتی</w:t>
+      </w:r>
+      <w:proofErr w:type="spellEnd"/>
+      <w:r>
+        <w:rPr>
+          <w:rtl/>
+          <w:lang w:bidi="fa-IR"/>
+        </w:rPr>
+        <w:t xml:space="preserve"> ۲/۶۵ ثانیه به دست آمد. </w:t>
+      </w:r>
+      <w:r>
+        <w:rPr>
+          <w:rtl/>
+          <w:lang w:bidi="fa-IR"/>
+        </w:rPr>
+        <w:lastRenderedPageBreak/>
+        <w:t xml:space="preserve">برآورد عمق سقف ساختار </w:t>
+      </w:r>
+      <w:proofErr w:type="spellStart"/>
+      <w:r>
+        <w:rPr>
+          <w:rtl/>
+          <w:lang w:bidi="fa-IR"/>
+        </w:rPr>
+        <w:t>کارستی</w:t>
+      </w:r>
+      <w:proofErr w:type="spellEnd"/>
+      <w:r>
+        <w:rPr>
+          <w:rtl/>
+          <w:lang w:bidi="fa-IR"/>
+        </w:rPr>
+        <w:t xml:space="preserve"> در تراز ۰/۹۳ متری از سطح زمین، تطابق مناسبی با شواهد </w:t>
+      </w:r>
+      <w:proofErr w:type="spellStart"/>
+      <w:r>
+        <w:rPr>
+          <w:rtl/>
+          <w:lang w:bidi="fa-IR"/>
+        </w:rPr>
+        <w:t>فرونشست</w:t>
+      </w:r>
+      <w:proofErr w:type="spellEnd"/>
+      <w:r>
+        <w:rPr>
+          <w:rtl/>
+          <w:lang w:bidi="fa-IR"/>
+        </w:rPr>
+        <w:t xml:space="preserve"> سطحی در منطقه داشته و نمایانگر کارایی این </w:t>
+      </w:r>
+      <w:proofErr w:type="spellStart"/>
+      <w:r>
+        <w:rPr>
+          <w:rtl/>
+          <w:lang w:bidi="fa-IR"/>
+        </w:rPr>
+        <w:t>الگوریتم</w:t>
+      </w:r>
+      <w:proofErr w:type="spellEnd"/>
+      <w:r>
+        <w:rPr>
+          <w:rtl/>
+          <w:lang w:bidi="fa-IR"/>
+        </w:rPr>
+        <w:t xml:space="preserve"> در شناسایی مخاطرات </w:t>
+      </w:r>
+      <w:proofErr w:type="spellStart"/>
+      <w:r>
+        <w:rPr>
+          <w:rtl/>
+          <w:lang w:bidi="fa-IR"/>
+        </w:rPr>
+        <w:t>ژئوتکنیکی</w:t>
+      </w:r>
+      <w:proofErr w:type="spellEnd"/>
+      <w:r>
+        <w:rPr>
+          <w:rtl/>
+          <w:lang w:bidi="fa-IR"/>
+        </w:rPr>
+        <w:t xml:space="preserve"> حفرات </w:t>
+      </w:r>
+      <w:proofErr w:type="spellStart"/>
+      <w:r>
+        <w:rPr>
+          <w:rtl/>
+          <w:lang w:bidi="fa-IR"/>
+        </w:rPr>
+        <w:t>زیرسطحی</w:t>
+      </w:r>
+      <w:proofErr w:type="spellEnd"/>
+      <w:r>
+        <w:rPr>
+          <w:rtl/>
+          <w:lang w:bidi="fa-IR"/>
+        </w:rPr>
+        <w:t xml:space="preserve"> است.</w:t>
+      </w:r>
+    </w:p>
+    <w:p>
+      <w:pPr>
+        <w:rPr>
+          <w:rtl/>
+          <w:lang w:bidi="fa-IR"/>
+        </w:rPr>
+      </w:pPr>
+      <w:r>
+        <w:rPr>
+          <w:rtl/>
+          <w:lang w:bidi="fa-IR"/>
+        </w:rPr>
+        <w:t xml:space="preserve">بر این اساس، رویکرد پیشنهادی به دلیل عدم نیاز به </w:t>
+      </w:r>
+      <w:proofErr w:type="spellStart"/>
+      <w:r>
+        <w:rPr>
+          <w:rtl/>
+          <w:lang w:bidi="fa-IR"/>
+        </w:rPr>
+        <w:t>مشتق‌گیری</w:t>
+      </w:r>
+      <w:proofErr w:type="spellEnd"/>
+      <w:r>
+        <w:rPr>
+          <w:rtl/>
+          <w:lang w:bidi="fa-IR"/>
+        </w:rPr>
+        <w:t xml:space="preserve">، زمان پردازش کوتاه و مقاومت در برابر </w:t>
+      </w:r>
+      <w:proofErr w:type="spellStart"/>
+      <w:r>
+        <w:rPr>
+          <w:rtl/>
+          <w:lang w:bidi="fa-IR"/>
+        </w:rPr>
+        <w:t>نوفه</w:t>
+      </w:r>
+      <w:proofErr w:type="spellEnd"/>
+      <w:r>
+        <w:rPr>
+          <w:rtl/>
+          <w:lang w:bidi="fa-IR"/>
+        </w:rPr>
+        <w:t xml:space="preserve">، چارچوبی پایدار و قابل اطمینان جهت تفسیر کمّی </w:t>
+      </w:r>
+      <w:proofErr w:type="spellStart"/>
+      <w:r>
+        <w:rPr>
+          <w:rtl/>
+          <w:lang w:bidi="fa-IR"/>
+        </w:rPr>
+        <w:t>بی‌هنجاری‌های</w:t>
+      </w:r>
+      <w:proofErr w:type="spellEnd"/>
+      <w:r>
+        <w:rPr>
+          <w:rtl/>
+          <w:lang w:bidi="fa-IR"/>
+        </w:rPr>
+        <w:t xml:space="preserve"> پتانسیل در </w:t>
+      </w:r>
+      <w:proofErr w:type="spellStart"/>
+      <w:r>
+        <w:rPr>
+          <w:rtl/>
+          <w:lang w:bidi="fa-IR"/>
+        </w:rPr>
+        <w:t>پروژه‌های</w:t>
+      </w:r>
+      <w:proofErr w:type="spellEnd"/>
+      <w:r>
+        <w:rPr>
+          <w:rtl/>
+          <w:lang w:bidi="fa-IR"/>
+        </w:rPr>
+        <w:t xml:space="preserve"> مهندسی و </w:t>
+      </w:r>
+      <w:proofErr w:type="spellStart"/>
+      <w:r>
+        <w:rPr>
+          <w:rtl/>
+          <w:lang w:bidi="fa-IR"/>
+        </w:rPr>
+        <w:t>زیست‌محیطی</w:t>
+      </w:r>
+      <w:proofErr w:type="spellEnd"/>
+      <w:r>
+        <w:rPr>
+          <w:rtl/>
+          <w:lang w:bidi="fa-IR"/>
+        </w:rPr>
+        <w:t xml:space="preserve"> ارائه </w:t>
+      </w:r>
+      <w:proofErr w:type="spellStart"/>
+      <w:r>
+        <w:rPr>
+          <w:rtl/>
+          <w:lang w:bidi="fa-IR"/>
+        </w:rPr>
+        <w:t>می‌دهد</w:t>
+      </w:r>
+      <w:proofErr w:type="spellEnd"/>
+      <w:r>
+        <w:rPr>
+          <w:rtl/>
+          <w:lang w:bidi="fa-IR"/>
+        </w:rPr>
+        <w:t>.</w:t>
+      </w:r>
+    </w:p>
+    <w:p>
+      <w:pPr>
+        <w:rPr>
           <w:b/>
           <w:bCs/>
           <w:rtl/>
           <w:lang w:bidi="fa-IR"/>
         </w:rPr>
       </w:pPr>
+    </w:p>
+    <w:p>
+      <w:pPr>
+        <w:widowControl/>
+        <w:bidi w:val="0"/>
+        <w:spacing w:after="200" w:line="276" w:lineRule="auto"/>
+        <w:jc w:val="left"/>
+        <w:rPr>
+          <w:b/>
+          <w:bCs/>
+          <w:rtl/>
+          <w:lang w:bidi="fa-IR"/>
+        </w:rPr>
+      </w:pPr>
       <w:bookmarkStart w:id="1" w:name="_Ref90007949"/>
+      <w:r>
+        <w:rPr>
+          <w:b/>
+          <w:bCs/>
+          <w:rtl/>
+          <w:lang w:bidi="fa-IR"/>
+        </w:rPr>
+        <w:br w:type="page"/>
+      </w:r>
+    </w:p>
+    <w:p>
+      <w:pPr>
+        <w:rPr>
+          <w:b/>
+          <w:bCs/>
+          <w:rtl/>
+          <w:lang w:bidi="fa-IR"/>
+        </w:rPr>
+      </w:pPr>
     </w:p>
     <w:p>
       <w:pPr>
@@ -21016,8 +25286,11 @@
     <w:p>
       <w:pPr>
         <w:rPr>
+          <w:rFonts w:asciiTheme="majorBidi" w:hAnsiTheme="majorBidi" w:cstheme="majorBidi"/>
           <w:b/>
           <w:bCs/>
+          <w:sz w:val="18"/>
+          <w:szCs w:val="18"/>
           <w:rtl/>
           <w:lang w:bidi="fa-IR"/>
         </w:rPr>
@@ -21027,11 +25300,17 @@
       <w:pPr>
         <w:bidi w:val="0"/>
         <w:rPr>
+          <w:rFonts w:asciiTheme="majorBidi" w:hAnsiTheme="majorBidi" w:cstheme="majorBidi"/>
+          <w:sz w:val="18"/>
+          <w:szCs w:val="18"/>
           <w:lang w:bidi="fa-IR"/>
         </w:rPr>
       </w:pPr>
       <w:r>
         <w:rPr>
+          <w:rFonts w:asciiTheme="majorBidi" w:hAnsiTheme="majorBidi" w:cstheme="majorBidi"/>
+          <w:sz w:val="18"/>
+          <w:szCs w:val="18"/>
           <w:rtl/>
           <w:lang w:bidi="fa-IR"/>
         </w:rPr>
@@ -21039,12 +25318,18 @@
       </w:r>
       <w:r>
         <w:rPr>
+          <w:rFonts w:asciiTheme="majorBidi" w:hAnsiTheme="majorBidi" w:cstheme="majorBidi"/>
+          <w:sz w:val="18"/>
+          <w:szCs w:val="18"/>
           <w:lang w:bidi="fa-IR"/>
         </w:rPr>
         <w:t>Blakely, R. J., Potential Theory in Gravity and Magnetic Applications, Cambridge University Press, 1996</w:t>
       </w:r>
       <w:r>
         <w:rPr>
+          <w:rFonts w:asciiTheme="majorBidi" w:hAnsiTheme="majorBidi" w:cstheme="majorBidi"/>
+          <w:sz w:val="18"/>
+          <w:szCs w:val="18"/>
           <w:rtl/>
           <w:lang w:bidi="fa-IR"/>
         </w:rPr>
@@ -21055,11 +25340,17 @@
       <w:pPr>
         <w:bidi w:val="0"/>
         <w:rPr>
+          <w:rFonts w:asciiTheme="majorBidi" w:hAnsiTheme="majorBidi" w:cstheme="majorBidi"/>
+          <w:sz w:val="18"/>
+          <w:szCs w:val="18"/>
           <w:lang w:bidi="fa-IR"/>
         </w:rPr>
       </w:pPr>
       <w:r>
         <w:rPr>
+          <w:rFonts w:asciiTheme="majorBidi" w:hAnsiTheme="majorBidi" w:cstheme="majorBidi"/>
+          <w:sz w:val="18"/>
+          <w:szCs w:val="18"/>
           <w:rtl/>
           <w:lang w:bidi="fa-IR"/>
         </w:rPr>
@@ -21067,12 +25358,18 @@
       </w:r>
       <w:r>
         <w:rPr>
+          <w:rFonts w:asciiTheme="majorBidi" w:hAnsiTheme="majorBidi" w:cstheme="majorBidi"/>
+          <w:sz w:val="18"/>
+          <w:szCs w:val="18"/>
           <w:lang w:bidi="fa-IR"/>
         </w:rPr>
         <w:t>Hinze, W. J., Von Frese, R. R., and Saad, A. H., Gravity and Magnetic Exploration: Principles, Practices, and Applications, Cambridge University Press, 2013</w:t>
       </w:r>
       <w:r>
         <w:rPr>
+          <w:rFonts w:asciiTheme="majorBidi" w:hAnsiTheme="majorBidi" w:cstheme="majorBidi"/>
+          <w:sz w:val="18"/>
+          <w:szCs w:val="18"/>
           <w:rtl/>
           <w:lang w:bidi="fa-IR"/>
         </w:rPr>
@@ -21083,11 +25380,17 @@
       <w:pPr>
         <w:bidi w:val="0"/>
         <w:rPr>
+          <w:rFonts w:asciiTheme="majorBidi" w:hAnsiTheme="majorBidi" w:cstheme="majorBidi"/>
+          <w:sz w:val="18"/>
+          <w:szCs w:val="18"/>
           <w:lang w:bidi="fa-IR"/>
         </w:rPr>
       </w:pPr>
       <w:r>
         <w:rPr>
+          <w:rFonts w:asciiTheme="majorBidi" w:hAnsiTheme="majorBidi" w:cstheme="majorBidi"/>
+          <w:sz w:val="18"/>
+          <w:szCs w:val="18"/>
           <w:rtl/>
           <w:lang w:bidi="fa-IR"/>
         </w:rPr>
@@ -21095,12 +25398,18 @@
       </w:r>
       <w:r>
         <w:rPr>
+          <w:rFonts w:asciiTheme="majorBidi" w:hAnsiTheme="majorBidi" w:cstheme="majorBidi"/>
+          <w:sz w:val="18"/>
+          <w:szCs w:val="18"/>
           <w:lang w:bidi="fa-IR"/>
         </w:rPr>
         <w:t>Telford, W. M., Geldart, L. P., and Sheriff, R. E., Applied Geophysics, Cambridge University Press, 1990</w:t>
       </w:r>
       <w:r>
         <w:rPr>
+          <w:rFonts w:asciiTheme="majorBidi" w:hAnsiTheme="majorBidi" w:cstheme="majorBidi"/>
+          <w:sz w:val="18"/>
+          <w:szCs w:val="18"/>
           <w:rtl/>
           <w:lang w:bidi="fa-IR"/>
         </w:rPr>
@@ -21111,11 +25420,17 @@
       <w:pPr>
         <w:bidi w:val="0"/>
         <w:rPr>
+          <w:rFonts w:asciiTheme="majorBidi" w:hAnsiTheme="majorBidi" w:cstheme="majorBidi"/>
+          <w:sz w:val="18"/>
+          <w:szCs w:val="18"/>
           <w:lang w:bidi="fa-IR"/>
         </w:rPr>
       </w:pPr>
       <w:r>
         <w:rPr>
+          <w:rFonts w:asciiTheme="majorBidi" w:hAnsiTheme="majorBidi" w:cstheme="majorBidi"/>
+          <w:sz w:val="18"/>
+          <w:szCs w:val="18"/>
           <w:rtl/>
           <w:lang w:bidi="fa-IR"/>
         </w:rPr>
@@ -21123,12 +25438,18 @@
       </w:r>
       <w:r>
         <w:rPr>
+          <w:rFonts w:asciiTheme="majorBidi" w:hAnsiTheme="majorBidi" w:cstheme="majorBidi"/>
+          <w:sz w:val="18"/>
+          <w:szCs w:val="18"/>
           <w:lang w:bidi="fa-IR"/>
         </w:rPr>
         <w:t>Abdelrahman, E. M., and Essa, K. S., "A new method for shape and depth determination from gravity data," Geophysics, Vol. 80, No. 4, pp. J43-J52, 2015</w:t>
       </w:r>
       <w:r>
         <w:rPr>
+          <w:rFonts w:asciiTheme="majorBidi" w:hAnsiTheme="majorBidi" w:cstheme="majorBidi"/>
+          <w:sz w:val="18"/>
+          <w:szCs w:val="18"/>
           <w:rtl/>
           <w:lang w:bidi="fa-IR"/>
         </w:rPr>
@@ -21139,11 +25460,17 @@
       <w:pPr>
         <w:bidi w:val="0"/>
         <w:rPr>
+          <w:rFonts w:asciiTheme="majorBidi" w:hAnsiTheme="majorBidi" w:cstheme="majorBidi"/>
+          <w:sz w:val="18"/>
+          <w:szCs w:val="18"/>
           <w:lang w:bidi="fa-IR"/>
         </w:rPr>
       </w:pPr>
       <w:r>
         <w:rPr>
+          <w:rFonts w:asciiTheme="majorBidi" w:hAnsiTheme="majorBidi" w:cstheme="majorBidi"/>
+          <w:sz w:val="18"/>
+          <w:szCs w:val="18"/>
           <w:rtl/>
           <w:lang w:bidi="fa-IR"/>
         </w:rPr>
@@ -21151,12 +25478,18 @@
       </w:r>
       <w:r>
         <w:rPr>
+          <w:rFonts w:asciiTheme="majorBidi" w:hAnsiTheme="majorBidi" w:cstheme="majorBidi"/>
+          <w:sz w:val="18"/>
+          <w:szCs w:val="18"/>
           <w:lang w:bidi="fa-IR"/>
         </w:rPr>
         <w:t>Li, Y., and Oldenburg, D. W., "3-D inversion of gravity data," Geophysics, Vol. 63, No. 1, pp. 109-119, 1998</w:t>
       </w:r>
       <w:r>
         <w:rPr>
+          <w:rFonts w:asciiTheme="majorBidi" w:hAnsiTheme="majorBidi" w:cstheme="majorBidi"/>
+          <w:sz w:val="18"/>
+          <w:szCs w:val="18"/>
           <w:rtl/>
           <w:lang w:bidi="fa-IR"/>
         </w:rPr>
@@ -21167,11 +25500,17 @@
       <w:pPr>
         <w:bidi w:val="0"/>
         <w:rPr>
+          <w:rFonts w:asciiTheme="majorBidi" w:hAnsiTheme="majorBidi" w:cstheme="majorBidi"/>
+          <w:sz w:val="18"/>
+          <w:szCs w:val="18"/>
           <w:lang w:bidi="fa-IR"/>
         </w:rPr>
       </w:pPr>
       <w:r>
         <w:rPr>
+          <w:rFonts w:asciiTheme="majorBidi" w:hAnsiTheme="majorBidi" w:cstheme="majorBidi"/>
+          <w:sz w:val="18"/>
+          <w:szCs w:val="18"/>
           <w:rtl/>
           <w:lang w:bidi="fa-IR"/>
         </w:rPr>
@@ -21179,12 +25518,18 @@
       </w:r>
       <w:r>
         <w:rPr>
+          <w:rFonts w:asciiTheme="majorBidi" w:hAnsiTheme="majorBidi" w:cstheme="majorBidi"/>
+          <w:sz w:val="18"/>
+          <w:szCs w:val="18"/>
           <w:lang w:bidi="fa-IR"/>
         </w:rPr>
         <w:t>Aster, R. C., Borchers, B., and Thurber, C. H., Parameter Estimation and Inverse Problems, Elsevier Academic Press, 2018</w:t>
       </w:r>
       <w:r>
         <w:rPr>
+          <w:rFonts w:asciiTheme="majorBidi" w:hAnsiTheme="majorBidi" w:cstheme="majorBidi"/>
+          <w:sz w:val="18"/>
+          <w:szCs w:val="18"/>
           <w:rtl/>
           <w:lang w:bidi="fa-IR"/>
         </w:rPr>
@@ -21195,12 +25540,18 @@
       <w:pPr>
         <w:bidi w:val="0"/>
         <w:rPr>
+          <w:rFonts w:asciiTheme="majorBidi" w:hAnsiTheme="majorBidi" w:cstheme="majorBidi"/>
+          <w:sz w:val="18"/>
+          <w:szCs w:val="18"/>
           <w:rtl/>
           <w:lang w:bidi="fa-IR"/>
         </w:rPr>
       </w:pPr>
       <w:r>
         <w:rPr>
+          <w:rFonts w:asciiTheme="majorBidi" w:hAnsiTheme="majorBidi" w:cstheme="majorBidi"/>
+          <w:sz w:val="18"/>
+          <w:szCs w:val="18"/>
           <w:rtl/>
           <w:lang w:bidi="fa-IR"/>
         </w:rPr>
@@ -21208,6 +25559,9 @@
       </w:r>
       <w:r>
         <w:rPr>
+          <w:rFonts w:asciiTheme="majorBidi" w:hAnsiTheme="majorBidi" w:cstheme="majorBidi"/>
+          <w:sz w:val="18"/>
+          <w:szCs w:val="18"/>
           <w:lang w:bidi="fa-IR"/>
         </w:rPr>
         <w:t xml:space="preserve">Reid, A. B., Allsop, J. M., </w:t>
@@ -21215,6 +25569,9 @@
       <w:proofErr w:type="spellStart"/>
       <w:r>
         <w:rPr>
+          <w:rFonts w:asciiTheme="majorBidi" w:hAnsiTheme="majorBidi" w:cstheme="majorBidi"/>
+          <w:sz w:val="18"/>
+          <w:szCs w:val="18"/>
           <w:lang w:bidi="fa-IR"/>
         </w:rPr>
         <w:t>Granser</w:t>
@@ -21222,12 +25579,18 @@
       <w:proofErr w:type="spellEnd"/>
       <w:r>
         <w:rPr>
+          <w:rFonts w:asciiTheme="majorBidi" w:hAnsiTheme="majorBidi" w:cstheme="majorBidi"/>
+          <w:sz w:val="18"/>
+          <w:szCs w:val="18"/>
           <w:lang w:bidi="fa-IR"/>
         </w:rPr>
         <w:t>, H., Milson, A. J., and Somerton, I. W., "Magnetic interpretation in three dimensions using Euler deconvolution," Geophysics, Vol. 55, No. 1, pp. 80-91, 1990</w:t>
       </w:r>
       <w:r>
         <w:rPr>
+          <w:rFonts w:asciiTheme="majorBidi" w:hAnsiTheme="majorBidi" w:cstheme="majorBidi"/>
+          <w:sz w:val="18"/>
+          <w:szCs w:val="18"/>
           <w:rtl/>
           <w:lang w:bidi="fa-IR"/>
         </w:rPr>
@@ -21238,12 +25601,18 @@
       <w:pPr>
         <w:bidi w:val="0"/>
         <w:rPr>
+          <w:rFonts w:asciiTheme="majorBidi" w:hAnsiTheme="majorBidi" w:cstheme="majorBidi"/>
+          <w:sz w:val="18"/>
+          <w:szCs w:val="18"/>
           <w:rtl/>
           <w:lang w:bidi="fa-IR"/>
         </w:rPr>
       </w:pPr>
       <w:r>
         <w:rPr>
+          <w:rFonts w:asciiTheme="majorBidi" w:hAnsiTheme="majorBidi" w:cstheme="majorBidi"/>
+          <w:sz w:val="18"/>
+          <w:szCs w:val="18"/>
           <w:rtl/>
           <w:lang w:bidi="fa-IR"/>
         </w:rPr>
@@ -21251,6 +25620,9 @@
       </w:r>
       <w:r>
         <w:rPr>
+          <w:rFonts w:asciiTheme="majorBidi" w:hAnsiTheme="majorBidi" w:cstheme="majorBidi"/>
+          <w:sz w:val="18"/>
+          <w:szCs w:val="18"/>
           <w:lang w:bidi="fa-IR"/>
         </w:rPr>
         <w:t xml:space="preserve">Pallero, J. L. G., Fernández-Martínez, J. L., </w:t>
@@ -21258,6 +25630,9 @@
       <w:proofErr w:type="spellStart"/>
       <w:r>
         <w:rPr>
+          <w:rFonts w:asciiTheme="majorBidi" w:hAnsiTheme="majorBidi" w:cstheme="majorBidi"/>
+          <w:sz w:val="18"/>
+          <w:szCs w:val="18"/>
           <w:lang w:bidi="fa-IR"/>
         </w:rPr>
         <w:t>Bonvalot</w:t>
@@ -21265,6 +25640,9 @@
       <w:proofErr w:type="spellEnd"/>
       <w:r>
         <w:rPr>
+          <w:rFonts w:asciiTheme="majorBidi" w:hAnsiTheme="majorBidi" w:cstheme="majorBidi"/>
+          <w:sz w:val="18"/>
+          <w:szCs w:val="18"/>
           <w:lang w:bidi="fa-IR"/>
         </w:rPr>
         <w:t xml:space="preserve">, S., and </w:t>
@@ -21272,6 +25650,9 @@
       <w:proofErr w:type="spellStart"/>
       <w:r>
         <w:rPr>
+          <w:rFonts w:asciiTheme="majorBidi" w:hAnsiTheme="majorBidi" w:cstheme="majorBidi"/>
+          <w:sz w:val="18"/>
+          <w:szCs w:val="18"/>
           <w:lang w:bidi="fa-IR"/>
         </w:rPr>
         <w:t>Fudym</w:t>
@@ -21279,12 +25660,18 @@
       <w:proofErr w:type="spellEnd"/>
       <w:r>
         <w:rPr>
+          <w:rFonts w:asciiTheme="majorBidi" w:hAnsiTheme="majorBidi" w:cstheme="majorBidi"/>
+          <w:sz w:val="18"/>
+          <w:szCs w:val="18"/>
           <w:lang w:bidi="fa-IR"/>
         </w:rPr>
         <w:t>, O., "Gravity inversion and uncertainty assessment using PSO: A case study in French Guiana," Geophysical Journal International, Vol. 200, No. 1, pp. 391-407, 2015</w:t>
       </w:r>
       <w:r>
         <w:rPr>
+          <w:rFonts w:asciiTheme="majorBidi" w:hAnsiTheme="majorBidi" w:cstheme="majorBidi"/>
+          <w:sz w:val="18"/>
+          <w:szCs w:val="18"/>
           <w:rtl/>
           <w:lang w:bidi="fa-IR"/>
         </w:rPr>
@@ -21295,12 +25682,18 @@
       <w:pPr>
         <w:bidi w:val="0"/>
         <w:rPr>
+          <w:rFonts w:asciiTheme="majorBidi" w:hAnsiTheme="majorBidi" w:cstheme="majorBidi"/>
+          <w:sz w:val="18"/>
+          <w:szCs w:val="18"/>
           <w:rtl/>
           <w:lang w:bidi="fa-IR"/>
         </w:rPr>
       </w:pPr>
       <w:r>
         <w:rPr>
+          <w:rFonts w:asciiTheme="majorBidi" w:hAnsiTheme="majorBidi" w:cstheme="majorBidi"/>
+          <w:sz w:val="18"/>
+          <w:szCs w:val="18"/>
           <w:rtl/>
           <w:lang w:bidi="fa-IR"/>
         </w:rPr>
@@ -21308,6 +25701,9 @@
       </w:r>
       <w:r>
         <w:rPr>
+          <w:rFonts w:asciiTheme="majorBidi" w:hAnsiTheme="majorBidi" w:cstheme="majorBidi"/>
+          <w:sz w:val="18"/>
+          <w:szCs w:val="18"/>
           <w:lang w:bidi="fa-IR"/>
         </w:rPr>
         <w:t xml:space="preserve">Heidari, A. A., </w:t>
@@ -21315,6 +25711,9 @@
       <w:proofErr w:type="spellStart"/>
       <w:r>
         <w:rPr>
+          <w:rFonts w:asciiTheme="majorBidi" w:hAnsiTheme="majorBidi" w:cstheme="majorBidi"/>
+          <w:sz w:val="18"/>
+          <w:szCs w:val="18"/>
           <w:lang w:bidi="fa-IR"/>
         </w:rPr>
         <w:t>Mirjalili</w:t>
@@ -21322,6 +25721,9 @@
       <w:proofErr w:type="spellEnd"/>
       <w:r>
         <w:rPr>
+          <w:rFonts w:asciiTheme="majorBidi" w:hAnsiTheme="majorBidi" w:cstheme="majorBidi"/>
+          <w:sz w:val="18"/>
+          <w:szCs w:val="18"/>
           <w:lang w:bidi="fa-IR"/>
         </w:rPr>
         <w:t xml:space="preserve">, S., Faris, H., </w:t>
@@ -21329,6 +25731,9 @@
       <w:proofErr w:type="spellStart"/>
       <w:r>
         <w:rPr>
+          <w:rFonts w:asciiTheme="majorBidi" w:hAnsiTheme="majorBidi" w:cstheme="majorBidi"/>
+          <w:sz w:val="18"/>
+          <w:szCs w:val="18"/>
           <w:lang w:bidi="fa-IR"/>
         </w:rPr>
         <w:t>Aljarah</w:t>
@@ -21336,6 +25741,9 @@
       <w:proofErr w:type="spellEnd"/>
       <w:r>
         <w:rPr>
+          <w:rFonts w:asciiTheme="majorBidi" w:hAnsiTheme="majorBidi" w:cstheme="majorBidi"/>
+          <w:sz w:val="18"/>
+          <w:szCs w:val="18"/>
           <w:lang w:bidi="fa-IR"/>
         </w:rPr>
         <w:t xml:space="preserve">, I., </w:t>
@@ -21343,6 +25751,9 @@
       <w:proofErr w:type="spellStart"/>
       <w:r>
         <w:rPr>
+          <w:rFonts w:asciiTheme="majorBidi" w:hAnsiTheme="majorBidi" w:cstheme="majorBidi"/>
+          <w:sz w:val="18"/>
+          <w:szCs w:val="18"/>
           <w:lang w:bidi="fa-IR"/>
         </w:rPr>
         <w:t>Mafarja</w:t>
@@ -21350,6 +25761,9 @@
       <w:proofErr w:type="spellEnd"/>
       <w:r>
         <w:rPr>
+          <w:rFonts w:asciiTheme="majorBidi" w:hAnsiTheme="majorBidi" w:cstheme="majorBidi"/>
+          <w:sz w:val="18"/>
+          <w:szCs w:val="18"/>
           <w:lang w:bidi="fa-IR"/>
         </w:rPr>
         <w:t xml:space="preserve">, M., and Chen, H., "Harris </w:t>
@@ -21357,6 +25771,9 @@
       <w:proofErr w:type="gramStart"/>
       <w:r>
         <w:rPr>
+          <w:rFonts w:asciiTheme="majorBidi" w:hAnsiTheme="majorBidi" w:cstheme="majorBidi"/>
+          <w:sz w:val="18"/>
+          <w:szCs w:val="18"/>
           <w:lang w:bidi="fa-IR"/>
         </w:rPr>
         <w:t>hawks</w:t>
@@ -21364,12 +25781,18 @@
       <w:proofErr w:type="gramEnd"/>
       <w:r>
         <w:rPr>
+          <w:rFonts w:asciiTheme="majorBidi" w:hAnsiTheme="majorBidi" w:cstheme="majorBidi"/>
+          <w:sz w:val="18"/>
+          <w:szCs w:val="18"/>
           <w:lang w:bidi="fa-IR"/>
         </w:rPr>
         <w:t xml:space="preserve"> optimization: Algorithm and applications," Future Generation Computer Systems, Vol. 97, pp. 849-872, 2019</w:t>
       </w:r>
       <w:r>
         <w:rPr>
+          <w:rFonts w:asciiTheme="majorBidi" w:hAnsiTheme="majorBidi" w:cstheme="majorBidi"/>
+          <w:sz w:val="18"/>
+          <w:szCs w:val="18"/>
           <w:rtl/>
           <w:lang w:bidi="fa-IR"/>
         </w:rPr>
@@ -21380,12 +25803,18 @@
       <w:pPr>
         <w:bidi w:val="0"/>
         <w:rPr>
+          <w:rFonts w:asciiTheme="majorBidi" w:hAnsiTheme="majorBidi" w:cstheme="majorBidi"/>
+          <w:sz w:val="18"/>
+          <w:szCs w:val="18"/>
           <w:rtl/>
           <w:lang w:bidi="fa-IR"/>
         </w:rPr>
       </w:pPr>
       <w:r>
         <w:rPr>
+          <w:rFonts w:asciiTheme="majorBidi" w:hAnsiTheme="majorBidi" w:cstheme="majorBidi"/>
+          <w:sz w:val="18"/>
+          <w:szCs w:val="18"/>
           <w:rtl/>
           <w:lang w:bidi="fa-IR"/>
         </w:rPr>
@@ -21393,12 +25822,18 @@
       </w:r>
       <w:r>
         <w:rPr>
+          <w:rFonts w:asciiTheme="majorBidi" w:hAnsiTheme="majorBidi" w:cstheme="majorBidi"/>
+          <w:sz w:val="18"/>
+          <w:szCs w:val="18"/>
           <w:lang w:bidi="fa-IR"/>
         </w:rPr>
         <w:t>Reynolds, J. M., An Introduction to Applied and Environmental Geophysics, John Wiley &amp; Sons, 2011</w:t>
       </w:r>
       <w:r>
         <w:rPr>
+          <w:rFonts w:asciiTheme="majorBidi" w:hAnsiTheme="majorBidi" w:cstheme="majorBidi"/>
+          <w:sz w:val="18"/>
+          <w:szCs w:val="18"/>
           <w:rtl/>
           <w:lang w:bidi="fa-IR"/>
         </w:rPr>
@@ -21409,11 +25844,17 @@
       <w:pPr>
         <w:bidi w:val="0"/>
         <w:rPr>
+          <w:rFonts w:asciiTheme="majorBidi" w:hAnsiTheme="majorBidi" w:cstheme="majorBidi"/>
+          <w:sz w:val="18"/>
+          <w:szCs w:val="18"/>
           <w:lang w:bidi="fa-IR"/>
         </w:rPr>
       </w:pPr>
       <w:r>
         <w:rPr>
+          <w:rFonts w:asciiTheme="majorBidi" w:hAnsiTheme="majorBidi" w:cstheme="majorBidi"/>
+          <w:sz w:val="18"/>
+          <w:szCs w:val="18"/>
           <w:rtl/>
           <w:lang w:bidi="fa-IR"/>
         </w:rPr>
@@ -21421,6 +25862,9 @@
       </w:r>
       <w:r>
         <w:rPr>
+          <w:rFonts w:asciiTheme="majorBidi" w:hAnsiTheme="majorBidi" w:cstheme="majorBidi"/>
+          <w:sz w:val="18"/>
+          <w:szCs w:val="18"/>
           <w:lang w:bidi="fa-IR"/>
         </w:rPr>
         <w:t xml:space="preserve">Essa, K. S., and </w:t>
@@ -21428,6 +25872,9 @@
       <w:proofErr w:type="spellStart"/>
       <w:r>
         <w:rPr>
+          <w:rFonts w:asciiTheme="majorBidi" w:hAnsiTheme="majorBidi" w:cstheme="majorBidi"/>
+          <w:sz w:val="18"/>
+          <w:szCs w:val="18"/>
           <w:lang w:bidi="fa-IR"/>
         </w:rPr>
         <w:t>Elhussein</w:t>
@@ -21435,12 +25882,18 @@
       <w:proofErr w:type="spellEnd"/>
       <w:r>
         <w:rPr>
+          <w:rFonts w:asciiTheme="majorBidi" w:hAnsiTheme="majorBidi" w:cstheme="majorBidi"/>
+          <w:sz w:val="18"/>
+          <w:szCs w:val="18"/>
           <w:lang w:bidi="fa-IR"/>
         </w:rPr>
         <w:t>, M., "A new approach to gravity data interpretation for dipping fault structures using the particle swarm optimization," Geophysics, Vol. 83, No. 4, pp. G55-G66, 2018</w:t>
       </w:r>
       <w:r>
         <w:rPr>
+          <w:rFonts w:asciiTheme="majorBidi" w:hAnsiTheme="majorBidi" w:cstheme="majorBidi"/>
+          <w:sz w:val="18"/>
+          <w:szCs w:val="18"/>
           <w:rtl/>
           <w:lang w:bidi="fa-IR"/>
         </w:rPr>
@@ -21451,11 +25904,17 @@
       <w:pPr>
         <w:bidi w:val="0"/>
         <w:rPr>
+          <w:rFonts w:asciiTheme="majorBidi" w:hAnsiTheme="majorBidi" w:cstheme="majorBidi"/>
+          <w:sz w:val="18"/>
+          <w:szCs w:val="18"/>
           <w:lang w:bidi="fa-IR"/>
         </w:rPr>
       </w:pPr>
       <w:r>
         <w:rPr>
+          <w:rFonts w:asciiTheme="majorBidi" w:hAnsiTheme="majorBidi" w:cstheme="majorBidi"/>
+          <w:sz w:val="18"/>
+          <w:szCs w:val="18"/>
           <w:rtl/>
           <w:lang w:bidi="fa-IR"/>
         </w:rPr>
@@ -21463,12 +25922,18 @@
       </w:r>
       <w:r>
         <w:rPr>
+          <w:rFonts w:asciiTheme="majorBidi" w:hAnsiTheme="majorBidi" w:cstheme="majorBidi"/>
+          <w:sz w:val="18"/>
+          <w:szCs w:val="18"/>
           <w:lang w:bidi="fa-IR"/>
         </w:rPr>
         <w:t>Montesinos, F. G., Arnoso, J., and Vieira, R., "Using a genetic algorithm for 3D inversion of gravity data: application to the island of Fuerteventura," Journal of Geodynamics, Vol. 40, No. 1, pp. 24-40, 2005</w:t>
       </w:r>
       <w:r>
         <w:rPr>
+          <w:rFonts w:asciiTheme="majorBidi" w:hAnsiTheme="majorBidi" w:cstheme="majorBidi"/>
+          <w:sz w:val="18"/>
+          <w:szCs w:val="18"/>
           <w:rtl/>
           <w:lang w:bidi="fa-IR"/>
         </w:rPr>
@@ -21479,11 +25944,17 @@
       <w:pPr>
         <w:bidi w:val="0"/>
         <w:rPr>
+          <w:rFonts w:asciiTheme="majorBidi" w:hAnsiTheme="majorBidi" w:cstheme="majorBidi"/>
+          <w:sz w:val="18"/>
+          <w:szCs w:val="18"/>
           <w:lang w:bidi="fa-IR"/>
         </w:rPr>
       </w:pPr>
       <w:r>
         <w:rPr>
+          <w:rFonts w:asciiTheme="majorBidi" w:hAnsiTheme="majorBidi" w:cstheme="majorBidi"/>
+          <w:sz w:val="18"/>
+          <w:szCs w:val="18"/>
           <w:rtl/>
           <w:lang w:bidi="fa-IR"/>
         </w:rPr>
@@ -21491,12 +25962,18 @@
       </w:r>
       <w:r>
         <w:rPr>
+          <w:rFonts w:asciiTheme="majorBidi" w:hAnsiTheme="majorBidi" w:cstheme="majorBidi"/>
+          <w:sz w:val="18"/>
+          <w:szCs w:val="18"/>
           <w:lang w:bidi="fa-IR"/>
         </w:rPr>
         <w:t>Essa, K. S., "A new algorithm for gravity inversion of a buried sphere using the particle swarm optimization," Arabian Journal of Geosciences, Vol. 7, pp. 4349-4355, 2014</w:t>
       </w:r>
       <w:r>
         <w:rPr>
+          <w:rFonts w:asciiTheme="majorBidi" w:hAnsiTheme="majorBidi" w:cstheme="majorBidi"/>
+          <w:sz w:val="18"/>
+          <w:szCs w:val="18"/>
           <w:rtl/>
           <w:lang w:bidi="fa-IR"/>
         </w:rPr>
@@ -21507,11 +25984,17 @@
       <w:pPr>
         <w:bidi w:val="0"/>
         <w:rPr>
+          <w:rFonts w:asciiTheme="majorBidi" w:hAnsiTheme="majorBidi" w:cstheme="majorBidi"/>
+          <w:sz w:val="18"/>
+          <w:szCs w:val="18"/>
           <w:lang w:bidi="fa-IR"/>
         </w:rPr>
       </w:pPr>
       <w:r>
         <w:rPr>
+          <w:rFonts w:asciiTheme="majorBidi" w:hAnsiTheme="majorBidi" w:cstheme="majorBidi"/>
+          <w:sz w:val="18"/>
+          <w:szCs w:val="18"/>
           <w:rtl/>
           <w:lang w:bidi="fa-IR"/>
         </w:rPr>
@@ -21519,12 +26002,18 @@
       </w:r>
       <w:r>
         <w:rPr>
+          <w:rFonts w:asciiTheme="majorBidi" w:hAnsiTheme="majorBidi" w:cstheme="majorBidi"/>
+          <w:sz w:val="18"/>
+          <w:szCs w:val="18"/>
           <w:lang w:bidi="fa-IR"/>
         </w:rPr>
         <w:t>Hinze, W. J., "The role of gravity and magnetic methods in engineering and environmental studies," In Investigations in Geophysics: Geotechnical and Environmental Geophysics, SEG, pp. 75-126, 1990</w:t>
       </w:r>
       <w:r>
         <w:rPr>
+          <w:rFonts w:asciiTheme="majorBidi" w:hAnsiTheme="majorBidi" w:cstheme="majorBidi"/>
+          <w:sz w:val="18"/>
+          <w:szCs w:val="18"/>
           <w:rtl/>
           <w:lang w:bidi="fa-IR"/>
         </w:rPr>
@@ -21535,11 +26024,17 @@
       <w:pPr>
         <w:bidi w:val="0"/>
         <w:rPr>
+          <w:rFonts w:asciiTheme="majorBidi" w:hAnsiTheme="majorBidi" w:cstheme="majorBidi"/>
+          <w:sz w:val="18"/>
+          <w:szCs w:val="18"/>
           <w:lang w:bidi="fa-IR"/>
         </w:rPr>
       </w:pPr>
       <w:r>
         <w:rPr>
+          <w:rFonts w:asciiTheme="majorBidi" w:hAnsiTheme="majorBidi" w:cstheme="majorBidi"/>
+          <w:sz w:val="18"/>
+          <w:szCs w:val="18"/>
           <w:rtl/>
           <w:lang w:bidi="fa-IR"/>
         </w:rPr>
@@ -21547,12 +26042,18 @@
       </w:r>
       <w:r>
         <w:rPr>
+          <w:rFonts w:asciiTheme="majorBidi" w:hAnsiTheme="majorBidi" w:cstheme="majorBidi"/>
+          <w:sz w:val="18"/>
+          <w:szCs w:val="18"/>
           <w:lang w:bidi="fa-IR"/>
         </w:rPr>
         <w:t>Gupta, V. K., and Ramani, N., "Optimum second vertical derivatives in geological mapping and mineral exploration," Geophysics, Vol. 47, No. 12, pp. 1706-1715, 1982</w:t>
       </w:r>
       <w:r>
         <w:rPr>
+          <w:rFonts w:asciiTheme="majorBidi" w:hAnsiTheme="majorBidi" w:cstheme="majorBidi"/>
+          <w:sz w:val="18"/>
+          <w:szCs w:val="18"/>
           <w:rtl/>
           <w:lang w:bidi="fa-IR"/>
         </w:rPr>
@@ -21560,9 +26061,9 @@
       </w:r>
     </w:p>
     <w:sectPr>
-      <w:headerReference w:type="default" r:id="rId15"/>
-      <w:footerReference w:type="even" r:id="rId16"/>
-      <w:footerReference w:type="default" r:id="rId17"/>
+      <w:headerReference w:type="default" r:id="rId16"/>
+      <w:footerReference w:type="even" r:id="rId17"/>
+      <w:footerReference w:type="default" r:id="rId18"/>
       <w:endnotePr>
         <w:numFmt w:val="decimal"/>
       </w:endnotePr>
@@ -25237,7 +29738,6 @@
   <w:style w:type="character" w:default="1" w:styleId="DefaultParagraphFont">
     <w:name w:val="Default Paragraph Font"/>
     <w:uiPriority w:val="1"/>
-    <w:semiHidden/>
     <w:unhideWhenUsed/>
   </w:style>
   <w:style w:type="table" w:default="1" w:styleId="TableNormal">
